--- a/Fase 2/Evidencia Grupal/2.4_GuiaEstudiante_Fase 2_DesarrolloProyecto APT.docx
+++ b/Fase 2/Evidencia Grupal/2.4_GuiaEstudiante_Fase 2_DesarrolloProyecto APT.docx
@@ -107,52 +107,7 @@
                                   <w:sz w:val="48"/>
                                   <w:szCs w:val="48"/>
                                 </w:rPr>
-                                <w:t>Guía</w:t>
-                              </w:r>
-                              <w:r>
-                                <w:rPr>
-                                  <w:b/>
-                                  <w:color w:val="1F3864" w:themeColor="accent1" w:themeShade="80"/>
-                                  <w:sz w:val="48"/>
-                                  <w:szCs w:val="48"/>
-                                </w:rPr>
-                                <w:t>2.</w:t>
-                              </w:r>
-                              <w:r>
-                                <w:rPr>
-                                  <w:b/>
-                                  <w:color w:val="1F3864" w:themeColor="accent1" w:themeShade="80"/>
-                                  <w:sz w:val="48"/>
-                                  <w:szCs w:val="48"/>
-                                </w:rPr>
-                                <w:t xml:space="preserve"> </w:t>
-                              </w:r>
-                              <w:r>
-                                <w:rPr>
-                                  <w:b/>
-                                  <w:color w:val="1F3864" w:themeColor="accent1" w:themeShade="80"/>
-                                  <w:sz w:val="48"/>
-                                  <w:szCs w:val="48"/>
-                                </w:rPr>
-                                <w:t>Desarrollo P</w:t>
-                              </w:r>
-                              <w:r>
-                                <w:rPr>
-                                  <w:b/>
-                                  <w:color w:val="1F3864" w:themeColor="accent1" w:themeShade="80"/>
-                                  <w:sz w:val="48"/>
-                                  <w:szCs w:val="48"/>
-                                </w:rPr>
-                                <w:t xml:space="preserve">royecto </w:t>
-                              </w:r>
-                              <w:r>
-                                <w:rPr>
-                                  <w:b/>
-                                  <w:color w:val="1F3864" w:themeColor="accent1" w:themeShade="80"/>
-                                  <w:sz w:val="48"/>
-                                  <w:szCs w:val="48"/>
-                                </w:rPr>
-                                <w:t xml:space="preserve">APT </w:t>
+                                <w:t xml:space="preserve">Guía2. Desarrollo Proyecto APT </w:t>
                               </w:r>
                             </w:p>
                             <w:p>
@@ -174,6 +129,7 @@
                                 </w:rPr>
                                 <w:t xml:space="preserve">Asignatura </w:t>
                               </w:r>
+                              <w:proofErr w:type="spellStart"/>
                               <w:r>
                                 <w:rPr>
                                   <w:b/>
@@ -183,6 +139,7 @@
                                 </w:rPr>
                                 <w:t>Capstone</w:t>
                               </w:r>
+                              <w:proofErr w:type="spellEnd"/>
                             </w:p>
                           </w:txbxContent>
                         </wps:txbx>
@@ -283,52 +240,7 @@
                             <w:sz w:val="48"/>
                             <w:szCs w:val="48"/>
                           </w:rPr>
-                          <w:t>Guía</w:t>
-                        </w:r>
-                        <w:r>
-                          <w:rPr>
-                            <w:b/>
-                            <w:color w:val="1F3864" w:themeColor="accent1" w:themeShade="80"/>
-                            <w:sz w:val="48"/>
-                            <w:szCs w:val="48"/>
-                          </w:rPr>
-                          <w:t>2.</w:t>
-                        </w:r>
-                        <w:r>
-                          <w:rPr>
-                            <w:b/>
-                            <w:color w:val="1F3864" w:themeColor="accent1" w:themeShade="80"/>
-                            <w:sz w:val="48"/>
-                            <w:szCs w:val="48"/>
-                          </w:rPr>
-                          <w:t xml:space="preserve"> </w:t>
-                        </w:r>
-                        <w:r>
-                          <w:rPr>
-                            <w:b/>
-                            <w:color w:val="1F3864" w:themeColor="accent1" w:themeShade="80"/>
-                            <w:sz w:val="48"/>
-                            <w:szCs w:val="48"/>
-                          </w:rPr>
-                          <w:t>Desarrollo P</w:t>
-                        </w:r>
-                        <w:r>
-                          <w:rPr>
-                            <w:b/>
-                            <w:color w:val="1F3864" w:themeColor="accent1" w:themeShade="80"/>
-                            <w:sz w:val="48"/>
-                            <w:szCs w:val="48"/>
-                          </w:rPr>
-                          <w:t xml:space="preserve">royecto </w:t>
-                        </w:r>
-                        <w:r>
-                          <w:rPr>
-                            <w:b/>
-                            <w:color w:val="1F3864" w:themeColor="accent1" w:themeShade="80"/>
-                            <w:sz w:val="48"/>
-                            <w:szCs w:val="48"/>
-                          </w:rPr>
-                          <w:t xml:space="preserve">APT </w:t>
+                          <w:t xml:space="preserve">Guía2. Desarrollo Proyecto APT </w:t>
                         </w:r>
                       </w:p>
                       <w:p>
@@ -350,6 +262,7 @@
                           </w:rPr>
                           <w:t xml:space="preserve">Asignatura </w:t>
                         </w:r>
+                        <w:proofErr w:type="spellStart"/>
                         <w:r>
                           <w:rPr>
                             <w:b/>
@@ -359,6 +272,7 @@
                           </w:rPr>
                           <w:t>Capstone</w:t>
                         </w:r>
+                        <w:proofErr w:type="spellEnd"/>
                       </w:p>
                     </w:txbxContent>
                   </v:textbox>
@@ -490,37 +404,7 @@
                 <w:sz w:val="28"/>
                 <w:szCs w:val="28"/>
               </w:rPr>
-              <w:t xml:space="preserve">1. </w:t>
-            </w:r>
-            <w:r>
-              <w:rPr>
-                <w:rFonts w:ascii="Arial" w:hAnsi="Arial" w:cs="Arial"/>
-                <w:b/>
-                <w:color w:val="1F3864" w:themeColor="accent1" w:themeShade="80"/>
-                <w:sz w:val="28"/>
-                <w:szCs w:val="28"/>
-              </w:rPr>
-              <w:t xml:space="preserve">Resumen </w:t>
-            </w:r>
-            <w:r>
-              <w:rPr>
-                <w:rFonts w:ascii="Arial" w:hAnsi="Arial" w:cs="Arial"/>
-                <w:b/>
-                <w:color w:val="1F3864" w:themeColor="accent1" w:themeShade="80"/>
-                <w:sz w:val="28"/>
-                <w:szCs w:val="28"/>
-              </w:rPr>
-              <w:t xml:space="preserve">avance </w:t>
-            </w:r>
-            <w:r>
-              <w:rPr>
-                <w:rFonts w:ascii="Arial" w:hAnsi="Arial" w:cs="Arial"/>
-                <w:b/>
-                <w:color w:val="1F3864" w:themeColor="accent1" w:themeShade="80"/>
-                <w:sz w:val="28"/>
-                <w:szCs w:val="28"/>
-              </w:rPr>
-              <w:t>Proyecto APT</w:t>
+              <w:t>1. Resumen avance Proyecto APT</w:t>
             </w:r>
           </w:p>
         </w:tc>
@@ -645,7 +529,35 @@
               <w:rPr>
                 <w:rFonts w:ascii="Arial" w:hAnsi="Arial" w:cs="Arial"/>
               </w:rPr>
-              <w:t>Durante las primeras nueve semanas del semestre, el equipo avanzó en Localito mediante iteraciones de dos semanas orientadas a la entrega continua de valor. Refinamos el Product Backlog, ejecutamos los Sprint Backlog y transformamos las historias de usuario en funcionalidades operativas para los roles de dueño (administrador) y vendedor. La aplicación está desplegada en https://localito-saas.vercel.app con persistencia en PostgreSQL.</w:t>
+              <w:t xml:space="preserve">Durante las primeras nueve semanas del semestre, el equipo avanzó en </w:t>
+            </w:r>
+            <w:proofErr w:type="spellStart"/>
+            <w:r>
+              <w:rPr>
+                <w:rFonts w:ascii="Arial" w:hAnsi="Arial" w:cs="Arial"/>
+              </w:rPr>
+              <w:t>Localito</w:t>
+            </w:r>
+            <w:proofErr w:type="spellEnd"/>
+            <w:r>
+              <w:rPr>
+                <w:rFonts w:ascii="Arial" w:hAnsi="Arial" w:cs="Arial"/>
+              </w:rPr>
+              <w:t xml:space="preserve"> mediante iteraciones de dos semanas orientadas a la entrega continua de valor. Refinamos el </w:t>
+            </w:r>
+            <w:proofErr w:type="spellStart"/>
+            <w:r>
+              <w:rPr>
+                <w:rFonts w:ascii="Arial" w:hAnsi="Arial" w:cs="Arial"/>
+              </w:rPr>
+              <w:t>Product</w:t>
+            </w:r>
+            <w:proofErr w:type="spellEnd"/>
+            <w:r>
+              <w:rPr>
+                <w:rFonts w:ascii="Arial" w:hAnsi="Arial" w:cs="Arial"/>
+              </w:rPr>
+              <w:t xml:space="preserve"> Backlog, ejecutamos los Sprint Backlog y transformamos las historias de usuario en funcionalidades operativas para los roles de dueño (administrador) y vendedor. La aplicación está desplegada en https://localito-saas.vercel.app con persistencia en PostgreSQL.</w:t>
             </w:r>
           </w:p>
           <w:p>
@@ -687,7 +599,98 @@
               <w:rPr>
                 <w:rFonts w:ascii="Arial" w:hAnsi="Arial" w:cs="Arial"/>
               </w:rPr>
-              <w:t>definimos la visión del producto SaaS, conformamos el equipo, asignamos los roles Scrum (Product Owner: Alexander Patiño; Scrum Master: Samuel Solís; Developer: Camilo González) y construimos el Product Backlog inicial.</w:t>
+              <w:t xml:space="preserve">definimos la visión del producto SaaS, conformamos el equipo y establecimos el principio metodológico de corresponsabilidad técnica: Alexander Patiño, Samuel Solís y Camilo González asumieron el rol permanente de </w:t>
+            </w:r>
+            <w:proofErr w:type="spellStart"/>
+            <w:r>
+              <w:rPr>
+                <w:rFonts w:ascii="Arial" w:hAnsi="Arial" w:cs="Arial"/>
+              </w:rPr>
+              <w:t>Developers</w:t>
+            </w:r>
+            <w:proofErr w:type="spellEnd"/>
+            <w:r>
+              <w:rPr>
+                <w:rFonts w:ascii="Arial" w:hAnsi="Arial" w:cs="Arial"/>
+              </w:rPr>
+              <w:t xml:space="preserve"> para el desarrollo de código, base de datos y pruebas, acordando la rotación de los roles de </w:t>
+            </w:r>
+            <w:proofErr w:type="spellStart"/>
+            <w:r>
+              <w:rPr>
+                <w:rFonts w:ascii="Arial" w:hAnsi="Arial" w:cs="Arial"/>
+              </w:rPr>
+              <w:t>Product</w:t>
+            </w:r>
+            <w:proofErr w:type="spellEnd"/>
+            <w:r>
+              <w:rPr>
+                <w:rFonts w:ascii="Arial" w:hAnsi="Arial" w:cs="Arial"/>
+              </w:rPr>
+              <w:t xml:space="preserve"> Owner y Scrum </w:t>
+            </w:r>
+            <w:proofErr w:type="gramStart"/>
+            <w:r>
+              <w:rPr>
+                <w:rFonts w:ascii="Arial" w:hAnsi="Arial" w:cs="Arial"/>
+              </w:rPr>
+              <w:t>Master</w:t>
+            </w:r>
+            <w:proofErr w:type="gramEnd"/>
+            <w:r>
+              <w:rPr>
+                <w:rFonts w:ascii="Arial" w:hAnsi="Arial" w:cs="Arial"/>
+              </w:rPr>
+              <w:t xml:space="preserve"> por cada sprint según la retroalimentación docente. Para el Sprint 0 se asignó a Camilo </w:t>
+            </w:r>
+            <w:r>
+              <w:rPr>
+                <w:rFonts w:ascii="Arial" w:hAnsi="Arial" w:cs="Arial"/>
+              </w:rPr>
+              <w:lastRenderedPageBreak/>
+              <w:t xml:space="preserve">González como </w:t>
+            </w:r>
+            <w:proofErr w:type="spellStart"/>
+            <w:r>
+              <w:rPr>
+                <w:rFonts w:ascii="Arial" w:hAnsi="Arial" w:cs="Arial"/>
+              </w:rPr>
+              <w:t>Product</w:t>
+            </w:r>
+            <w:proofErr w:type="spellEnd"/>
+            <w:r>
+              <w:rPr>
+                <w:rFonts w:ascii="Arial" w:hAnsi="Arial" w:cs="Arial"/>
+              </w:rPr>
+              <w:t xml:space="preserve"> Owner y Samuel Solís como Scrum </w:t>
+            </w:r>
+            <w:proofErr w:type="gramStart"/>
+            <w:r>
+              <w:rPr>
+                <w:rFonts w:ascii="Arial" w:hAnsi="Arial" w:cs="Arial"/>
+              </w:rPr>
+              <w:t>Master</w:t>
+            </w:r>
+            <w:proofErr w:type="gramEnd"/>
+            <w:r>
+              <w:rPr>
+                <w:rFonts w:ascii="Arial" w:hAnsi="Arial" w:cs="Arial"/>
+              </w:rPr>
+              <w:t xml:space="preserve">, construyendo el </w:t>
+            </w:r>
+            <w:proofErr w:type="spellStart"/>
+            <w:r>
+              <w:rPr>
+                <w:rFonts w:ascii="Arial" w:hAnsi="Arial" w:cs="Arial"/>
+              </w:rPr>
+              <w:t>Product</w:t>
+            </w:r>
+            <w:proofErr w:type="spellEnd"/>
+            <w:r>
+              <w:rPr>
+                <w:rFonts w:ascii="Arial" w:hAnsi="Arial" w:cs="Arial"/>
+              </w:rPr>
+              <w:t xml:space="preserve"> Backlog inicial.</w:t>
             </w:r>
           </w:p>
           <w:p>
@@ -714,14 +717,63 @@
               <w:rPr>
                 <w:rFonts w:ascii="Arial" w:hAnsi="Arial" w:cs="Arial"/>
               </w:rPr>
-              <w:t xml:space="preserve">base técnica y autenticación. Construimos la API REST en Node.js/Express y la base de la PWA en React, implementamos la persistencia en PostgreSQL, el inicio de sesión con tokens de sesión firmados </w:t>
-            </w:r>
-            <w:r>
-              <w:rPr>
-                <w:rFonts w:ascii="Arial" w:hAnsi="Arial" w:cs="Arial"/>
-              </w:rPr>
-              <w:lastRenderedPageBreak/>
-              <w:t>y contraseñas cifradas con scrypt, los roles y permisos, y el aislamiento de datos por negocio (HU-01 a HU-03). Cerramos con pruebas, Sprint Review y Retrospective.</w:t>
+              <w:t xml:space="preserve">base técnica y autenticación. Construimos la API REST en Node.js/Express y la base de la PWA en </w:t>
+            </w:r>
+            <w:proofErr w:type="spellStart"/>
+            <w:r>
+              <w:rPr>
+                <w:rFonts w:ascii="Arial" w:hAnsi="Arial" w:cs="Arial"/>
+              </w:rPr>
+              <w:t>React</w:t>
+            </w:r>
+            <w:proofErr w:type="spellEnd"/>
+            <w:r>
+              <w:rPr>
+                <w:rFonts w:ascii="Arial" w:hAnsi="Arial" w:cs="Arial"/>
+              </w:rPr>
+              <w:t xml:space="preserve">, implementamos la persistencia en PostgreSQL, el inicio de sesión con tokens de sesión firmados y contraseñas almacenadas como hash con </w:t>
+            </w:r>
+            <w:proofErr w:type="spellStart"/>
+            <w:r>
+              <w:rPr>
+                <w:rFonts w:ascii="Arial" w:hAnsi="Arial" w:cs="Arial"/>
+              </w:rPr>
+              <w:t>scrypt</w:t>
+            </w:r>
+            <w:proofErr w:type="spellEnd"/>
+            <w:r>
+              <w:rPr>
+                <w:rFonts w:ascii="Arial" w:hAnsi="Arial" w:cs="Arial"/>
+              </w:rPr>
+              <w:t xml:space="preserve"> (OWASP </w:t>
+            </w:r>
+            <w:proofErr w:type="spellStart"/>
+            <w:r>
+              <w:rPr>
+                <w:rFonts w:ascii="Arial" w:hAnsi="Arial" w:cs="Arial"/>
+              </w:rPr>
+              <w:t>Foundation</w:t>
+            </w:r>
+            <w:proofErr w:type="spellEnd"/>
+            <w:r>
+              <w:rPr>
+                <w:rFonts w:ascii="Arial" w:hAnsi="Arial" w:cs="Arial"/>
+              </w:rPr>
+              <w:t xml:space="preserve">, s.f.), los roles y permisos, y el aislamiento de datos por negocio (HU-01 a HU-03). Cerramos con pruebas, Sprint </w:t>
+            </w:r>
+            <w:proofErr w:type="spellStart"/>
+            <w:r>
+              <w:rPr>
+                <w:rFonts w:ascii="Arial" w:hAnsi="Arial" w:cs="Arial"/>
+              </w:rPr>
+              <w:t>Review</w:t>
+            </w:r>
+            <w:proofErr w:type="spellEnd"/>
+            <w:r>
+              <w:rPr>
+                <w:rFonts w:ascii="Arial" w:hAnsi="Arial" w:cs="Arial"/>
+              </w:rPr>
+              <w:t xml:space="preserve"> y Retrospective.</w:t>
             </w:r>
           </w:p>
           <w:p>
@@ -775,7 +827,49 @@
               <w:rPr>
                 <w:rFonts w:ascii="Arial" w:hAnsi="Arial" w:cs="Arial"/>
               </w:rPr>
-              <w:t>inventario avanzado y PWA. Incorporamos movimientos de stock, kárdex, alertas de stock bajo y lectura de códigos de barras con la cámara del celular (HU-09 a HU-12), además del Service Worker que permite instalar la PWA. La operación sin conexión y su sincronización no cumplió la Definition of Done y se trasladó al Sprint 4.</w:t>
+              <w:t xml:space="preserve">inventario avanzado y PWA. Incorporamos movimientos de stock, kárdex, alertas de stock bajo y lectura de códigos de barras con la cámara del celular (HU-09 a HU-12), además del Service Worker que permite instalar la PWA (MDN Web </w:t>
+            </w:r>
+            <w:proofErr w:type="spellStart"/>
+            <w:r>
+              <w:rPr>
+                <w:rFonts w:ascii="Arial" w:hAnsi="Arial" w:cs="Arial"/>
+              </w:rPr>
+              <w:t>Docs</w:t>
+            </w:r>
+            <w:proofErr w:type="spellEnd"/>
+            <w:r>
+              <w:rPr>
+                <w:rFonts w:ascii="Arial" w:hAnsi="Arial" w:cs="Arial"/>
+              </w:rPr>
+              <w:t xml:space="preserve">, s.f.). La operación sin conexión y su sincronización no cumplió la </w:t>
+            </w:r>
+            <w:proofErr w:type="spellStart"/>
+            <w:r>
+              <w:rPr>
+                <w:rFonts w:ascii="Arial" w:hAnsi="Arial" w:cs="Arial"/>
+              </w:rPr>
+              <w:t>Definition</w:t>
+            </w:r>
+            <w:proofErr w:type="spellEnd"/>
+            <w:r>
+              <w:rPr>
+                <w:rFonts w:ascii="Arial" w:hAnsi="Arial" w:cs="Arial"/>
+              </w:rPr>
+              <w:t xml:space="preserve"> </w:t>
+            </w:r>
+            <w:proofErr w:type="spellStart"/>
+            <w:r>
+              <w:rPr>
+                <w:rFonts w:ascii="Arial" w:hAnsi="Arial" w:cs="Arial"/>
+              </w:rPr>
+              <w:t>of</w:t>
+            </w:r>
+            <w:proofErr w:type="spellEnd"/>
+            <w:r>
+              <w:rPr>
+                <w:rFonts w:ascii="Arial" w:hAnsi="Arial" w:cs="Arial"/>
+              </w:rPr>
+              <w:t xml:space="preserve"> Done y se trasladó al Sprint 4.</w:t>
             </w:r>
           </w:p>
           <w:p>
@@ -802,7 +896,21 @@
               <w:rPr>
                 <w:rFonts w:ascii="Arial" w:hAnsi="Arial" w:cs="Arial"/>
               </w:rPr>
-              <w:t>ventas POS y caja. Están terminadas la venta en el POS (HU-14) y los descuentos (HU-15). Los medios y pagos divididos, la apertura de caja y el cierre con cuadratura (HU-16 a HU-18) ya funcionan en el despliegue y se probaron el 07-10-2026; su cierre formal se revisará en la Sprint Review del 09-10. La operación sin conexión (HU-13) sigue en progreso.</w:t>
+              <w:t xml:space="preserve">ventas POS y caja. Están terminadas la venta en el POS (HU-14) y los descuentos (HU-15). Los medios y pagos divididos, la apertura de caja y el cierre con cuadratura (HU-16 a HU-18) ya funcionan en el despliegue y se probaron el 07-10-2026; su cierre formal corresponde a la Sprint </w:t>
+            </w:r>
+            <w:proofErr w:type="spellStart"/>
+            <w:r>
+              <w:rPr>
+                <w:rFonts w:ascii="Arial" w:hAnsi="Arial" w:cs="Arial"/>
+              </w:rPr>
+              <w:t>Review</w:t>
+            </w:r>
+            <w:proofErr w:type="spellEnd"/>
+            <w:r>
+              <w:rPr>
+                <w:rFonts w:ascii="Arial" w:hAnsi="Arial" w:cs="Arial"/>
+              </w:rPr>
+              <w:t xml:space="preserve"> del 09-10, posterior a la fecha de corte de este informe. La operación sin conexión (HU-13) sigue en progreso.</w:t>
             </w:r>
           </w:p>
         </w:tc>
@@ -888,6 +996,7 @@
                 <w:color w:val="1F3864"/>
                 <w:sz w:val="24"/>
               </w:rPr>
+              <w:lastRenderedPageBreak/>
               <w:t>Metodología</w:t>
             </w:r>
           </w:p>
@@ -909,115 +1018,86 @@
               <w:rPr>
                 <w:rFonts w:ascii="Arial" w:hAnsi="Arial" w:cs="Arial"/>
               </w:rPr>
-              <w:t xml:space="preserve">Mantenemos Scrum con sprints de dos semanas: un Sprint 0 de preparación y ocho sprints entre el 17-08 y el 04-12-2026. </w:t>
+              <w:t xml:space="preserve">Mantenemos Scrum con </w:t>
+            </w:r>
+            <w:proofErr w:type="spellStart"/>
+            <w:r>
+              <w:rPr>
+                <w:rFonts w:ascii="Arial" w:hAnsi="Arial" w:cs="Arial"/>
+              </w:rPr>
+              <w:t>sprints</w:t>
+            </w:r>
+            <w:proofErr w:type="spellEnd"/>
+            <w:r>
+              <w:rPr>
+                <w:rFonts w:ascii="Arial" w:hAnsi="Arial" w:cs="Arial"/>
+              </w:rPr>
+              <w:t xml:space="preserve"> de dos semanas: un Sprint 0 de preparación y ocho </w:t>
+            </w:r>
+            <w:proofErr w:type="spellStart"/>
+            <w:r>
+              <w:rPr>
+                <w:rFonts w:ascii="Arial" w:hAnsi="Arial" w:cs="Arial"/>
+              </w:rPr>
+              <w:t>sprints</w:t>
+            </w:r>
+            <w:proofErr w:type="spellEnd"/>
+            <w:r>
+              <w:rPr>
+                <w:rFonts w:ascii="Arial" w:hAnsi="Arial" w:cs="Arial"/>
+              </w:rPr>
+              <w:t xml:space="preserve"> entre el 17-08 y el 04-12-2026. Siguiendo las directrices del perfil de egreso y la retroalimentación docente, el equipo opera bajo corresponsabilidad de desarrollo: Alexander Patiño, Samuel Solís y Camilo González ejercen de forma permanente el rol de </w:t>
+            </w:r>
+            <w:proofErr w:type="spellStart"/>
+            <w:r>
+              <w:rPr>
+                <w:rFonts w:ascii="Arial" w:hAnsi="Arial" w:cs="Arial"/>
+              </w:rPr>
+              <w:t>Developers</w:t>
+            </w:r>
+            <w:proofErr w:type="spellEnd"/>
+            <w:r>
+              <w:rPr>
+                <w:rFonts w:ascii="Arial" w:hAnsi="Arial" w:cs="Arial"/>
+              </w:rPr>
+              <w:t xml:space="preserve"> (programación Full-Stack, persistencia en PostgreSQL, Docker y pruebas unitarias/integración). Para ejercitar las competencias de liderazgo y gestión de proyectos (C2), los roles de </w:t>
+            </w:r>
+            <w:proofErr w:type="spellStart"/>
+            <w:r>
+              <w:rPr>
+                <w:rFonts w:ascii="Arial" w:hAnsi="Arial" w:cs="Arial"/>
+              </w:rPr>
+              <w:t>Product</w:t>
+            </w:r>
+            <w:proofErr w:type="spellEnd"/>
+            <w:r>
+              <w:rPr>
+                <w:rFonts w:ascii="Arial" w:hAnsi="Arial" w:cs="Arial"/>
+              </w:rPr>
+              <w:t xml:space="preserve"> Owner (PO) y Scrum </w:t>
             </w:r>
             <w:proofErr w:type="gramStart"/>
             <w:r>
               <w:rPr>
                 <w:rFonts w:ascii="Arial" w:hAnsi="Arial" w:cs="Arial"/>
-                <w:lang w:val="en-US"/>
-              </w:rPr>
-              <w:t>Los</w:t>
+              </w:rPr>
+              <w:t>Master</w:t>
             </w:r>
             <w:proofErr w:type="gramEnd"/>
             <w:r>
               <w:rPr>
                 <w:rFonts w:ascii="Arial" w:hAnsi="Arial" w:cs="Arial"/>
-                <w:lang w:val="en-US"/>
-              </w:rPr>
-              <w:t xml:space="preserve"> </w:t>
-            </w:r>
-            <w:proofErr w:type="spellStart"/>
-            <w:r>
-              <w:rPr>
-                <w:rFonts w:ascii="Arial" w:hAnsi="Arial" w:cs="Arial"/>
-                <w:lang w:val="en-US"/>
-              </w:rPr>
-              <w:t>roles</w:t>
-            </w:r>
-            <w:proofErr w:type="spellEnd"/>
-            <w:r>
-              <w:rPr>
-                <w:rFonts w:ascii="Arial" w:hAnsi="Arial" w:cs="Arial"/>
-                <w:lang w:val="en-US"/>
-              </w:rPr>
-              <w:t xml:space="preserve"> son </w:t>
-            </w:r>
-            <w:proofErr w:type="spellStart"/>
-            <w:r>
-              <w:rPr>
-                <w:rFonts w:ascii="Arial" w:hAnsi="Arial" w:cs="Arial"/>
-                <w:b/>
-                <w:bCs/>
-                <w:lang w:val="en-US"/>
-              </w:rPr>
-              <w:t>rotativos</w:t>
-            </w:r>
-            <w:proofErr w:type="spellEnd"/>
-            <w:r>
-              <w:rPr>
-                <w:rFonts w:ascii="Arial" w:hAnsi="Arial" w:cs="Arial"/>
-                <w:lang w:val="en-US"/>
-              </w:rPr>
-              <w:t xml:space="preserve"> (Product Owner, Scrum Master y Developer) y </w:t>
-            </w:r>
-            <w:proofErr w:type="spellStart"/>
-            <w:r>
-              <w:rPr>
-                <w:rFonts w:ascii="Arial" w:hAnsi="Arial" w:cs="Arial"/>
-                <w:lang w:val="en-US"/>
-              </w:rPr>
-              <w:t>cada</w:t>
-            </w:r>
-            <w:proofErr w:type="spellEnd"/>
-            <w:r>
-              <w:rPr>
-                <w:rFonts w:ascii="Arial" w:hAnsi="Arial" w:cs="Arial"/>
-                <w:lang w:val="en-US"/>
-              </w:rPr>
-              <w:t xml:space="preserve"> sprint </w:t>
-            </w:r>
-            <w:proofErr w:type="spellStart"/>
-            <w:r>
-              <w:rPr>
-                <w:rFonts w:ascii="Arial" w:hAnsi="Arial" w:cs="Arial"/>
-                <w:lang w:val="en-US"/>
-              </w:rPr>
-              <w:t>registra</w:t>
-            </w:r>
-            <w:proofErr w:type="spellEnd"/>
-            <w:r>
-              <w:rPr>
-                <w:rFonts w:ascii="Arial" w:hAnsi="Arial" w:cs="Arial"/>
-                <w:lang w:val="en-US"/>
-              </w:rPr>
-              <w:t xml:space="preserve"> Sprint Planning, Daily Scrum, </w:t>
-            </w:r>
-            <w:proofErr w:type="spellStart"/>
-            <w:r>
-              <w:rPr>
-                <w:rFonts w:ascii="Arial" w:hAnsi="Arial" w:cs="Arial"/>
-                <w:lang w:val="en-US"/>
-              </w:rPr>
-              <w:t>Refinamiento</w:t>
-            </w:r>
-            <w:proofErr w:type="spellEnd"/>
-            <w:r>
-              <w:rPr>
-                <w:rFonts w:ascii="Arial" w:hAnsi="Arial" w:cs="Arial"/>
-                <w:lang w:val="en-US"/>
-              </w:rPr>
-              <w:t xml:space="preserve">, Sprint Review y Retrospective. </w:t>
-            </w:r>
-            <w:r>
-              <w:rPr>
-                <w:rFonts w:ascii="Arial" w:hAnsi="Arial" w:cs="Arial"/>
-              </w:rPr>
-              <w:t>Una historia se considera terminada solo si cumple la Definition of Done: criterios de aceptación, integración, pruebas, revisión de permisos y documentación.</w:t>
-            </w:r>
-          </w:p>
-          <w:p>
-            <w:pPr>
+              </w:rPr>
+              <w:t xml:space="preserve"> (SM) son rotativos en cada iteración:</w:t>
+            </w:r>
+          </w:p>
+          <w:p>
+            <w:pPr>
+              <w:pStyle w:val="Prrafodelista"/>
+              <w:numPr>
+                <w:ilvl w:val="0"/>
+                <w:numId w:val="2"/>
+              </w:numPr>
               <w:spacing w:after="120" w:line="360" w:lineRule="auto"/>
               <w:jc w:val="both"/>
               <w:rPr>
@@ -1028,9 +1108,351 @@
               <w:rPr>
                 <w:rFonts w:ascii="Arial" w:hAnsi="Arial" w:cs="Arial"/>
               </w:rPr>
-              <w:lastRenderedPageBreak/>
-              <w:t>Desde el 03-10-2026 la gestión se realiza en Trello (workspace “Localito Saas”, un tablero por sprint más el Product Backlog); Jira se conserva como registro histórico.</w:t>
-            </w:r>
+              <w:t>Sprint 0: PO Camilo González / SM Samuel Solís.</w:t>
+            </w:r>
+          </w:p>
+          <w:p>
+            <w:pPr>
+              <w:pStyle w:val="Prrafodelista"/>
+              <w:numPr>
+                <w:ilvl w:val="0"/>
+                <w:numId w:val="2"/>
+              </w:numPr>
+              <w:spacing w:after="120" w:line="360" w:lineRule="auto"/>
+              <w:jc w:val="both"/>
+              <w:rPr>
+                <w:rFonts w:ascii="Arial" w:hAnsi="Arial" w:cs="Arial"/>
+              </w:rPr>
+            </w:pPr>
+            <w:r>
+              <w:rPr>
+                <w:rFonts w:ascii="Arial" w:hAnsi="Arial" w:cs="Arial"/>
+              </w:rPr>
+              <w:t>Sprint 1: PO Alexander Patiño / SM Camilo González.</w:t>
+            </w:r>
+          </w:p>
+          <w:p>
+            <w:pPr>
+              <w:pStyle w:val="Prrafodelista"/>
+              <w:numPr>
+                <w:ilvl w:val="0"/>
+                <w:numId w:val="2"/>
+              </w:numPr>
+              <w:spacing w:after="120" w:line="360" w:lineRule="auto"/>
+              <w:jc w:val="both"/>
+              <w:rPr>
+                <w:rFonts w:ascii="Arial" w:hAnsi="Arial" w:cs="Arial"/>
+              </w:rPr>
+            </w:pPr>
+            <w:r>
+              <w:rPr>
+                <w:rFonts w:ascii="Arial" w:hAnsi="Arial" w:cs="Arial"/>
+              </w:rPr>
+              <w:t>Sprint 2: PO Samuel Solís / SM Alexander Patiño.</w:t>
+            </w:r>
+          </w:p>
+          <w:p>
+            <w:pPr>
+              <w:pStyle w:val="Prrafodelista"/>
+              <w:numPr>
+                <w:ilvl w:val="0"/>
+                <w:numId w:val="2"/>
+              </w:numPr>
+              <w:spacing w:after="120" w:line="360" w:lineRule="auto"/>
+              <w:jc w:val="both"/>
+              <w:rPr>
+                <w:rFonts w:ascii="Arial" w:hAnsi="Arial" w:cs="Arial"/>
+              </w:rPr>
+            </w:pPr>
+            <w:r>
+              <w:rPr>
+                <w:rFonts w:ascii="Arial" w:hAnsi="Arial" w:cs="Arial"/>
+              </w:rPr>
+              <w:t>Sprint 3: PO Camilo González / SM Samuel Solís.</w:t>
+            </w:r>
+          </w:p>
+          <w:p>
+            <w:pPr>
+              <w:pStyle w:val="Prrafodelista"/>
+              <w:numPr>
+                <w:ilvl w:val="0"/>
+                <w:numId w:val="2"/>
+              </w:numPr>
+              <w:spacing w:after="120" w:line="360" w:lineRule="auto"/>
+              <w:jc w:val="both"/>
+              <w:rPr>
+                <w:rFonts w:ascii="Arial" w:hAnsi="Arial" w:cs="Arial"/>
+              </w:rPr>
+            </w:pPr>
+            <w:r>
+              <w:rPr>
+                <w:rFonts w:ascii="Arial" w:hAnsi="Arial" w:cs="Arial"/>
+              </w:rPr>
+              <w:t>Sprint 4: PO Alexander Patiño / SM Camilo González.</w:t>
+            </w:r>
+          </w:p>
+          <w:p>
+            <w:pPr>
+              <w:pStyle w:val="Prrafodelista"/>
+              <w:numPr>
+                <w:ilvl w:val="0"/>
+                <w:numId w:val="2"/>
+              </w:numPr>
+              <w:spacing w:after="120" w:line="360" w:lineRule="auto"/>
+              <w:jc w:val="both"/>
+              <w:rPr>
+                <w:rFonts w:ascii="Arial" w:hAnsi="Arial" w:cs="Arial"/>
+              </w:rPr>
+            </w:pPr>
+            <w:r>
+              <w:rPr>
+                <w:rFonts w:ascii="Arial" w:hAnsi="Arial" w:cs="Arial"/>
+              </w:rPr>
+              <w:t>Sprint 5: PO Samuel Solís / SM Alexander Patiño.</w:t>
+            </w:r>
+          </w:p>
+          <w:p>
+            <w:pPr>
+              <w:pStyle w:val="Prrafodelista"/>
+              <w:numPr>
+                <w:ilvl w:val="0"/>
+                <w:numId w:val="2"/>
+              </w:numPr>
+              <w:spacing w:after="120" w:line="360" w:lineRule="auto"/>
+              <w:jc w:val="both"/>
+              <w:rPr>
+                <w:rFonts w:ascii="Arial" w:hAnsi="Arial" w:cs="Arial"/>
+              </w:rPr>
+            </w:pPr>
+            <w:r>
+              <w:rPr>
+                <w:rFonts w:ascii="Arial" w:hAnsi="Arial" w:cs="Arial"/>
+              </w:rPr>
+              <w:t>Sprint 6: PO Camilo González / SM Samuel Solís.</w:t>
+            </w:r>
+          </w:p>
+          <w:p>
+            <w:pPr>
+              <w:pStyle w:val="Prrafodelista"/>
+              <w:numPr>
+                <w:ilvl w:val="0"/>
+                <w:numId w:val="2"/>
+              </w:numPr>
+              <w:spacing w:after="120" w:line="360" w:lineRule="auto"/>
+              <w:jc w:val="both"/>
+              <w:rPr>
+                <w:rFonts w:ascii="Arial" w:hAnsi="Arial" w:cs="Arial"/>
+              </w:rPr>
+            </w:pPr>
+            <w:r>
+              <w:rPr>
+                <w:rFonts w:ascii="Arial" w:hAnsi="Arial" w:cs="Arial"/>
+              </w:rPr>
+              <w:t>Sprint 7: PO Alexander Patiño / SM Camilo González.</w:t>
+            </w:r>
+          </w:p>
+          <w:p>
+            <w:pPr>
+              <w:pStyle w:val="Prrafodelista"/>
+              <w:numPr>
+                <w:ilvl w:val="0"/>
+                <w:numId w:val="2"/>
+              </w:numPr>
+              <w:spacing w:after="120" w:line="360" w:lineRule="auto"/>
+              <w:jc w:val="both"/>
+              <w:rPr>
+                <w:rFonts w:ascii="Arial" w:hAnsi="Arial" w:cs="Arial"/>
+              </w:rPr>
+            </w:pPr>
+            <w:r>
+              <w:rPr>
+                <w:rFonts w:ascii="Arial" w:hAnsi="Arial" w:cs="Arial"/>
+              </w:rPr>
+              <w:t>Sprint 8: PO Samuel Solís / SM Alexander Patiño.</w:t>
+            </w:r>
+          </w:p>
+          <w:p>
+            <w:pPr>
+              <w:spacing w:after="120" w:line="360" w:lineRule="auto"/>
+              <w:jc w:val="both"/>
+              <w:rPr>
+                <w:rFonts w:ascii="Arial" w:hAnsi="Arial" w:cs="Arial"/>
+              </w:rPr>
+            </w:pPr>
+            <w:r>
+              <w:rPr>
+                <w:rFonts w:ascii="Arial" w:hAnsi="Arial" w:cs="Arial"/>
+              </w:rPr>
+              <w:t xml:space="preserve">Cada sprint registra Sprint </w:t>
+            </w:r>
+            <w:proofErr w:type="spellStart"/>
+            <w:r>
+              <w:rPr>
+                <w:rFonts w:ascii="Arial" w:hAnsi="Arial" w:cs="Arial"/>
+              </w:rPr>
+              <w:t>Planning</w:t>
+            </w:r>
+            <w:proofErr w:type="spellEnd"/>
+            <w:r>
+              <w:rPr>
+                <w:rFonts w:ascii="Arial" w:hAnsi="Arial" w:cs="Arial"/>
+              </w:rPr>
+              <w:t xml:space="preserve">, Daily Scrum, Refinamiento, Sprint </w:t>
+            </w:r>
+            <w:proofErr w:type="spellStart"/>
+            <w:r>
+              <w:rPr>
+                <w:rFonts w:ascii="Arial" w:hAnsi="Arial" w:cs="Arial"/>
+              </w:rPr>
+              <w:t>Review</w:t>
+            </w:r>
+            <w:proofErr w:type="spellEnd"/>
+            <w:r>
+              <w:rPr>
+                <w:rFonts w:ascii="Arial" w:hAnsi="Arial" w:cs="Arial"/>
+              </w:rPr>
+              <w:t xml:space="preserve"> y Retrospective, según la Guía Scrum (Schwaber y Sutherland, 2020). Una historia se considera terminada solo si cumple la </w:t>
+            </w:r>
+            <w:proofErr w:type="spellStart"/>
+            <w:r>
+              <w:rPr>
+                <w:rFonts w:ascii="Arial" w:hAnsi="Arial" w:cs="Arial"/>
+              </w:rPr>
+              <w:t>Definition</w:t>
+            </w:r>
+            <w:proofErr w:type="spellEnd"/>
+            <w:r>
+              <w:rPr>
+                <w:rFonts w:ascii="Arial" w:hAnsi="Arial" w:cs="Arial"/>
+              </w:rPr>
+              <w:t xml:space="preserve"> </w:t>
+            </w:r>
+            <w:proofErr w:type="spellStart"/>
+            <w:r>
+              <w:rPr>
+                <w:rFonts w:ascii="Arial" w:hAnsi="Arial" w:cs="Arial"/>
+              </w:rPr>
+              <w:t>of</w:t>
+            </w:r>
+            <w:proofErr w:type="spellEnd"/>
+            <w:r>
+              <w:rPr>
+                <w:rFonts w:ascii="Arial" w:hAnsi="Arial" w:cs="Arial"/>
+              </w:rPr>
+              <w:t xml:space="preserve"> Done v3.1: criterios de aceptación aprobados, integración sin errores de tipado (</w:t>
+            </w:r>
+            <w:proofErr w:type="spellStart"/>
+            <w:r>
+              <w:rPr>
+                <w:rFonts w:ascii="Arial" w:hAnsi="Arial" w:cs="Arial"/>
+              </w:rPr>
+              <w:t>typecheck</w:t>
+            </w:r>
+            <w:proofErr w:type="spellEnd"/>
+            <w:r>
+              <w:rPr>
+                <w:rFonts w:ascii="Arial" w:hAnsi="Arial" w:cs="Arial"/>
+              </w:rPr>
+              <w:t xml:space="preserve"> y </w:t>
+            </w:r>
+            <w:proofErr w:type="spellStart"/>
+            <w:r>
+              <w:rPr>
+                <w:rFonts w:ascii="Arial" w:hAnsi="Arial" w:cs="Arial"/>
+              </w:rPr>
+              <w:t>build</w:t>
+            </w:r>
+            <w:proofErr w:type="spellEnd"/>
+            <w:r>
+              <w:rPr>
+                <w:rFonts w:ascii="Arial" w:hAnsi="Arial" w:cs="Arial"/>
+              </w:rPr>
+              <w:t xml:space="preserve">), pruebas automatizadas contra PostgreSQL real contenerizado, aislamiento </w:t>
+            </w:r>
+            <w:proofErr w:type="spellStart"/>
+            <w:r>
+              <w:rPr>
+                <w:rFonts w:ascii="Arial" w:hAnsi="Arial" w:cs="Arial"/>
+              </w:rPr>
+              <w:t>multi-tenant</w:t>
+            </w:r>
+            <w:proofErr w:type="spellEnd"/>
+            <w:r>
+              <w:rPr>
+                <w:rFonts w:ascii="Arial" w:hAnsi="Arial" w:cs="Arial"/>
+              </w:rPr>
+              <w:t xml:space="preserve"> por token JWT y documentación técnica. Desde el 03-10-2026 la gestión se realiza en Trello (</w:t>
+            </w:r>
+            <w:proofErr w:type="spellStart"/>
+            <w:r>
+              <w:rPr>
+                <w:rFonts w:ascii="Arial" w:hAnsi="Arial" w:cs="Arial"/>
+              </w:rPr>
+              <w:t>workspace</w:t>
+            </w:r>
+            <w:proofErr w:type="spellEnd"/>
+            <w:r>
+              <w:rPr>
+                <w:rFonts w:ascii="Arial" w:hAnsi="Arial" w:cs="Arial"/>
+              </w:rPr>
+              <w:t xml:space="preserve"> “</w:t>
+            </w:r>
+            <w:proofErr w:type="spellStart"/>
+            <w:r>
+              <w:rPr>
+                <w:rFonts w:ascii="Arial" w:hAnsi="Arial" w:cs="Arial"/>
+              </w:rPr>
+              <w:t>Localito</w:t>
+            </w:r>
+            <w:proofErr w:type="spellEnd"/>
+            <w:r>
+              <w:rPr>
+                <w:rFonts w:ascii="Arial" w:hAnsi="Arial" w:cs="Arial"/>
+              </w:rPr>
+              <w:t xml:space="preserve"> </w:t>
+            </w:r>
+            <w:proofErr w:type="spellStart"/>
+            <w:r>
+              <w:rPr>
+                <w:rFonts w:ascii="Arial" w:hAnsi="Arial" w:cs="Arial"/>
+              </w:rPr>
+              <w:t>Saas</w:t>
+            </w:r>
+            <w:proofErr w:type="spellEnd"/>
+            <w:r>
+              <w:rPr>
+                <w:rFonts w:ascii="Arial" w:hAnsi="Arial" w:cs="Arial"/>
+              </w:rPr>
+              <w:t xml:space="preserve">”, un tablero por sprint más el </w:t>
+            </w:r>
+            <w:proofErr w:type="spellStart"/>
+            <w:r>
+              <w:rPr>
+                <w:rFonts w:ascii="Arial" w:hAnsi="Arial" w:cs="Arial"/>
+              </w:rPr>
+              <w:t>Product</w:t>
+            </w:r>
+            <w:proofErr w:type="spellEnd"/>
+            <w:r>
+              <w:rPr>
+                <w:rFonts w:ascii="Arial" w:hAnsi="Arial" w:cs="Arial"/>
+              </w:rPr>
+              <w:t xml:space="preserve"> Backlog); Jira se conserva como registro histórico de Fase </w:t>
+            </w:r>
+            <w:proofErr w:type="gramStart"/>
+            <w:r>
+              <w:rPr>
+                <w:rFonts w:ascii="Arial" w:hAnsi="Arial" w:cs="Arial"/>
+              </w:rPr>
+              <w:t>1.</w:t>
+            </w:r>
+            <w:r>
+              <w:rPr>
+                <w:rFonts w:ascii="Arial" w:hAnsi="Arial" w:cs="Arial"/>
+              </w:rPr>
+              <w:t>g</w:t>
+            </w:r>
+            <w:proofErr w:type="gramEnd"/>
           </w:p>
         </w:tc>
       </w:tr>
@@ -1083,7 +1505,7 @@
               <w:rPr>
                 <w:rFonts w:ascii="Arial" w:hAnsi="Arial" w:cs="Arial"/>
               </w:rPr>
-              <w:t>Presentamos cinco evidencias, que corresponden a las comprometidas para la Fase 2 en la planificación (“Incremento funcional demostrable” e “Informe de calidad”). Las capturas están en la sección 4 (Anexo).</w:t>
+              <w:t>Presentamos las evidencias comprometidas para la Fase 2 en la planificación (“Incremento funcional demostrable” e “Informe de calidad”), que cubren documentación, programación y almacenamiento de datos. Las capturas están en la sección 4 (Anexo).</w:t>
             </w:r>
           </w:p>
           <w:p>
@@ -1104,7 +1526,39 @@
                 <w:rFonts w:ascii="Arial" w:hAnsi="Arial" w:cs="Arial"/>
                 <w:b/>
               </w:rPr>
-              <w:t xml:space="preserve">Tableros Trello (Product Backlog y Sprints 1 a 4): </w:t>
+              <w:t>Tableros Trello (</w:t>
+            </w:r>
+            <w:proofErr w:type="spellStart"/>
+            <w:r>
+              <w:rPr>
+                <w:rFonts w:ascii="Arial" w:hAnsi="Arial" w:cs="Arial"/>
+                <w:b/>
+              </w:rPr>
+              <w:t>Product</w:t>
+            </w:r>
+            <w:proofErr w:type="spellEnd"/>
+            <w:r>
+              <w:rPr>
+                <w:rFonts w:ascii="Arial" w:hAnsi="Arial" w:cs="Arial"/>
+                <w:b/>
+              </w:rPr>
+              <w:t xml:space="preserve"> Backlog y </w:t>
+            </w:r>
+            <w:proofErr w:type="spellStart"/>
+            <w:r>
+              <w:rPr>
+                <w:rFonts w:ascii="Arial" w:hAnsi="Arial" w:cs="Arial"/>
+                <w:b/>
+              </w:rPr>
+              <w:t>Sprints</w:t>
+            </w:r>
+            <w:proofErr w:type="spellEnd"/>
+            <w:r>
+              <w:rPr>
+                <w:rFonts w:ascii="Arial" w:hAnsi="Arial" w:cs="Arial"/>
+                <w:b/>
+              </w:rPr>
+              <w:t xml:space="preserve"> 1 a 4): </w:t>
             </w:r>
             <w:r>
               <w:rPr>
@@ -1137,7 +1591,77 @@
               <w:rPr>
                 <w:rFonts w:ascii="Arial" w:hAnsi="Arial" w:cs="Arial"/>
               </w:rPr>
-              <w:t>(github.com/CamiloGonzalezSt/LocalitoSaaS): historial de commits y pull requests (por ejemplo, el PR #4 del 07-10-2026). Muestra la construcción incremental del software.</w:t>
+              <w:t>(github.com/</w:t>
+            </w:r>
+            <w:proofErr w:type="spellStart"/>
+            <w:r>
+              <w:rPr>
+                <w:rFonts w:ascii="Arial" w:hAnsi="Arial" w:cs="Arial"/>
+              </w:rPr>
+              <w:t>CamiloGonzalezSt</w:t>
+            </w:r>
+            <w:proofErr w:type="spellEnd"/>
+            <w:r>
+              <w:rPr>
+                <w:rFonts w:ascii="Arial" w:hAnsi="Arial" w:cs="Arial"/>
+              </w:rPr>
+              <w:t>/</w:t>
+            </w:r>
+            <w:proofErr w:type="spellStart"/>
+            <w:r>
+              <w:rPr>
+                <w:rFonts w:ascii="Arial" w:hAnsi="Arial" w:cs="Arial"/>
+              </w:rPr>
+              <w:t>LocalitoSaaS</w:t>
+            </w:r>
+            <w:proofErr w:type="spellEnd"/>
+            <w:r>
+              <w:rPr>
+                <w:rFonts w:ascii="Arial" w:hAnsi="Arial" w:cs="Arial"/>
+              </w:rPr>
+              <w:t xml:space="preserve">): historial de </w:t>
+            </w:r>
+            <w:proofErr w:type="spellStart"/>
+            <w:r>
+              <w:rPr>
+                <w:rFonts w:ascii="Arial" w:hAnsi="Arial" w:cs="Arial"/>
+              </w:rPr>
+              <w:t>commits</w:t>
+            </w:r>
+            <w:proofErr w:type="spellEnd"/>
+            <w:r>
+              <w:rPr>
+                <w:rFonts w:ascii="Arial" w:hAnsi="Arial" w:cs="Arial"/>
+              </w:rPr>
+              <w:t xml:space="preserve"> y </w:t>
+            </w:r>
+            <w:proofErr w:type="spellStart"/>
+            <w:r>
+              <w:rPr>
+                <w:rFonts w:ascii="Arial" w:hAnsi="Arial" w:cs="Arial"/>
+              </w:rPr>
+              <w:t>pull</w:t>
+            </w:r>
+            <w:proofErr w:type="spellEnd"/>
+            <w:r>
+              <w:rPr>
+                <w:rFonts w:ascii="Arial" w:hAnsi="Arial" w:cs="Arial"/>
+              </w:rPr>
+              <w:t xml:space="preserve"> </w:t>
+            </w:r>
+            <w:proofErr w:type="spellStart"/>
+            <w:r>
+              <w:rPr>
+                <w:rFonts w:ascii="Arial" w:hAnsi="Arial" w:cs="Arial"/>
+              </w:rPr>
+              <w:t>requests</w:t>
+            </w:r>
+            <w:proofErr w:type="spellEnd"/>
+            <w:r>
+              <w:rPr>
+                <w:rFonts w:ascii="Arial" w:hAnsi="Arial" w:cs="Arial"/>
+              </w:rPr>
+              <w:t xml:space="preserve"> (por ejemplo, el PR #4 del 07-10-2026). Muestra la construcción incremental del software.</w:t>
             </w:r>
           </w:p>
           <w:p>
@@ -1164,7 +1688,21 @@
               <w:rPr>
                 <w:rFonts w:ascii="Arial" w:hAnsi="Arial" w:cs="Arial"/>
               </w:rPr>
-              <w:t>(localito-saas.vercel.app): incremento funcional que el docente puede revisar en computador y celular: inicio de sesión, venta, inventario, caja, clientes y reportes.</w:t>
+              <w:t>(</w:t>
+            </w:r>
+            <w:proofErr w:type="spellStart"/>
+            <w:r>
+              <w:rPr>
+                <w:rFonts w:ascii="Arial" w:hAnsi="Arial" w:cs="Arial"/>
+              </w:rPr>
+              <w:t>localito-saas.vercel.app</w:t>
+            </w:r>
+            <w:proofErr w:type="spellEnd"/>
+            <w:r>
+              <w:rPr>
+                <w:rFonts w:ascii="Arial" w:hAnsi="Arial" w:cs="Arial"/>
+              </w:rPr>
+              <w:t>): incremento funcional que el docente puede revisar en computador y celular: inicio de sesión, venta, inventario, caja, clientes y reportes.</w:t>
             </w:r>
           </w:p>
           <w:p>
@@ -1223,27 +1761,6 @@
           </w:p>
           <w:p>
             <w:pPr>
-              <w:spacing w:before="200" w:after="80" w:line="360" w:lineRule="auto"/>
-              <w:jc w:val="both"/>
-              <w:rPr>
-                <w:rFonts w:ascii="Arial" w:hAnsi="Arial" w:cs="Arial"/>
-                <w:b/>
-                <w:color w:val="1F3864"/>
-                <w:sz w:val="24"/>
-              </w:rPr>
-            </w:pPr>
-            <w:r>
-              <w:rPr>
-                <w:rFonts w:ascii="Arial" w:hAnsi="Arial" w:cs="Arial"/>
-                <w:b/>
-                <w:color w:val="1F3864"/>
-                <w:sz w:val="24"/>
-              </w:rPr>
-              <w:t>Cómo resguardamos la calidad</w:t>
-            </w:r>
-          </w:p>
-          <w:p>
-            <w:pPr>
               <w:pStyle w:val="Prrafodelista"/>
               <w:numPr>
                 <w:ilvl w:val="0"/>
@@ -1258,8 +1775,47 @@
             <w:r>
               <w:rPr>
                 <w:rFonts w:ascii="Arial" w:hAnsi="Arial" w:cs="Arial"/>
-              </w:rPr>
-              <w:t>Definition of Done aplicada a cada historia antes de moverla a “Hecho”.</w:t>
+                <w:b/>
+              </w:rPr>
+              <w:t>Modelo de datos (</w:t>
+            </w:r>
+            <w:proofErr w:type="spellStart"/>
+            <w:r>
+              <w:rPr>
+                <w:rFonts w:ascii="Arial" w:hAnsi="Arial" w:cs="Arial"/>
+                <w:b/>
+              </w:rPr>
+              <w:t>db</w:t>
+            </w:r>
+            <w:proofErr w:type="spellEnd"/>
+            <w:r>
+              <w:rPr>
+                <w:rFonts w:ascii="Arial" w:hAnsi="Arial" w:cs="Arial"/>
+                <w:b/>
+              </w:rPr>
+              <w:t>/</w:t>
+            </w:r>
+            <w:proofErr w:type="spellStart"/>
+            <w:r>
+              <w:rPr>
+                <w:rFonts w:ascii="Arial" w:hAnsi="Arial" w:cs="Arial"/>
+                <w:b/>
+              </w:rPr>
+              <w:t>schema.sql</w:t>
+            </w:r>
+            <w:proofErr w:type="spellEnd"/>
+            <w:r>
+              <w:rPr>
+                <w:rFonts w:ascii="Arial" w:hAnsi="Arial" w:cs="Arial"/>
+                <w:b/>
+              </w:rPr>
+              <w:t xml:space="preserve">): </w:t>
+            </w:r>
+            <w:r>
+              <w:rPr>
+                <w:rFonts w:ascii="Arial" w:hAnsi="Arial" w:cs="Arial"/>
+              </w:rPr>
+              <w:t>diagrama entidad-relación del núcleo implementado en PostgreSQL, con llaves, restricciones e índices que sostienen el aislamiento por negocio y el crecimiento del sistema (Evidencia 6).</w:t>
             </w:r>
           </w:p>
           <w:p>
@@ -1278,8 +1834,36 @@
             <w:r>
               <w:rPr>
                 <w:rFonts w:ascii="Arial" w:hAnsi="Arial" w:cs="Arial"/>
-              </w:rPr>
-              <w:t>Revisión de tipos (TypeScript), compilación y pruebas automatizadas antes de integrar cambios.</w:t>
+                <w:b/>
+              </w:rPr>
+              <w:t xml:space="preserve">Aporte de cada integrante: </w:t>
+            </w:r>
+            <w:r>
+              <w:rPr>
+                <w:rFonts w:ascii="Arial" w:hAnsi="Arial" w:cs="Arial"/>
+              </w:rPr>
+              <w:t>tabla de responsabilidades por integrante con su respaldo en Trello y en el historial de Git (sección 4).</w:t>
+            </w:r>
+          </w:p>
+          <w:p>
+            <w:pPr>
+              <w:spacing w:before="200" w:after="80" w:line="360" w:lineRule="auto"/>
+              <w:jc w:val="both"/>
+              <w:rPr>
+                <w:rFonts w:ascii="Arial" w:hAnsi="Arial" w:cs="Arial"/>
+                <w:b/>
+                <w:color w:val="1F3864"/>
+                <w:sz w:val="24"/>
+              </w:rPr>
+            </w:pPr>
+            <w:r>
+              <w:rPr>
+                <w:rFonts w:ascii="Arial" w:hAnsi="Arial" w:cs="Arial"/>
+                <w:b/>
+                <w:color w:val="1F3864"/>
+                <w:sz w:val="24"/>
+              </w:rPr>
+              <w:t>Cómo resguardamos la calidad</w:t>
             </w:r>
           </w:p>
           <w:p>
@@ -1295,11 +1879,33 @@
                 <w:rFonts w:ascii="Arial" w:hAnsi="Arial" w:cs="Arial"/>
               </w:rPr>
             </w:pPr>
-            <w:r>
-              <w:rPr>
-                <w:rFonts w:ascii="Arial" w:hAnsi="Arial" w:cs="Arial"/>
-              </w:rPr>
-              <w:t>Pruebas contra PostgreSQL real: concurrencia, idempotencia, rollback y respaldo/restauración.</w:t>
+            <w:proofErr w:type="spellStart"/>
+            <w:r>
+              <w:rPr>
+                <w:rFonts w:ascii="Arial" w:hAnsi="Arial" w:cs="Arial"/>
+              </w:rPr>
+              <w:t>Definition</w:t>
+            </w:r>
+            <w:proofErr w:type="spellEnd"/>
+            <w:r>
+              <w:rPr>
+                <w:rFonts w:ascii="Arial" w:hAnsi="Arial" w:cs="Arial"/>
+              </w:rPr>
+              <w:t xml:space="preserve"> </w:t>
+            </w:r>
+            <w:proofErr w:type="spellStart"/>
+            <w:r>
+              <w:rPr>
+                <w:rFonts w:ascii="Arial" w:hAnsi="Arial" w:cs="Arial"/>
+              </w:rPr>
+              <w:t>of</w:t>
+            </w:r>
+            <w:proofErr w:type="spellEnd"/>
+            <w:r>
+              <w:rPr>
+                <w:rFonts w:ascii="Arial" w:hAnsi="Arial" w:cs="Arial"/>
+              </w:rPr>
+              <w:t xml:space="preserve"> Done aplicada a cada historia antes de moverla a “Hecho”.</w:t>
             </w:r>
           </w:p>
           <w:p>
@@ -1319,7 +1925,21 @@
               <w:rPr>
                 <w:rFonts w:ascii="Arial" w:hAnsi="Arial" w:cs="Arial"/>
               </w:rPr>
-              <w:t>Pruebas manuales en producción con datos sintéticos, sin modificar ventas reales ni cerrar cajas existentes.</w:t>
+              <w:t>Revisión de tipos (</w:t>
+            </w:r>
+            <w:proofErr w:type="spellStart"/>
+            <w:r>
+              <w:rPr>
+                <w:rFonts w:ascii="Arial" w:hAnsi="Arial" w:cs="Arial"/>
+              </w:rPr>
+              <w:t>TypeScript</w:t>
+            </w:r>
+            <w:proofErr w:type="spellEnd"/>
+            <w:r>
+              <w:rPr>
+                <w:rFonts w:ascii="Arial" w:hAnsi="Arial" w:cs="Arial"/>
+              </w:rPr>
+              <w:t>), compilación y pruebas automatizadas antes de integrar cambios.</w:t>
             </w:r>
           </w:p>
           <w:p>
@@ -1339,6 +1959,61 @@
               <w:rPr>
                 <w:rFonts w:ascii="Arial" w:hAnsi="Arial" w:cs="Arial"/>
               </w:rPr>
+              <w:t xml:space="preserve">Pruebas contra PostgreSQL real: concurrencia, idempotencia, </w:t>
+            </w:r>
+            <w:proofErr w:type="spellStart"/>
+            <w:r>
+              <w:rPr>
+                <w:rFonts w:ascii="Arial" w:hAnsi="Arial" w:cs="Arial"/>
+              </w:rPr>
+              <w:t>rollback</w:t>
+            </w:r>
+            <w:proofErr w:type="spellEnd"/>
+            <w:r>
+              <w:rPr>
+                <w:rFonts w:ascii="Arial" w:hAnsi="Arial" w:cs="Arial"/>
+              </w:rPr>
+              <w:t xml:space="preserve"> y respaldo/restauración.</w:t>
+            </w:r>
+          </w:p>
+          <w:p>
+            <w:pPr>
+              <w:pStyle w:val="Prrafodelista"/>
+              <w:numPr>
+                <w:ilvl w:val="0"/>
+                <w:numId w:val="2"/>
+              </w:numPr>
+              <w:spacing w:after="60" w:line="360" w:lineRule="auto"/>
+              <w:jc w:val="both"/>
+              <w:rPr>
+                <w:rFonts w:ascii="Arial" w:hAnsi="Arial" w:cs="Arial"/>
+              </w:rPr>
+            </w:pPr>
+            <w:r>
+              <w:rPr>
+                <w:rFonts w:ascii="Arial" w:hAnsi="Arial" w:cs="Arial"/>
+              </w:rPr>
+              <w:lastRenderedPageBreak/>
+              <w:t>Pruebas manuales en producción con datos sintéticos, sin modificar ventas reales ni cerrar cajas existentes.</w:t>
+            </w:r>
+          </w:p>
+          <w:p>
+            <w:pPr>
+              <w:pStyle w:val="Prrafodelista"/>
+              <w:numPr>
+                <w:ilvl w:val="0"/>
+                <w:numId w:val="2"/>
+              </w:numPr>
+              <w:spacing w:after="60" w:line="360" w:lineRule="auto"/>
+              <w:jc w:val="both"/>
+              <w:rPr>
+                <w:rFonts w:ascii="Arial" w:hAnsi="Arial" w:cs="Arial"/>
+              </w:rPr>
+            </w:pPr>
+            <w:r>
+              <w:rPr>
+                <w:rFonts w:ascii="Arial" w:hAnsi="Arial" w:cs="Arial"/>
+              </w:rPr>
               <w:t>Ciclo de mejora: los hallazgos del 07-10-2026 se corrigieron en el PR #4 y se volvieron a verificar en producción.</w:t>
             </w:r>
           </w:p>
@@ -1357,6 +2032,7 @@
         <w:rPr>
           <w:rFonts w:ascii="Arial" w:hAnsi="Arial" w:cs="Arial"/>
         </w:rPr>
+        <w:lastRenderedPageBreak/>
         <w:br w:type="page"/>
       </w:r>
     </w:p>
@@ -1439,23 +2115,7 @@
                 <w:i/>
                 <w:color w:val="1F3864" w:themeColor="accent1" w:themeShade="80"/>
               </w:rPr>
-              <w:t xml:space="preserve">Examina cuidadosamente tu plan de trabajo, enfocándote especialmente en la columna de </w:t>
-            </w:r>
-            <w:r>
-              <w:rPr>
-                <w:rFonts w:ascii="Arial" w:hAnsi="Arial" w:cs="Arial"/>
-                <w:i/>
-                <w:color w:val="1F3864" w:themeColor="accent1" w:themeShade="80"/>
-              </w:rPr>
-              <w:t xml:space="preserve">estado de avance </w:t>
-            </w:r>
-            <w:r>
-              <w:rPr>
-                <w:rFonts w:ascii="Arial" w:hAnsi="Arial" w:cs="Arial"/>
-                <w:i/>
-                <w:color w:val="1F3864" w:themeColor="accent1" w:themeShade="80"/>
-              </w:rPr>
-              <w:t>y ajustes.</w:t>
+              <w:t>Examina cuidadosamente tu plan de trabajo, enfocándote especialmente en la columna de estado de avance y ajustes.</w:t>
             </w:r>
           </w:p>
         </w:tc>
@@ -1972,14 +2632,7 @@
                 <w:rFonts w:ascii="Arial" w:hAnsi="Arial" w:cs="Arial"/>
                 <w:sz w:val="16"/>
               </w:rPr>
-              <w:t xml:space="preserve">Samuel Solís </w:t>
-            </w:r>
-            <w:r>
-              <w:rPr>
-                <w:rFonts w:ascii="Arial" w:hAnsi="Arial" w:cs="Arial"/>
-                <w:sz w:val="16"/>
-              </w:rPr>
-              <w:t>(entrevistas y síntesis) y Alexander Patiño (contacto con comercios)</w:t>
+              <w:t>Samuel Solís (entrevistas y síntesis) y Alexander Patiño (contacto con comercios)</w:t>
             </w:r>
           </w:p>
         </w:tc>
@@ -2244,7 +2897,23 @@
                 <w:rFonts w:ascii="Arial" w:hAnsi="Arial" w:cs="Arial"/>
                 <w:sz w:val="16"/>
               </w:rPr>
-              <w:t>Riesgo de crecimiento del alcance; se congeló el núcleo y se mantiene un roadmap separado.</w:t>
+              <w:t xml:space="preserve">Riesgo de crecimiento del alcance; se congeló el núcleo y se mantiene un </w:t>
+            </w:r>
+            <w:proofErr w:type="spellStart"/>
+            <w:r>
+              <w:rPr>
+                <w:rFonts w:ascii="Arial" w:hAnsi="Arial" w:cs="Arial"/>
+                <w:sz w:val="16"/>
+              </w:rPr>
+              <w:t>roadmap</w:t>
+            </w:r>
+            <w:proofErr w:type="spellEnd"/>
+            <w:r>
+              <w:rPr>
+                <w:rFonts w:ascii="Arial" w:hAnsi="Arial" w:cs="Arial"/>
+                <w:sz w:val="16"/>
+              </w:rPr>
+              <w:t xml:space="preserve"> separado.</w:t>
             </w:r>
           </w:p>
         </w:tc>
@@ -2397,7 +3066,23 @@
                 <w:rFonts w:ascii="Arial" w:hAnsi="Arial" w:cs="Arial"/>
                 <w:sz w:val="16"/>
               </w:rPr>
-              <w:t>PostgreSQL, diagramas UML, TypeScript y revisión técnica.</w:t>
+              <w:t xml:space="preserve">PostgreSQL, diagramas UML, </w:t>
+            </w:r>
+            <w:proofErr w:type="spellStart"/>
+            <w:r>
+              <w:rPr>
+                <w:rFonts w:ascii="Arial" w:hAnsi="Arial" w:cs="Arial"/>
+                <w:sz w:val="16"/>
+              </w:rPr>
+              <w:t>TypeScript</w:t>
+            </w:r>
+            <w:proofErr w:type="spellEnd"/>
+            <w:r>
+              <w:rPr>
+                <w:rFonts w:ascii="Arial" w:hAnsi="Arial" w:cs="Arial"/>
+                <w:sz w:val="16"/>
+              </w:rPr>
+              <w:t xml:space="preserve"> y revisión técnica.</w:t>
             </w:r>
           </w:p>
         </w:tc>
@@ -2634,7 +3319,23 @@
                 <w:rFonts w:ascii="Arial" w:hAnsi="Arial" w:cs="Arial"/>
                 <w:sz w:val="16"/>
               </w:rPr>
-              <w:t>Node.js, React, PostgreSQL y entorno local.</w:t>
+              <w:t xml:space="preserve">Node.js, </w:t>
+            </w:r>
+            <w:proofErr w:type="spellStart"/>
+            <w:r>
+              <w:rPr>
+                <w:rFonts w:ascii="Arial" w:hAnsi="Arial" w:cs="Arial"/>
+                <w:sz w:val="16"/>
+              </w:rPr>
+              <w:t>React</w:t>
+            </w:r>
+            <w:proofErr w:type="spellEnd"/>
+            <w:r>
+              <w:rPr>
+                <w:rFonts w:ascii="Arial" w:hAnsi="Arial" w:cs="Arial"/>
+                <w:sz w:val="16"/>
+              </w:rPr>
+              <w:t>, PostgreSQL y entorno local.</w:t>
             </w:r>
           </w:p>
         </w:tc>
@@ -2718,7 +3419,23 @@
                 <w:rFonts w:ascii="Arial" w:hAnsi="Arial" w:cs="Arial"/>
                 <w:sz w:val="16"/>
               </w:rPr>
-              <w:t>Dependencias entre módulos; se integra por incrementos y se demuestra cada flujo en la Sprint Review.</w:t>
+              <w:t xml:space="preserve">Dependencias entre módulos; se integra por incrementos y se demuestra cada flujo en la Sprint </w:t>
+            </w:r>
+            <w:proofErr w:type="spellStart"/>
+            <w:r>
+              <w:rPr>
+                <w:rFonts w:ascii="Arial" w:hAnsi="Arial" w:cs="Arial"/>
+                <w:sz w:val="16"/>
+              </w:rPr>
+              <w:t>Review</w:t>
+            </w:r>
+            <w:proofErr w:type="spellEnd"/>
+            <w:r>
+              <w:rPr>
+                <w:rFonts w:ascii="Arial" w:hAnsi="Arial" w:cs="Arial"/>
+                <w:sz w:val="16"/>
+              </w:rPr>
+              <w:t>.</w:t>
             </w:r>
           </w:p>
         </w:tc>
@@ -2780,7 +3497,23 @@
                 <w:rFonts w:ascii="Arial" w:hAnsi="Arial" w:cs="Arial"/>
                 <w:sz w:val="16"/>
               </w:rPr>
-              <w:t>Se cambió el orden: ventas y caja pasaron al Sprint 4; clientes y fiado, devoluciones y compras quedan como HU-19 a HU-28 para los Sprints 5 y 6. Se propone extender hasta la semana 12.</w:t>
+              <w:t xml:space="preserve">Se cambió el orden: ventas y caja pasaron al Sprint 4; clientes y fiado, devoluciones y compras quedan como HU-19 a HU-28 para los </w:t>
+            </w:r>
+            <w:proofErr w:type="spellStart"/>
+            <w:r>
+              <w:rPr>
+                <w:rFonts w:ascii="Arial" w:hAnsi="Arial" w:cs="Arial"/>
+                <w:sz w:val="16"/>
+              </w:rPr>
+              <w:t>Sprints</w:t>
+            </w:r>
+            <w:proofErr w:type="spellEnd"/>
+            <w:r>
+              <w:rPr>
+                <w:rFonts w:ascii="Arial" w:hAnsi="Arial" w:cs="Arial"/>
+                <w:sz w:val="16"/>
+              </w:rPr>
+              <w:t xml:space="preserve"> 5 y 6. Se propone extender hasta la semana 12.</w:t>
             </w:r>
           </w:p>
         </w:tc>
@@ -2871,7 +3604,39 @@
                 <w:rFonts w:ascii="Arial" w:hAnsi="Arial" w:cs="Arial"/>
                 <w:sz w:val="16"/>
               </w:rPr>
-              <w:t>PWA, celular, lector ZXing, IA de visión, Vercel con HTTPS.</w:t>
+              <w:t xml:space="preserve">PWA, celular, lector </w:t>
+            </w:r>
+            <w:proofErr w:type="spellStart"/>
+            <w:r>
+              <w:rPr>
+                <w:rFonts w:ascii="Arial" w:hAnsi="Arial" w:cs="Arial"/>
+                <w:sz w:val="16"/>
+              </w:rPr>
+              <w:t>ZXing</w:t>
+            </w:r>
+            <w:proofErr w:type="spellEnd"/>
+            <w:r>
+              <w:rPr>
+                <w:rFonts w:ascii="Arial" w:hAnsi="Arial" w:cs="Arial"/>
+                <w:sz w:val="16"/>
+              </w:rPr>
+              <w:t xml:space="preserve">, IA de visión, </w:t>
+            </w:r>
+            <w:proofErr w:type="spellStart"/>
+            <w:r>
+              <w:rPr>
+                <w:rFonts w:ascii="Arial" w:hAnsi="Arial" w:cs="Arial"/>
+                <w:sz w:val="16"/>
+              </w:rPr>
+              <w:t>Vercel</w:t>
+            </w:r>
+            <w:proofErr w:type="spellEnd"/>
+            <w:r>
+              <w:rPr>
+                <w:rFonts w:ascii="Arial" w:hAnsi="Arial" w:cs="Arial"/>
+                <w:sz w:val="16"/>
+              </w:rPr>
+              <w:t xml:space="preserve"> con HTTPS.</w:t>
             </w:r>
           </w:p>
         </w:tc>
@@ -3017,7 +3782,23 @@
                 <w:rFonts w:ascii="Arial" w:hAnsi="Arial" w:cs="Arial"/>
                 <w:sz w:val="16"/>
               </w:rPr>
-              <w:t>PWA y código de barras se adelantaron al Sprint 3. Despliegue en Vercel activo. La sincronización sin conexión sigue en curso (HU-13). El modelo de visión se cambió el 26-09 por retiro del anterior.</w:t>
+              <w:t xml:space="preserve">PWA y código de barras se adelantaron al Sprint 3. Despliegue en </w:t>
+            </w:r>
+            <w:proofErr w:type="spellStart"/>
+            <w:r>
+              <w:rPr>
+                <w:rFonts w:ascii="Arial" w:hAnsi="Arial" w:cs="Arial"/>
+                <w:sz w:val="16"/>
+              </w:rPr>
+              <w:t>Vercel</w:t>
+            </w:r>
+            <w:proofErr w:type="spellEnd"/>
+            <w:r>
+              <w:rPr>
+                <w:rFonts w:ascii="Arial" w:hAnsi="Arial" w:cs="Arial"/>
+                <w:sz w:val="16"/>
+              </w:rPr>
+              <w:t xml:space="preserve"> activo. La sincronización sin conexión sigue en curso (HU-13). El modelo de visión se cambió el 26-09 por retiro del anterior.</w:t>
             </w:r>
           </w:p>
         </w:tc>
@@ -3165,14 +3946,7 @@
                 <w:rFonts w:ascii="Arial" w:hAnsi="Arial" w:cs="Arial"/>
                 <w:sz w:val="16"/>
               </w:rPr>
-              <w:t xml:space="preserve">Samuel Solís </w:t>
-            </w:r>
-            <w:r>
-              <w:rPr>
-                <w:rFonts w:ascii="Arial" w:hAnsi="Arial" w:cs="Arial"/>
-                <w:sz w:val="16"/>
-              </w:rPr>
-              <w:t>(plan de pruebas y pruebas manuales) y Camilo González (pruebas automatizadas y PostgreSQL)</w:t>
+              <w:t>Samuel Solís (plan de pruebas y pruebas manuales) y Camilo González (pruebas automatizadas y PostgreSQL)</w:t>
             </w:r>
           </w:p>
         </w:tc>
@@ -3833,63 +4607,7 @@
                 <w:i/>
                 <w:color w:val="1F3864" w:themeColor="accent1" w:themeShade="80"/>
               </w:rPr>
-              <w:t>Profundiza en las observaciones de tu plan de trabajo</w:t>
-            </w:r>
-            <w:r>
-              <w:rPr>
-                <w:rFonts w:ascii="Arial" w:hAnsi="Arial" w:cs="Arial"/>
-                <w:i/>
-                <w:color w:val="1F3864" w:themeColor="accent1" w:themeShade="80"/>
-              </w:rPr>
-              <w:t xml:space="preserve">. Analiza las actividades planificadas y señala </w:t>
-            </w:r>
-            <w:r>
-              <w:rPr>
-                <w:rFonts w:ascii="Arial" w:hAnsi="Arial" w:cs="Arial"/>
-                <w:i/>
-                <w:color w:val="1F3864" w:themeColor="accent1" w:themeShade="80"/>
-              </w:rPr>
-              <w:t xml:space="preserve">qué </w:t>
-            </w:r>
-            <w:r>
-              <w:rPr>
-                <w:rFonts w:ascii="Arial" w:hAnsi="Arial" w:cs="Arial"/>
-                <w:i/>
-                <w:color w:val="1F3864" w:themeColor="accent1" w:themeShade="80"/>
-              </w:rPr>
-              <w:t xml:space="preserve">aspectos facilitaron u </w:t>
-            </w:r>
-            <w:r>
-              <w:rPr>
-                <w:rFonts w:ascii="Arial" w:hAnsi="Arial" w:cs="Arial"/>
-                <w:i/>
-                <w:color w:val="1F3864" w:themeColor="accent1" w:themeShade="80"/>
-              </w:rPr>
-              <w:t>obst</w:t>
-            </w:r>
-            <w:r>
-              <w:rPr>
-                <w:rFonts w:ascii="Arial" w:hAnsi="Arial" w:cs="Arial"/>
-                <w:i/>
-                <w:color w:val="1F3864" w:themeColor="accent1" w:themeShade="80"/>
-              </w:rPr>
-              <w:t xml:space="preserve">aculizaron la ejecución del plan. Plantea </w:t>
-            </w:r>
-            <w:r>
-              <w:rPr>
-                <w:rFonts w:ascii="Arial" w:hAnsi="Arial" w:cs="Arial"/>
-                <w:i/>
-                <w:color w:val="1F3864" w:themeColor="accent1" w:themeShade="80"/>
-              </w:rPr>
-              <w:t>cómo abordaste y/o abordarás</w:t>
-            </w:r>
-            <w:r>
-              <w:rPr>
-                <w:rFonts w:ascii="Arial" w:hAnsi="Arial" w:cs="Arial"/>
-                <w:i/>
-                <w:color w:val="1F3864" w:themeColor="accent1" w:themeShade="80"/>
-              </w:rPr>
-              <w:t xml:space="preserve"> los obstáculos. Por último, señala los ajustes que realizaste al plan de trabajo a partir de este análisis.</w:t>
+              <w:t>Profundiza en las observaciones de tu plan de trabajo. Analiza las actividades planificadas y señala qué aspectos facilitaron u obstaculizaron la ejecución del plan. Plantea cómo abordaste y/o abordarás los obstáculos. Por último, señala los ajustes que realizaste al plan de trabajo a partir de este análisis.</w:t>
             </w:r>
           </w:p>
         </w:tc>
@@ -3972,7 +4690,63 @@
               <w:rPr>
                 <w:rFonts w:ascii="Arial" w:hAnsi="Arial" w:cs="Arial"/>
               </w:rPr>
-              <w:t>Un mismo lenguaje (TypeScript) en el frontend (React) y el backend (Node.js/Express), con contratos compartidos entre ambos: agilizó el desarrollo y redujo los errores de integración con la API.</w:t>
+              <w:t>Un mismo lenguaje (</w:t>
+            </w:r>
+            <w:proofErr w:type="spellStart"/>
+            <w:r>
+              <w:rPr>
+                <w:rFonts w:ascii="Arial" w:hAnsi="Arial" w:cs="Arial"/>
+              </w:rPr>
+              <w:t>TypeScript</w:t>
+            </w:r>
+            <w:proofErr w:type="spellEnd"/>
+            <w:r>
+              <w:rPr>
+                <w:rFonts w:ascii="Arial" w:hAnsi="Arial" w:cs="Arial"/>
+              </w:rPr>
+              <w:t xml:space="preserve">) en el </w:t>
+            </w:r>
+            <w:proofErr w:type="spellStart"/>
+            <w:r>
+              <w:rPr>
+                <w:rFonts w:ascii="Arial" w:hAnsi="Arial" w:cs="Arial"/>
+              </w:rPr>
+              <w:t>frontend</w:t>
+            </w:r>
+            <w:proofErr w:type="spellEnd"/>
+            <w:r>
+              <w:rPr>
+                <w:rFonts w:ascii="Arial" w:hAnsi="Arial" w:cs="Arial"/>
+              </w:rPr>
+              <w:t xml:space="preserve"> (</w:t>
+            </w:r>
+            <w:proofErr w:type="spellStart"/>
+            <w:r>
+              <w:rPr>
+                <w:rFonts w:ascii="Arial" w:hAnsi="Arial" w:cs="Arial"/>
+              </w:rPr>
+              <w:t>React</w:t>
+            </w:r>
+            <w:proofErr w:type="spellEnd"/>
+            <w:r>
+              <w:rPr>
+                <w:rFonts w:ascii="Arial" w:hAnsi="Arial" w:cs="Arial"/>
+              </w:rPr>
+              <w:t xml:space="preserve">) y el </w:t>
+            </w:r>
+            <w:proofErr w:type="spellStart"/>
+            <w:r>
+              <w:rPr>
+                <w:rFonts w:ascii="Arial" w:hAnsi="Arial" w:cs="Arial"/>
+              </w:rPr>
+              <w:t>backend</w:t>
+            </w:r>
+            <w:proofErr w:type="spellEnd"/>
+            <w:r>
+              <w:rPr>
+                <w:rFonts w:ascii="Arial" w:hAnsi="Arial" w:cs="Arial"/>
+              </w:rPr>
+              <w:t xml:space="preserve"> (Node.js/Express), con contratos compartidos entre ambos: agilizó el desarrollo y redujo los errores de integración con la API.</w:t>
             </w:r>
           </w:p>
           <w:p>
@@ -3993,7 +4767,49 @@
                 <w:rFonts w:ascii="Arial" w:hAnsi="Arial" w:cs="Arial"/>
               </w:rPr>
               <w:lastRenderedPageBreak/>
-              <w:t>Roles Scrum claros (Product Owner, Scrum Master y Developer) y tableros Trello por sprint con fechas y responsables, que facilitan el seguimiento y la coordinación de un equipo de tres personas.</w:t>
+              <w:t>Roles Scrum claros (</w:t>
+            </w:r>
+            <w:proofErr w:type="spellStart"/>
+            <w:r>
+              <w:rPr>
+                <w:rFonts w:ascii="Arial" w:hAnsi="Arial" w:cs="Arial"/>
+              </w:rPr>
+              <w:t>Product</w:t>
+            </w:r>
+            <w:proofErr w:type="spellEnd"/>
+            <w:r>
+              <w:rPr>
+                <w:rFonts w:ascii="Arial" w:hAnsi="Arial" w:cs="Arial"/>
+              </w:rPr>
+              <w:t xml:space="preserve"> Owner, Scrum </w:t>
+            </w:r>
+            <w:proofErr w:type="gramStart"/>
+            <w:r>
+              <w:rPr>
+                <w:rFonts w:ascii="Arial" w:hAnsi="Arial" w:cs="Arial"/>
+              </w:rPr>
+              <w:t>Master</w:t>
+            </w:r>
+            <w:proofErr w:type="gramEnd"/>
+            <w:r>
+              <w:rPr>
+                <w:rFonts w:ascii="Arial" w:hAnsi="Arial" w:cs="Arial"/>
+              </w:rPr>
+              <w:t xml:space="preserve"> y </w:t>
+            </w:r>
+            <w:proofErr w:type="spellStart"/>
+            <w:r>
+              <w:rPr>
+                <w:rFonts w:ascii="Arial" w:hAnsi="Arial" w:cs="Arial"/>
+              </w:rPr>
+              <w:t>Developer</w:t>
+            </w:r>
+            <w:proofErr w:type="spellEnd"/>
+            <w:r>
+              <w:rPr>
+                <w:rFonts w:ascii="Arial" w:hAnsi="Arial" w:cs="Arial"/>
+              </w:rPr>
+              <w:t>) y tableros Trello por sprint con fechas y responsables, que facilitan el seguimiento y la coordinación de un equipo de tres personas.</w:t>
             </w:r>
           </w:p>
           <w:p>
@@ -4013,7 +4829,21 @@
               <w:rPr>
                 <w:rFonts w:ascii="Arial" w:hAnsi="Arial" w:cs="Arial"/>
               </w:rPr>
-              <w:t>Despliegue continuo en Vercel: cada cambio integrado en la rama principal queda disponible para probarlo en computador y celular.</w:t>
+              <w:t xml:space="preserve">Despliegue continuo en </w:t>
+            </w:r>
+            <w:proofErr w:type="spellStart"/>
+            <w:r>
+              <w:rPr>
+                <w:rFonts w:ascii="Arial" w:hAnsi="Arial" w:cs="Arial"/>
+              </w:rPr>
+              <w:t>Vercel</w:t>
+            </w:r>
+            <w:proofErr w:type="spellEnd"/>
+            <w:r>
+              <w:rPr>
+                <w:rFonts w:ascii="Arial" w:hAnsi="Arial" w:cs="Arial"/>
+              </w:rPr>
+              <w:t>: cada cambio integrado en la rama principal queda disponible para probarlo en computador y celular.</w:t>
             </w:r>
           </w:p>
           <w:p>
@@ -4117,7 +4947,35 @@
               <w:rPr>
                 <w:rFonts w:ascii="Arial" w:hAnsi="Arial" w:cs="Arial"/>
               </w:rPr>
-              <w:t>la sincronización no alcanzó la Definition of Done en el Sprint 3. La trasladamos al Sprint 4 (HU-13), con una clave por venta que evita registros duplicados al reintentar.</w:t>
+              <w:t xml:space="preserve">la sincronización no alcanzó la </w:t>
+            </w:r>
+            <w:proofErr w:type="spellStart"/>
+            <w:r>
+              <w:rPr>
+                <w:rFonts w:ascii="Arial" w:hAnsi="Arial" w:cs="Arial"/>
+              </w:rPr>
+              <w:t>Definition</w:t>
+            </w:r>
+            <w:proofErr w:type="spellEnd"/>
+            <w:r>
+              <w:rPr>
+                <w:rFonts w:ascii="Arial" w:hAnsi="Arial" w:cs="Arial"/>
+              </w:rPr>
+              <w:t xml:space="preserve"> </w:t>
+            </w:r>
+            <w:proofErr w:type="spellStart"/>
+            <w:r>
+              <w:rPr>
+                <w:rFonts w:ascii="Arial" w:hAnsi="Arial" w:cs="Arial"/>
+              </w:rPr>
+              <w:t>of</w:t>
+            </w:r>
+            <w:proofErr w:type="spellEnd"/>
+            <w:r>
+              <w:rPr>
+                <w:rFonts w:ascii="Arial" w:hAnsi="Arial" w:cs="Arial"/>
+              </w:rPr>
+              <w:t xml:space="preserve"> Done en el Sprint 3. La trasladamos al Sprint 4 (HU-13), con una clave por venta que evita registros duplicados al reintentar.</w:t>
             </w:r>
           </w:p>
           <w:p>
@@ -4144,7 +5002,21 @@
               <w:rPr>
                 <w:rFonts w:ascii="Arial" w:hAnsi="Arial" w:cs="Arial"/>
               </w:rPr>
-              <w:t>un bloqueo entre ventas simultáneas con varios productos, devoluciones bloqueadas en Vercel y la base de datos pausada (API con error el 26-09). Agregamos pruebas contra PostgreSQL real, fijamos el orden de bloqueo de productos y definimos un procedimiento de verificación del servicio.</w:t>
+              <w:t xml:space="preserve">un bloqueo entre ventas simultáneas con varios productos, devoluciones bloqueadas en </w:t>
+            </w:r>
+            <w:proofErr w:type="spellStart"/>
+            <w:r>
+              <w:rPr>
+                <w:rFonts w:ascii="Arial" w:hAnsi="Arial" w:cs="Arial"/>
+              </w:rPr>
+              <w:t>Vercel</w:t>
+            </w:r>
+            <w:proofErr w:type="spellEnd"/>
+            <w:r>
+              <w:rPr>
+                <w:rFonts w:ascii="Arial" w:hAnsi="Arial" w:cs="Arial"/>
+              </w:rPr>
+              <w:t xml:space="preserve"> y la base de datos pausada (API con error el 26-09). Agregamos pruebas contra PostgreSQL real, fijamos el orden de bloqueo de productos y definimos un procedimiento de verificación del servicio.</w:t>
             </w:r>
           </w:p>
           <w:p>
@@ -4245,6 +5117,7 @@
           </w:tcPr>
           <w:p>
             <w:pPr>
+              <w:keepNext/>
               <w:spacing w:before="200" w:after="80" w:line="360" w:lineRule="auto"/>
               <w:jc w:val="both"/>
               <w:rPr>
@@ -4261,7 +5134,8 @@
                 <w:color w:val="1F3864"/>
                 <w:sz w:val="24"/>
               </w:rPr>
-              <w:t>Ajustes realizados al plan de trabajo</w:t>
+              <w:lastRenderedPageBreak/>
+              <w:t>Retroalimentación considerada</w:t>
             </w:r>
           </w:p>
           <w:p>
@@ -4276,7 +5150,7 @@
               <w:rPr>
                 <w:rFonts w:ascii="Arial" w:hAnsi="Arial" w:cs="Arial"/>
               </w:rPr>
-              <w:t>No eliminamos actividades, pero a partir del monitoreo realizamos los siguientes ajustes:</w:t>
+              <w:t>Las retrospectivas de cada sprint y la revisión del avance generaron acciones concretas que incorporamos al plan:</w:t>
             </w:r>
           </w:p>
           <w:p>
@@ -4297,13 +5171,41 @@
                 <w:rFonts w:ascii="Arial" w:hAnsi="Arial" w:cs="Arial"/>
                 <w:b/>
               </w:rPr>
-              <w:t xml:space="preserve">Orden de los sprints: </w:t>
-            </w:r>
-            <w:r>
-              <w:rPr>
-                <w:rFonts w:ascii="Arial" w:hAnsi="Arial" w:cs="Arial"/>
-              </w:rPr>
-              <w:t>adelantamos la PWA y el código de barras al Sprint 3 y movimos ventas y caja al Sprint 4, porque la venta necesita un inventario confiable. Clientes y fiado, devoluciones y compras quedan en el Product Backlog (HU-19 a HU-28) para los Sprints 5 y 6.</w:t>
+              <w:t xml:space="preserve">Retrospectiva Sprint 1: </w:t>
+            </w:r>
+            <w:r>
+              <w:rPr>
+                <w:rFonts w:ascii="Arial" w:hAnsi="Arial" w:cs="Arial"/>
+              </w:rPr>
+              <w:t xml:space="preserve">las historias eran demasiado amplias para verificarlas. Agregamos criterios de aceptación y un responsable por historia, que hoy forman parte de la </w:t>
+            </w:r>
+            <w:proofErr w:type="spellStart"/>
+            <w:r>
+              <w:rPr>
+                <w:rFonts w:ascii="Arial" w:hAnsi="Arial" w:cs="Arial"/>
+              </w:rPr>
+              <w:t>Definition</w:t>
+            </w:r>
+            <w:proofErr w:type="spellEnd"/>
+            <w:r>
+              <w:rPr>
+                <w:rFonts w:ascii="Arial" w:hAnsi="Arial" w:cs="Arial"/>
+              </w:rPr>
+              <w:t xml:space="preserve"> </w:t>
+            </w:r>
+            <w:proofErr w:type="spellStart"/>
+            <w:r>
+              <w:rPr>
+                <w:rFonts w:ascii="Arial" w:hAnsi="Arial" w:cs="Arial"/>
+              </w:rPr>
+              <w:t>of</w:t>
+            </w:r>
+            <w:proofErr w:type="spellEnd"/>
+            <w:r>
+              <w:rPr>
+                <w:rFonts w:ascii="Arial" w:hAnsi="Arial" w:cs="Arial"/>
+              </w:rPr>
+              <w:t xml:space="preserve"> Done.</w:t>
             </w:r>
           </w:p>
           <w:p>
@@ -4324,14 +5226,13 @@
                 <w:rFonts w:ascii="Arial" w:hAnsi="Arial" w:cs="Arial"/>
                 <w:b/>
               </w:rPr>
-              <w:lastRenderedPageBreak/>
-              <w:t xml:space="preserve">Operación sin conexión: </w:t>
-            </w:r>
-            <w:r>
-              <w:rPr>
-                <w:rFonts w:ascii="Arial" w:hAnsi="Arial" w:cs="Arial"/>
-              </w:rPr>
-              <w:t>pasó del Sprint 3 al Sprint 4 por no cumplir la Definition of Done.</w:t>
+              <w:t xml:space="preserve">Retrospectiva Sprint 2: </w:t>
+            </w:r>
+            <w:r>
+              <w:rPr>
+                <w:rFonts w:ascii="Arial" w:hAnsi="Arial" w:cs="Arial"/>
+              </w:rPr>
+              <w:t>la documentación y el tablero quedaban desfasados del código. Acordamos actualizar las evidencias al cerrar cada historia, lo que motivó usar Trello como fuente única.</w:t>
             </w:r>
           </w:p>
           <w:p>
@@ -4352,13 +5253,13 @@
                 <w:rFonts w:ascii="Arial" w:hAnsi="Arial" w:cs="Arial"/>
                 <w:b/>
               </w:rPr>
-              <w:t xml:space="preserve">Descubrimiento con comerciantes: </w:t>
-            </w:r>
-            <w:r>
-              <w:rPr>
-                <w:rFonts w:ascii="Arial" w:hAnsi="Arial" w:cs="Arial"/>
-              </w:rPr>
-              <w:t>se reprograma para las semanas 10 a 12 y se une a la validación comercial, ya que aún no hay entrevistas registradas.</w:t>
+              <w:t xml:space="preserve">Retrospectiva Sprint 3: </w:t>
+            </w:r>
+            <w:r>
+              <w:rPr>
+                <w:rFonts w:ascii="Arial" w:hAnsi="Arial" w:cs="Arial"/>
+              </w:rPr>
+              <w:t>faltaba separar lo terminado, lo pendiente y la evidencia histórica. Reorganizamos la documentación, las pruebas y la gestión Scrum, y dejamos Jira como registro histórico.</w:t>
             </w:r>
           </w:p>
           <w:p>
@@ -4379,13 +5280,49 @@
                 <w:rFonts w:ascii="Arial" w:hAnsi="Arial" w:cs="Arial"/>
                 <w:b/>
               </w:rPr>
-              <w:t xml:space="preserve">Herramienta de gestión: </w:t>
-            </w:r>
-            <w:r>
-              <w:rPr>
-                <w:rFonts w:ascii="Arial" w:hAnsi="Arial" w:cs="Arial"/>
-              </w:rPr>
-              <w:t>migramos de Jira a Trello el 03-10-2026, con un tablero por sprint.</w:t>
+              <w:t xml:space="preserve">Hallazgos de pruebas (04-10 y 07-10): </w:t>
+            </w:r>
+            <w:r>
+              <w:rPr>
+                <w:rFonts w:ascii="Arial" w:hAnsi="Arial" w:cs="Arial"/>
+              </w:rPr>
+              <w:t>los defectos detectados en PostgreSQL y en producción se corrigieron en el PR #4 y se volvieron a verificar, por lo que adelantamos la actividad de verificación.</w:t>
+            </w:r>
+          </w:p>
+          <w:p>
+            <w:pPr>
+              <w:spacing w:before="200" w:after="80" w:line="360" w:lineRule="auto"/>
+              <w:jc w:val="both"/>
+              <w:rPr>
+                <w:rFonts w:ascii="Arial" w:hAnsi="Arial" w:cs="Arial"/>
+                <w:b/>
+                <w:color w:val="1F3864"/>
+                <w:sz w:val="24"/>
+              </w:rPr>
+            </w:pPr>
+            <w:r>
+              <w:rPr>
+                <w:rFonts w:ascii="Arial" w:hAnsi="Arial" w:cs="Arial"/>
+                <w:b/>
+                <w:color w:val="1F3864"/>
+                <w:sz w:val="24"/>
+              </w:rPr>
+              <w:t>Ajustes realizados al plan de trabajo</w:t>
+            </w:r>
+          </w:p>
+          <w:p>
+            <w:pPr>
+              <w:spacing w:after="120" w:line="360" w:lineRule="auto"/>
+              <w:jc w:val="both"/>
+              <w:rPr>
+                <w:rFonts w:ascii="Arial" w:hAnsi="Arial" w:cs="Arial"/>
+              </w:rPr>
+            </w:pPr>
+            <w:r>
+              <w:rPr>
+                <w:rFonts w:ascii="Arial" w:hAnsi="Arial" w:cs="Arial"/>
+              </w:rPr>
+              <w:t>No eliminamos actividades, pero a partir del monitoreo realizamos los siguientes ajustes:</w:t>
             </w:r>
           </w:p>
           <w:p>
@@ -4406,6 +5343,186 @@
                 <w:rFonts w:ascii="Arial" w:hAnsi="Arial" w:cs="Arial"/>
                 <w:b/>
               </w:rPr>
+              <w:t xml:space="preserve">Orden de los </w:t>
+            </w:r>
+            <w:proofErr w:type="spellStart"/>
+            <w:r>
+              <w:rPr>
+                <w:rFonts w:ascii="Arial" w:hAnsi="Arial" w:cs="Arial"/>
+                <w:b/>
+              </w:rPr>
+              <w:t>sprints</w:t>
+            </w:r>
+            <w:proofErr w:type="spellEnd"/>
+            <w:r>
+              <w:rPr>
+                <w:rFonts w:ascii="Arial" w:hAnsi="Arial" w:cs="Arial"/>
+                <w:b/>
+              </w:rPr>
+              <w:t xml:space="preserve">: </w:t>
+            </w:r>
+            <w:r>
+              <w:rPr>
+                <w:rFonts w:ascii="Arial" w:hAnsi="Arial" w:cs="Arial"/>
+              </w:rPr>
+              <w:t xml:space="preserve">adelantamos la PWA y el código de barras al Sprint 3 y movimos ventas y caja al Sprint 4, porque la venta necesita un inventario confiable. Clientes y fiado, devoluciones y compras quedan en el </w:t>
+            </w:r>
+            <w:proofErr w:type="spellStart"/>
+            <w:r>
+              <w:rPr>
+                <w:rFonts w:ascii="Arial" w:hAnsi="Arial" w:cs="Arial"/>
+              </w:rPr>
+              <w:t>Product</w:t>
+            </w:r>
+            <w:proofErr w:type="spellEnd"/>
+            <w:r>
+              <w:rPr>
+                <w:rFonts w:ascii="Arial" w:hAnsi="Arial" w:cs="Arial"/>
+              </w:rPr>
+              <w:t xml:space="preserve"> Backlog (HU-19 a HU-28) para los </w:t>
+            </w:r>
+            <w:proofErr w:type="spellStart"/>
+            <w:r>
+              <w:rPr>
+                <w:rFonts w:ascii="Arial" w:hAnsi="Arial" w:cs="Arial"/>
+              </w:rPr>
+              <w:t>Sprints</w:t>
+            </w:r>
+            <w:proofErr w:type="spellEnd"/>
+            <w:r>
+              <w:rPr>
+                <w:rFonts w:ascii="Arial" w:hAnsi="Arial" w:cs="Arial"/>
+              </w:rPr>
+              <w:t xml:space="preserve"> 5 y 6.</w:t>
+            </w:r>
+          </w:p>
+          <w:p>
+            <w:pPr>
+              <w:pStyle w:val="Prrafodelista"/>
+              <w:numPr>
+                <w:ilvl w:val="0"/>
+                <w:numId w:val="2"/>
+              </w:numPr>
+              <w:spacing w:after="60" w:line="360" w:lineRule="auto"/>
+              <w:jc w:val="both"/>
+              <w:rPr>
+                <w:rFonts w:ascii="Arial" w:hAnsi="Arial" w:cs="Arial"/>
+              </w:rPr>
+            </w:pPr>
+            <w:r>
+              <w:rPr>
+                <w:rFonts w:ascii="Arial" w:hAnsi="Arial" w:cs="Arial"/>
+                <w:b/>
+              </w:rPr>
+              <w:t xml:space="preserve">Operación sin conexión: </w:t>
+            </w:r>
+            <w:r>
+              <w:rPr>
+                <w:rFonts w:ascii="Arial" w:hAnsi="Arial" w:cs="Arial"/>
+              </w:rPr>
+              <w:t xml:space="preserve">pasó del Sprint 3 al Sprint 4 por no cumplir la </w:t>
+            </w:r>
+            <w:proofErr w:type="spellStart"/>
+            <w:r>
+              <w:rPr>
+                <w:rFonts w:ascii="Arial" w:hAnsi="Arial" w:cs="Arial"/>
+              </w:rPr>
+              <w:t>Definition</w:t>
+            </w:r>
+            <w:proofErr w:type="spellEnd"/>
+            <w:r>
+              <w:rPr>
+                <w:rFonts w:ascii="Arial" w:hAnsi="Arial" w:cs="Arial"/>
+              </w:rPr>
+              <w:t xml:space="preserve"> </w:t>
+            </w:r>
+            <w:proofErr w:type="spellStart"/>
+            <w:r>
+              <w:rPr>
+                <w:rFonts w:ascii="Arial" w:hAnsi="Arial" w:cs="Arial"/>
+              </w:rPr>
+              <w:t>of</w:t>
+            </w:r>
+            <w:proofErr w:type="spellEnd"/>
+            <w:r>
+              <w:rPr>
+                <w:rFonts w:ascii="Arial" w:hAnsi="Arial" w:cs="Arial"/>
+              </w:rPr>
+              <w:t xml:space="preserve"> Done.</w:t>
+            </w:r>
+          </w:p>
+          <w:p>
+            <w:pPr>
+              <w:pStyle w:val="Prrafodelista"/>
+              <w:numPr>
+                <w:ilvl w:val="0"/>
+                <w:numId w:val="2"/>
+              </w:numPr>
+              <w:spacing w:after="60" w:line="360" w:lineRule="auto"/>
+              <w:jc w:val="both"/>
+              <w:rPr>
+                <w:rFonts w:ascii="Arial" w:hAnsi="Arial" w:cs="Arial"/>
+              </w:rPr>
+            </w:pPr>
+            <w:r>
+              <w:rPr>
+                <w:rFonts w:ascii="Arial" w:hAnsi="Arial" w:cs="Arial"/>
+                <w:b/>
+              </w:rPr>
+              <w:t xml:space="preserve">Descubrimiento con comerciantes: </w:t>
+            </w:r>
+            <w:r>
+              <w:rPr>
+                <w:rFonts w:ascii="Arial" w:hAnsi="Arial" w:cs="Arial"/>
+              </w:rPr>
+              <w:t>se reprograma para las semanas 10 a 12 y se une a la validación comercial, ya que aún no hay entrevistas registradas.</w:t>
+            </w:r>
+          </w:p>
+          <w:p>
+            <w:pPr>
+              <w:pStyle w:val="Prrafodelista"/>
+              <w:numPr>
+                <w:ilvl w:val="0"/>
+                <w:numId w:val="2"/>
+              </w:numPr>
+              <w:spacing w:after="60" w:line="360" w:lineRule="auto"/>
+              <w:jc w:val="both"/>
+              <w:rPr>
+                <w:rFonts w:ascii="Arial" w:hAnsi="Arial" w:cs="Arial"/>
+              </w:rPr>
+            </w:pPr>
+            <w:r>
+              <w:rPr>
+                <w:rFonts w:ascii="Arial" w:hAnsi="Arial" w:cs="Arial"/>
+                <w:b/>
+              </w:rPr>
+              <w:t xml:space="preserve">Herramienta de gestión: </w:t>
+            </w:r>
+            <w:r>
+              <w:rPr>
+                <w:rFonts w:ascii="Arial" w:hAnsi="Arial" w:cs="Arial"/>
+              </w:rPr>
+              <w:t>migramos de Jira a Trello el 03-10-2026, con un tablero por sprint.</w:t>
+            </w:r>
+          </w:p>
+          <w:p>
+            <w:pPr>
+              <w:pStyle w:val="Prrafodelista"/>
+              <w:numPr>
+                <w:ilvl w:val="0"/>
+                <w:numId w:val="2"/>
+              </w:numPr>
+              <w:spacing w:after="60" w:line="360" w:lineRule="auto"/>
+              <w:jc w:val="both"/>
+              <w:rPr>
+                <w:rFonts w:ascii="Arial" w:hAnsi="Arial" w:cs="Arial"/>
+              </w:rPr>
+            </w:pPr>
+            <w:r>
+              <w:rPr>
+                <w:rFonts w:ascii="Arial" w:hAnsi="Arial" w:cs="Arial"/>
+                <w:b/>
+              </w:rPr>
               <w:t xml:space="preserve">Pruebas: </w:t>
             </w:r>
             <w:r>
@@ -4430,7 +5547,6 @@
         <w:rPr>
           <w:rFonts w:ascii="Arial" w:hAnsi="Arial" w:cs="Arial"/>
         </w:rPr>
-        <w:lastRenderedPageBreak/>
         <w:br w:type="page"/>
       </w:r>
     </w:p>
@@ -4765,7 +5881,25 @@
           <w:i/>
           <w:color w:val="404040"/>
         </w:rPr>
-        <w:t>Vista de venta en celular (pantalla de 375 px), PWA (07-10-2026).</w:t>
+        <w:t xml:space="preserve">Vista de venta en celular (pantalla de 375 </w:t>
+      </w:r>
+      <w:proofErr w:type="spellStart"/>
+      <w:r>
+        <w:rPr>
+          <w:rFonts w:ascii="Arial" w:hAnsi="Arial" w:cs="Arial"/>
+          <w:i/>
+          <w:color w:val="404040"/>
+        </w:rPr>
+        <w:t>px</w:t>
+      </w:r>
+      <w:proofErr w:type="spellEnd"/>
+      <w:r>
+        <w:rPr>
+          <w:rFonts w:ascii="Arial" w:hAnsi="Arial" w:cs="Arial"/>
+          <w:i/>
+          <w:color w:val="404040"/>
+        </w:rPr>
+        <w:t>), PWA (07-10-2026).</w:t>
       </w:r>
     </w:p>
     <w:p>
@@ -4925,28 +6059,166 @@
           <w:i/>
           <w:color w:val="404040"/>
         </w:rPr>
-        <w:t>Suite completa: 93 pruebas, 78 aprobadas en esta ejecución y 15 de PostgreSQL ejecutadas aparte, 0 fallidas (04-10-2026).</w:t>
+        <w:t>Suite completa: 93 pruebas en total (78 automatizadas y 15 de integración contra PostgreSQL, ejecutadas por separado), todas aprobadas y 0 fallidas (04-10-2026).</w:t>
       </w:r>
     </w:p>
     <w:p>
       <w:pPr>
-        <w:spacing w:before="200" w:after="80" w:line="360" w:lineRule="auto"/>
+        <w:keepNext/>
+        <w:spacing w:before="200" w:after="40" w:line="240" w:lineRule="auto"/>
+        <w:jc w:val="center"/>
+      </w:pPr>
+      <w:r>
+        <w:rPr>
+          <w:noProof/>
+        </w:rPr>
+        <w:lastRenderedPageBreak/>
+        <w:drawing>
+          <wp:inline distT="0" distB="0" distL="0" distR="0" wp14:anchorId="081190AC" wp14:editId="24E7CC49">
+            <wp:extent cx="4754880" cy="6133849"/>
+            <wp:effectExtent l="0" t="0" r="0" b="0"/>
+            <wp:docPr id="101" name="Picture 101"/>
+            <wp:cNvGraphicFramePr>
+              <a:graphicFrameLocks xmlns:a="http://schemas.openxmlformats.org/drawingml/2006/main" noChangeAspect="1"/>
+            </wp:cNvGraphicFramePr>
+            <a:graphic xmlns:a="http://schemas.openxmlformats.org/drawingml/2006/main">
+              <a:graphicData uri="http://schemas.openxmlformats.org/drawingml/2006/picture">
+                <pic:pic xmlns:pic="http://schemas.openxmlformats.org/drawingml/2006/picture">
+                  <pic:nvPicPr>
+                    <pic:cNvPr id="0" name="modelo_er_localito.png"/>
+                    <pic:cNvPicPr/>
+                  </pic:nvPicPr>
+                  <pic:blipFill>
+                    <a:blip r:embed="rId15"/>
+                    <a:stretch>
+                      <a:fillRect/>
+                    </a:stretch>
+                  </pic:blipFill>
+                  <pic:spPr>
+                    <a:xfrm>
+                      <a:off x="0" y="0"/>
+                      <a:ext cx="4754880" cy="6133849"/>
+                    </a:xfrm>
+                    <a:prstGeom prst="rect">
+                      <a:avLst/>
+                    </a:prstGeom>
+                  </pic:spPr>
+                </pic:pic>
+              </a:graphicData>
+            </a:graphic>
+          </wp:inline>
+        </w:drawing>
+      </w:r>
+    </w:p>
+    <w:p>
+      <w:pPr>
+        <w:spacing w:before="80" w:after="240" w:line="360" w:lineRule="auto"/>
+        <w:jc w:val="center"/>
+        <w:rPr>
+          <w:rFonts w:ascii="Arial" w:hAnsi="Arial" w:cs="Arial"/>
+          <w:i/>
+          <w:color w:val="404040"/>
+        </w:rPr>
+      </w:pPr>
+      <w:r>
+        <w:rPr>
+          <w:rFonts w:ascii="Arial" w:hAnsi="Arial" w:cs="Arial"/>
+          <w:b/>
+          <w:i/>
+          <w:color w:val="404040"/>
+        </w:rPr>
+        <w:t xml:space="preserve">Evidencia 6. </w:t>
+      </w:r>
+      <w:r>
+        <w:rPr>
+          <w:rFonts w:ascii="Arial" w:hAnsi="Arial" w:cs="Arial"/>
+          <w:i/>
+          <w:color w:val="404040"/>
+        </w:rPr>
+        <w:t xml:space="preserve">Modelo entidad-relación del núcleo de </w:t>
+      </w:r>
+      <w:proofErr w:type="spellStart"/>
+      <w:r>
+        <w:rPr>
+          <w:rFonts w:ascii="Arial" w:hAnsi="Arial" w:cs="Arial"/>
+          <w:i/>
+          <w:color w:val="404040"/>
+        </w:rPr>
+        <w:t>Localito</w:t>
+      </w:r>
+      <w:proofErr w:type="spellEnd"/>
+      <w:r>
+        <w:rPr>
+          <w:rFonts w:ascii="Arial" w:hAnsi="Arial" w:cs="Arial"/>
+          <w:i/>
+          <w:color w:val="404040"/>
+        </w:rPr>
+        <w:t xml:space="preserve">, generado desde </w:t>
+      </w:r>
+      <w:proofErr w:type="spellStart"/>
+      <w:r>
+        <w:rPr>
+          <w:rFonts w:ascii="Arial" w:hAnsi="Arial" w:cs="Arial"/>
+          <w:i/>
+          <w:color w:val="404040"/>
+        </w:rPr>
+        <w:t>db</w:t>
+      </w:r>
+      <w:proofErr w:type="spellEnd"/>
+      <w:r>
+        <w:rPr>
+          <w:rFonts w:ascii="Arial" w:hAnsi="Arial" w:cs="Arial"/>
+          <w:i/>
+          <w:color w:val="404040"/>
+        </w:rPr>
+        <w:t>/</w:t>
+      </w:r>
+      <w:proofErr w:type="spellStart"/>
+      <w:r>
+        <w:rPr>
+          <w:rFonts w:ascii="Arial" w:hAnsi="Arial" w:cs="Arial"/>
+          <w:i/>
+          <w:color w:val="404040"/>
+        </w:rPr>
+        <w:t>schema.sql</w:t>
+      </w:r>
+      <w:proofErr w:type="spellEnd"/>
+      <w:r>
+        <w:rPr>
+          <w:rFonts w:ascii="Arial" w:hAnsi="Arial" w:cs="Arial"/>
+          <w:i/>
+          <w:color w:val="404040"/>
+        </w:rPr>
+        <w:t xml:space="preserve"> (PostgreSQL).</w:t>
+      </w:r>
+    </w:p>
+    <w:p>
+      <w:pPr>
+        <w:spacing w:after="120" w:line="360" w:lineRule="auto"/>
         <w:jc w:val="both"/>
         <w:rPr>
           <w:rFonts w:ascii="Arial" w:hAnsi="Arial" w:cs="Arial"/>
-          <w:b/>
-          <w:color w:val="1F3864"/>
-          <w:sz w:val="24"/>
         </w:rPr>
       </w:pPr>
       <w:r>
         <w:rPr>
           <w:rFonts w:ascii="Arial" w:hAnsi="Arial" w:cs="Arial"/>
-          <w:b/>
-          <w:color w:val="1F3864"/>
-          <w:sz w:val="24"/>
-        </w:rPr>
-        <w:t>Enlaces de verificación</w:t>
+        </w:rPr>
+        <w:t xml:space="preserve">El modelo tiene 24 tablas; el diagrama muestra las 16 del núcleo construido en los </w:t>
+      </w:r>
+      <w:proofErr w:type="spellStart"/>
+      <w:r>
+        <w:rPr>
+          <w:rFonts w:ascii="Arial" w:hAnsi="Arial" w:cs="Arial"/>
+        </w:rPr>
+        <w:t>Sprints</w:t>
+      </w:r>
+      <w:proofErr w:type="spellEnd"/>
+      <w:r>
+        <w:rPr>
+          <w:rFonts w:ascii="Arial" w:hAnsi="Arial" w:cs="Arial"/>
+        </w:rPr>
+        <w:t xml:space="preserve"> 1 a 4. Decisiones de diseño que lo hacen consistente y escalable:</w:t>
       </w:r>
     </w:p>
     <w:p>
@@ -4965,8 +6237,45 @@
       <w:r>
         <w:rPr>
           <w:rFonts w:ascii="Arial" w:hAnsi="Arial" w:cs="Arial"/>
-        </w:rPr>
-        <w:t>Aplicación: https://localito-saas.vercel.app</w:t>
+          <w:b/>
+        </w:rPr>
+        <w:t>Aislamiento por negocio (</w:t>
+      </w:r>
+      <w:proofErr w:type="spellStart"/>
+      <w:r>
+        <w:rPr>
+          <w:rFonts w:ascii="Arial" w:hAnsi="Arial" w:cs="Arial"/>
+          <w:b/>
+        </w:rPr>
+        <w:t>multi-tenant</w:t>
+      </w:r>
+      <w:proofErr w:type="spellEnd"/>
+      <w:r>
+        <w:rPr>
+          <w:rFonts w:ascii="Arial" w:hAnsi="Arial" w:cs="Arial"/>
+          <w:b/>
+        </w:rPr>
+        <w:t xml:space="preserve">): </w:t>
+      </w:r>
+      <w:r>
+        <w:rPr>
+          <w:rFonts w:ascii="Arial" w:hAnsi="Arial" w:cs="Arial"/>
+        </w:rPr>
+        <w:t xml:space="preserve">todas las tablas operativas tienen </w:t>
+      </w:r>
+      <w:proofErr w:type="spellStart"/>
+      <w:r>
+        <w:rPr>
+          <w:rFonts w:ascii="Arial" w:hAnsi="Arial" w:cs="Arial"/>
+        </w:rPr>
+        <w:t>negocio_id</w:t>
+      </w:r>
+      <w:proofErr w:type="spellEnd"/>
+      <w:r>
+        <w:rPr>
+          <w:rFonts w:ascii="Arial" w:hAnsi="Arial" w:cs="Arial"/>
+        </w:rPr>
+        <w:t xml:space="preserve"> como llave foránea, por lo que cada almacén solo ve sus datos y se pueden sumar negocios sin cambiar el esquema.</w:t>
       </w:r>
     </w:p>
     <w:p>
@@ -4985,8 +6294,15 @@
       <w:r>
         <w:rPr>
           <w:rFonts w:ascii="Arial" w:hAnsi="Arial" w:cs="Arial"/>
-        </w:rPr>
-        <w:t>Repositorio: https://github.com/CamiloGonzalezSt/LocalitoSaaS</w:t>
+          <w:b/>
+        </w:rPr>
+        <w:t xml:space="preserve">Integridad: </w:t>
+      </w:r>
+      <w:r>
+        <w:rPr>
+          <w:rFonts w:ascii="Arial" w:hAnsi="Arial" w:cs="Arial"/>
+        </w:rPr>
+        <w:t>llaves primarias UUID, llaves foráneas y restricciones CHECK sobre planes y estados de suscripción.</w:t>
       </w:r>
     </w:p>
     <w:p>
@@ -5005,8 +6321,1597 @@
       <w:r>
         <w:rPr>
           <w:rFonts w:ascii="Arial" w:hAnsi="Arial" w:cs="Arial"/>
-        </w:rPr>
-        <w:t>Trello: workspace “Localito Saas” (Product Backlog y tableros 01 a 04 de cada sprint)</w:t>
+          <w:b/>
+        </w:rPr>
+        <w:lastRenderedPageBreak/>
+        <w:t xml:space="preserve">Reglas de negocio en la base de datos: </w:t>
+      </w:r>
+      <w:r>
+        <w:rPr>
+          <w:rFonts w:ascii="Arial" w:hAnsi="Arial" w:cs="Arial"/>
+        </w:rPr>
+        <w:t>un índice único parcial impide abrir dos cajas a la vez en un negocio y otro evita ventas duplicadas al reintentar sin conexión (</w:t>
+      </w:r>
+      <w:proofErr w:type="spellStart"/>
+      <w:r>
+        <w:rPr>
+          <w:rFonts w:ascii="Arial" w:hAnsi="Arial" w:cs="Arial"/>
+        </w:rPr>
+        <w:t>idempotency_key</w:t>
+      </w:r>
+      <w:proofErr w:type="spellEnd"/>
+      <w:r>
+        <w:rPr>
+          <w:rFonts w:ascii="Arial" w:hAnsi="Arial" w:cs="Arial"/>
+        </w:rPr>
+        <w:t>).</w:t>
+      </w:r>
+    </w:p>
+    <w:p>
+      <w:pPr>
+        <w:pStyle w:val="Prrafodelista"/>
+        <w:numPr>
+          <w:ilvl w:val="0"/>
+          <w:numId w:val="2"/>
+        </w:numPr>
+        <w:spacing w:after="60" w:line="360" w:lineRule="auto"/>
+        <w:jc w:val="both"/>
+        <w:rPr>
+          <w:rFonts w:ascii="Arial" w:hAnsi="Arial" w:cs="Arial"/>
+        </w:rPr>
+      </w:pPr>
+      <w:r>
+        <w:rPr>
+          <w:rFonts w:ascii="Arial" w:hAnsi="Arial" w:cs="Arial"/>
+          <w:b/>
+        </w:rPr>
+        <w:t xml:space="preserve">Rendimiento: </w:t>
+      </w:r>
+      <w:r>
+        <w:rPr>
+          <w:rFonts w:ascii="Arial" w:hAnsi="Arial" w:cs="Arial"/>
+        </w:rPr>
+        <w:t>índices compuestos como (</w:t>
+      </w:r>
+      <w:proofErr w:type="spellStart"/>
+      <w:r>
+        <w:rPr>
+          <w:rFonts w:ascii="Arial" w:hAnsi="Arial" w:cs="Arial"/>
+        </w:rPr>
+        <w:t>negocio_id</w:t>
+      </w:r>
+      <w:proofErr w:type="spellEnd"/>
+      <w:r>
+        <w:rPr>
+          <w:rFonts w:ascii="Arial" w:hAnsi="Arial" w:cs="Arial"/>
+        </w:rPr>
+        <w:t xml:space="preserve">, </w:t>
+      </w:r>
+      <w:proofErr w:type="spellStart"/>
+      <w:r>
+        <w:rPr>
+          <w:rFonts w:ascii="Arial" w:hAnsi="Arial" w:cs="Arial"/>
+        </w:rPr>
+        <w:t>fecha_creacion</w:t>
+      </w:r>
+      <w:proofErr w:type="spellEnd"/>
+      <w:r>
+        <w:rPr>
+          <w:rFonts w:ascii="Arial" w:hAnsi="Arial" w:cs="Arial"/>
+        </w:rPr>
+        <w:t>) en ventas y (</w:t>
+      </w:r>
+      <w:proofErr w:type="spellStart"/>
+      <w:r>
+        <w:rPr>
+          <w:rFonts w:ascii="Arial" w:hAnsi="Arial" w:cs="Arial"/>
+        </w:rPr>
+        <w:t>negocio_id</w:t>
+      </w:r>
+      <w:proofErr w:type="spellEnd"/>
+      <w:r>
+        <w:rPr>
+          <w:rFonts w:ascii="Arial" w:hAnsi="Arial" w:cs="Arial"/>
+        </w:rPr>
+        <w:t xml:space="preserve">, </w:t>
+      </w:r>
+      <w:proofErr w:type="spellStart"/>
+      <w:r>
+        <w:rPr>
+          <w:rFonts w:ascii="Arial" w:hAnsi="Arial" w:cs="Arial"/>
+        </w:rPr>
+        <w:t>codigo_barras</w:t>
+      </w:r>
+      <w:proofErr w:type="spellEnd"/>
+      <w:r>
+        <w:rPr>
+          <w:rFonts w:ascii="Arial" w:hAnsi="Arial" w:cs="Arial"/>
+        </w:rPr>
+        <w:t>) en productos para consultas y lecturas de código frecuentes.</w:t>
+      </w:r>
+    </w:p>
+    <w:p>
+      <w:pPr>
+        <w:pStyle w:val="Prrafodelista"/>
+        <w:spacing w:after="60" w:line="360" w:lineRule="auto"/>
+        <w:jc w:val="both"/>
+        <w:rPr>
+          <w:rFonts w:ascii="Arial" w:hAnsi="Arial" w:cs="Arial"/>
+        </w:rPr>
+      </w:pPr>
+    </w:p>
+    <w:p>
+      <w:pPr>
+        <w:pStyle w:val="Prrafodelista"/>
+        <w:spacing w:after="60" w:line="360" w:lineRule="auto"/>
+        <w:jc w:val="both"/>
+        <w:rPr>
+          <w:rFonts w:ascii="Arial" w:hAnsi="Arial" w:cs="Arial"/>
+        </w:rPr>
+      </w:pPr>
+      <w:r>
+        <w:rPr>
+          <w:noProof/>
+        </w:rPr>
+        <w:drawing>
+          <wp:inline distT="0" distB="0" distL="0" distR="0" wp14:anchorId="757057D6" wp14:editId="26EE847B">
+            <wp:extent cx="5400040" cy="2952115"/>
+            <wp:effectExtent l="0" t="0" r="0" b="635"/>
+            <wp:docPr id="1429535714" name="Imagen 1"/>
+            <wp:cNvGraphicFramePr>
+              <a:graphicFrameLocks xmlns:a="http://schemas.openxmlformats.org/drawingml/2006/main" noChangeAspect="1"/>
+            </wp:cNvGraphicFramePr>
+            <a:graphic xmlns:a="http://schemas.openxmlformats.org/drawingml/2006/main">
+              <a:graphicData uri="http://schemas.openxmlformats.org/drawingml/2006/picture">
+                <pic:pic xmlns:pic="http://schemas.openxmlformats.org/drawingml/2006/picture">
+                  <pic:nvPicPr>
+                    <pic:cNvPr id="1429535714" name=""/>
+                    <pic:cNvPicPr/>
+                  </pic:nvPicPr>
+                  <pic:blipFill>
+                    <a:blip r:embed="rId16"/>
+                    <a:stretch>
+                      <a:fillRect/>
+                    </a:stretch>
+                  </pic:blipFill>
+                  <pic:spPr>
+                    <a:xfrm>
+                      <a:off x="0" y="0"/>
+                      <a:ext cx="5400040" cy="2952115"/>
+                    </a:xfrm>
+                    <a:prstGeom prst="rect">
+                      <a:avLst/>
+                    </a:prstGeom>
+                  </pic:spPr>
+                </pic:pic>
+              </a:graphicData>
+            </a:graphic>
+          </wp:inline>
+        </w:drawing>
+      </w:r>
+    </w:p>
+    <w:p>
+      <w:pPr>
+        <w:spacing w:before="80" w:after="240" w:line="360" w:lineRule="auto"/>
+        <w:jc w:val="center"/>
+        <w:rPr>
+          <w:rFonts w:ascii="Arial" w:hAnsi="Arial" w:cs="Arial"/>
+          <w:i/>
+          <w:color w:val="404040"/>
+        </w:rPr>
+      </w:pPr>
+      <w:r>
+        <w:rPr>
+          <w:rFonts w:ascii="Arial" w:hAnsi="Arial" w:cs="Arial"/>
+          <w:b/>
+          <w:i/>
+          <w:color w:val="404040"/>
+        </w:rPr>
+        <w:t xml:space="preserve">Evidencia 7. </w:t>
+      </w:r>
+      <w:r>
+        <w:rPr>
+          <w:rFonts w:ascii="Arial" w:hAnsi="Arial" w:cs="Arial"/>
+          <w:i/>
+          <w:color w:val="404040"/>
+        </w:rPr>
+        <w:t>Tablero Trello con historias de usuario, responsables y estado (corte 07-10-2026).</w:t>
+      </w:r>
+    </w:p>
+    <w:p>
+      <w:pPr>
+        <w:spacing w:before="80" w:after="240" w:line="360" w:lineRule="auto"/>
+        <w:jc w:val="center"/>
+        <w:rPr>
+          <w:rFonts w:ascii="Arial" w:hAnsi="Arial" w:cs="Arial"/>
+          <w:i/>
+          <w:color w:val="404040"/>
+        </w:rPr>
+      </w:pPr>
+      <w:r>
+        <w:rPr>
+          <w:rFonts w:ascii="Arial" w:hAnsi="Arial" w:cs="Arial"/>
+          <w:i/>
+          <w:noProof/>
+          <w:color w:val="404040"/>
+        </w:rPr>
+        <w:drawing>
+          <wp:inline distT="0" distB="0" distL="0" distR="0" wp14:anchorId="0D6D557F" wp14:editId="11813239">
+            <wp:extent cx="5400040" cy="2769870"/>
+            <wp:effectExtent l="0" t="0" r="0" b="0"/>
+            <wp:docPr id="1205795889" name="Imagen 1"/>
+            <wp:cNvGraphicFramePr>
+              <a:graphicFrameLocks xmlns:a="http://schemas.openxmlformats.org/drawingml/2006/main" noChangeAspect="1"/>
+            </wp:cNvGraphicFramePr>
+            <a:graphic xmlns:a="http://schemas.openxmlformats.org/drawingml/2006/main">
+              <a:graphicData uri="http://schemas.openxmlformats.org/drawingml/2006/picture">
+                <pic:pic xmlns:pic="http://schemas.openxmlformats.org/drawingml/2006/picture">
+                  <pic:nvPicPr>
+                    <pic:cNvPr id="1205795889" name=""/>
+                    <pic:cNvPicPr/>
+                  </pic:nvPicPr>
+                  <pic:blipFill>
+                    <a:blip r:embed="rId17"/>
+                    <a:stretch>
+                      <a:fillRect/>
+                    </a:stretch>
+                  </pic:blipFill>
+                  <pic:spPr>
+                    <a:xfrm>
+                      <a:off x="0" y="0"/>
+                      <a:ext cx="5400040" cy="2769870"/>
+                    </a:xfrm>
+                    <a:prstGeom prst="rect">
+                      <a:avLst/>
+                    </a:prstGeom>
+                  </pic:spPr>
+                </pic:pic>
+              </a:graphicData>
+            </a:graphic>
+          </wp:inline>
+        </w:drawing>
+      </w:r>
+    </w:p>
+    <w:p>
+      <w:pPr>
+        <w:spacing w:before="80" w:after="240" w:line="360" w:lineRule="auto"/>
+        <w:jc w:val="center"/>
+        <w:rPr>
+          <w:rFonts w:ascii="Arial" w:hAnsi="Arial" w:cs="Arial"/>
+          <w:i/>
+          <w:color w:val="404040"/>
+        </w:rPr>
+      </w:pPr>
+      <w:r>
+        <w:rPr>
+          <w:rFonts w:ascii="Arial" w:hAnsi="Arial" w:cs="Arial"/>
+          <w:b/>
+          <w:i/>
+          <w:color w:val="404040"/>
+        </w:rPr>
+        <w:t xml:space="preserve">Evidencia 8. </w:t>
+      </w:r>
+      <w:r>
+        <w:rPr>
+          <w:rFonts w:ascii="Arial" w:hAnsi="Arial" w:cs="Arial"/>
+          <w:i/>
+          <w:color w:val="404040"/>
+        </w:rPr>
+        <w:t>Aporte de cada integrante en el repositorio GitHub.</w:t>
+      </w:r>
+    </w:p>
+    <w:p>
+      <w:pPr>
+        <w:keepNext/>
+        <w:spacing w:before="200" w:after="80" w:line="360" w:lineRule="auto"/>
+        <w:jc w:val="both"/>
+        <w:rPr>
+          <w:rFonts w:ascii="Arial" w:hAnsi="Arial" w:cs="Arial"/>
+          <w:b/>
+          <w:color w:val="1F3864"/>
+          <w:sz w:val="24"/>
+        </w:rPr>
+      </w:pPr>
+      <w:r>
+        <w:rPr>
+          <w:rFonts w:ascii="Arial" w:hAnsi="Arial" w:cs="Arial"/>
+          <w:b/>
+          <w:color w:val="1F3864"/>
+          <w:sz w:val="24"/>
+        </w:rPr>
+        <w:lastRenderedPageBreak/>
+        <w:t>Aporte de cada integrante</w:t>
+      </w:r>
+    </w:p>
+    <w:tbl>
+      <w:tblPr>
+        <w:tblW w:w="9498" w:type="dxa"/>
+        <w:tblInd w:w="-572" w:type="dxa"/>
+        <w:tblBorders>
+          <w:top w:val="single" w:sz="4" w:space="0" w:color="BFBFBF"/>
+          <w:left w:val="single" w:sz="4" w:space="0" w:color="BFBFBF"/>
+          <w:bottom w:val="single" w:sz="4" w:space="0" w:color="BFBFBF"/>
+          <w:right w:val="single" w:sz="4" w:space="0" w:color="BFBFBF"/>
+          <w:insideH w:val="single" w:sz="4" w:space="0" w:color="BFBFBF"/>
+          <w:insideV w:val="single" w:sz="4" w:space="0" w:color="BFBFBF"/>
+        </w:tblBorders>
+        <w:tblLayout w:type="fixed"/>
+        <w:tblLook w:val="04A0" w:firstRow="1" w:lastRow="0" w:firstColumn="1" w:lastColumn="0" w:noHBand="0" w:noVBand="1"/>
+      </w:tblPr>
+      <w:tblGrid>
+        <w:gridCol w:w="1700"/>
+        <w:gridCol w:w="2128"/>
+        <w:gridCol w:w="3172"/>
+        <w:gridCol w:w="2498"/>
+      </w:tblGrid>
+      <w:tr>
+        <w:trPr>
+          <w:tblHeader/>
+        </w:trPr>
+        <w:tc>
+          <w:tcPr>
+            <w:tcW w:w="1700" w:type="dxa"/>
+            <w:shd w:val="clear" w:color="auto" w:fill="1F3864"/>
+            <w:vAlign w:val="center"/>
+          </w:tcPr>
+          <w:p>
+            <w:pPr>
+              <w:spacing w:before="40" w:after="40" w:line="276" w:lineRule="auto"/>
+              <w:rPr>
+                <w:rFonts w:ascii="Arial" w:hAnsi="Arial" w:cs="Arial"/>
+                <w:sz w:val="18"/>
+              </w:rPr>
+            </w:pPr>
+            <w:r>
+              <w:rPr>
+                <w:rFonts w:ascii="Arial" w:hAnsi="Arial" w:cs="Arial"/>
+                <w:b/>
+                <w:color w:val="FFFFFF"/>
+                <w:sz w:val="18"/>
+                <w:szCs w:val="18"/>
+              </w:rPr>
+              <w:t>Integrante</w:t>
+            </w:r>
+          </w:p>
+        </w:tc>
+        <w:tc>
+          <w:tcPr>
+            <w:tcW w:w="2128" w:type="dxa"/>
+            <w:shd w:val="clear" w:color="auto" w:fill="1F3864"/>
+            <w:vAlign w:val="center"/>
+          </w:tcPr>
+          <w:p>
+            <w:pPr>
+              <w:spacing w:before="40" w:after="40" w:line="276" w:lineRule="auto"/>
+              <w:rPr>
+                <w:rFonts w:ascii="Arial" w:hAnsi="Arial" w:cs="Arial"/>
+                <w:sz w:val="18"/>
+              </w:rPr>
+            </w:pPr>
+            <w:r>
+              <w:rPr>
+                <w:rFonts w:ascii="Arial" w:hAnsi="Arial" w:cs="Arial"/>
+                <w:b/>
+                <w:color w:val="FFFFFF"/>
+                <w:sz w:val="18"/>
+                <w:szCs w:val="18"/>
+              </w:rPr>
+              <w:t>Roles Scrum en el Proyecto</w:t>
+            </w:r>
+          </w:p>
+        </w:tc>
+        <w:tc>
+          <w:tcPr>
+            <w:tcW w:w="3172" w:type="dxa"/>
+            <w:shd w:val="clear" w:color="auto" w:fill="1F3864"/>
+            <w:vAlign w:val="center"/>
+          </w:tcPr>
+          <w:p>
+            <w:pPr>
+              <w:spacing w:before="40" w:after="40" w:line="276" w:lineRule="auto"/>
+              <w:rPr>
+                <w:rFonts w:ascii="Arial" w:hAnsi="Arial" w:cs="Arial"/>
+                <w:sz w:val="18"/>
+              </w:rPr>
+            </w:pPr>
+            <w:r>
+              <w:rPr>
+                <w:rFonts w:ascii="Arial" w:hAnsi="Arial" w:cs="Arial"/>
+                <w:b/>
+                <w:color w:val="FFFFFF"/>
+                <w:sz w:val="18"/>
+                <w:szCs w:val="18"/>
+              </w:rPr>
+              <w:t>Aportes principales en la Fase 2</w:t>
+            </w:r>
+          </w:p>
+        </w:tc>
+        <w:tc>
+          <w:tcPr>
+            <w:tcW w:w="2498" w:type="dxa"/>
+            <w:shd w:val="clear" w:color="auto" w:fill="1F3864"/>
+            <w:vAlign w:val="center"/>
+          </w:tcPr>
+          <w:p>
+            <w:pPr>
+              <w:spacing w:before="40" w:after="40" w:line="276" w:lineRule="auto"/>
+              <w:rPr>
+                <w:rFonts w:ascii="Arial" w:hAnsi="Arial" w:cs="Arial"/>
+                <w:sz w:val="18"/>
+              </w:rPr>
+            </w:pPr>
+            <w:r>
+              <w:rPr>
+                <w:rFonts w:ascii="Arial" w:hAnsi="Arial" w:cs="Arial"/>
+                <w:b/>
+                <w:color w:val="FFFFFF"/>
+                <w:sz w:val="18"/>
+                <w:szCs w:val="18"/>
+              </w:rPr>
+              <w:t>Dónde se verifica</w:t>
+            </w:r>
+          </w:p>
+        </w:tc>
+      </w:tr>
+      <w:tr>
+        <w:trPr>
+          <w:cantSplit/>
+        </w:trPr>
+        <w:tc>
+          <w:tcPr>
+            <w:tcW w:w="1700" w:type="dxa"/>
+            <w:vAlign w:val="center"/>
+          </w:tcPr>
+          <w:p>
+            <w:pPr>
+              <w:spacing w:before="40" w:after="40" w:line="276" w:lineRule="auto"/>
+              <w:rPr>
+                <w:rFonts w:ascii="Arial" w:hAnsi="Arial" w:cs="Arial"/>
+                <w:sz w:val="18"/>
+              </w:rPr>
+            </w:pPr>
+            <w:r>
+              <w:rPr>
+                <w:rFonts w:ascii="Arial" w:hAnsi="Arial" w:cs="Arial"/>
+                <w:sz w:val="18"/>
+                <w:szCs w:val="18"/>
+              </w:rPr>
+              <w:t>Alexander Patiño</w:t>
+            </w:r>
+          </w:p>
+        </w:tc>
+        <w:tc>
+          <w:tcPr>
+            <w:tcW w:w="2128" w:type="dxa"/>
+            <w:vAlign w:val="center"/>
+          </w:tcPr>
+          <w:p>
+            <w:pPr>
+              <w:spacing w:before="40" w:after="40" w:line="276" w:lineRule="auto"/>
+              <w:rPr>
+                <w:rFonts w:ascii="Arial" w:hAnsi="Arial" w:cs="Arial"/>
+                <w:sz w:val="18"/>
+                <w:szCs w:val="18"/>
+              </w:rPr>
+            </w:pPr>
+            <w:proofErr w:type="spellStart"/>
+            <w:r>
+              <w:rPr>
+                <w:rFonts w:ascii="Arial" w:hAnsi="Arial" w:cs="Arial"/>
+                <w:sz w:val="18"/>
+                <w:szCs w:val="18"/>
+              </w:rPr>
+              <w:t>Developer</w:t>
+            </w:r>
+            <w:proofErr w:type="spellEnd"/>
+            <w:r>
+              <w:rPr>
+                <w:rFonts w:ascii="Arial" w:hAnsi="Arial" w:cs="Arial"/>
+                <w:sz w:val="18"/>
+                <w:szCs w:val="18"/>
+              </w:rPr>
+              <w:t xml:space="preserve"> permanente</w:t>
+            </w:r>
+          </w:p>
+          <w:p>
+            <w:pPr>
+              <w:spacing w:before="40" w:after="40" w:line="276" w:lineRule="auto"/>
+              <w:rPr>
+                <w:rFonts w:ascii="Arial" w:hAnsi="Arial" w:cs="Arial"/>
+                <w:sz w:val="18"/>
+                <w:szCs w:val="18"/>
+              </w:rPr>
+            </w:pPr>
+          </w:p>
+          <w:p>
+            <w:pPr>
+              <w:spacing w:before="40" w:after="40" w:line="276" w:lineRule="auto"/>
+              <w:rPr>
+                <w:rFonts w:ascii="Arial" w:hAnsi="Arial" w:cs="Arial"/>
+                <w:sz w:val="18"/>
+              </w:rPr>
+            </w:pPr>
+            <w:proofErr w:type="spellStart"/>
+            <w:r>
+              <w:rPr>
+                <w:rFonts w:ascii="Arial" w:hAnsi="Arial" w:cs="Arial"/>
+                <w:sz w:val="18"/>
+              </w:rPr>
+              <w:t>Product</w:t>
+            </w:r>
+            <w:proofErr w:type="spellEnd"/>
+            <w:r>
+              <w:rPr>
+                <w:rFonts w:ascii="Arial" w:hAnsi="Arial" w:cs="Arial"/>
+                <w:sz w:val="18"/>
+              </w:rPr>
+              <w:t xml:space="preserve"> Owner rotativo (</w:t>
+            </w:r>
+            <w:proofErr w:type="spellStart"/>
+            <w:r>
+              <w:rPr>
+                <w:rFonts w:ascii="Arial" w:hAnsi="Arial" w:cs="Arial"/>
+                <w:sz w:val="18"/>
+              </w:rPr>
+              <w:t>Sprints</w:t>
+            </w:r>
+            <w:proofErr w:type="spellEnd"/>
+            <w:r>
+              <w:rPr>
+                <w:rFonts w:ascii="Arial" w:hAnsi="Arial" w:cs="Arial"/>
+                <w:sz w:val="18"/>
+              </w:rPr>
+              <w:t xml:space="preserve"> 1, 4, 7)</w:t>
+            </w:r>
+          </w:p>
+          <w:p>
+            <w:pPr>
+              <w:spacing w:before="40" w:after="40" w:line="276" w:lineRule="auto"/>
+              <w:rPr>
+                <w:rFonts w:ascii="Arial" w:hAnsi="Arial" w:cs="Arial"/>
+                <w:sz w:val="18"/>
+              </w:rPr>
+            </w:pPr>
+          </w:p>
+          <w:p>
+            <w:pPr>
+              <w:spacing w:before="40" w:after="40" w:line="276" w:lineRule="auto"/>
+              <w:rPr>
+                <w:rFonts w:ascii="Arial" w:hAnsi="Arial" w:cs="Arial"/>
+                <w:sz w:val="18"/>
+              </w:rPr>
+            </w:pPr>
+            <w:r>
+              <w:rPr>
+                <w:rFonts w:ascii="Arial" w:hAnsi="Arial" w:cs="Arial"/>
+                <w:sz w:val="18"/>
+              </w:rPr>
+              <w:t xml:space="preserve">Scrum </w:t>
+            </w:r>
+            <w:proofErr w:type="gramStart"/>
+            <w:r>
+              <w:rPr>
+                <w:rFonts w:ascii="Arial" w:hAnsi="Arial" w:cs="Arial"/>
+                <w:sz w:val="18"/>
+              </w:rPr>
+              <w:t>Master</w:t>
+            </w:r>
+            <w:proofErr w:type="gramEnd"/>
+            <w:r>
+              <w:rPr>
+                <w:rFonts w:ascii="Arial" w:hAnsi="Arial" w:cs="Arial"/>
+                <w:sz w:val="18"/>
+              </w:rPr>
+              <w:t xml:space="preserve"> rotativo (</w:t>
+            </w:r>
+            <w:proofErr w:type="spellStart"/>
+            <w:r>
+              <w:rPr>
+                <w:rFonts w:ascii="Arial" w:hAnsi="Arial" w:cs="Arial"/>
+                <w:sz w:val="18"/>
+              </w:rPr>
+              <w:t>Sprints</w:t>
+            </w:r>
+            <w:proofErr w:type="spellEnd"/>
+            <w:r>
+              <w:rPr>
+                <w:rFonts w:ascii="Arial" w:hAnsi="Arial" w:cs="Arial"/>
+                <w:sz w:val="18"/>
+              </w:rPr>
+              <w:t xml:space="preserve"> 2, 5, 8)</w:t>
+            </w:r>
+          </w:p>
+        </w:tc>
+        <w:tc>
+          <w:tcPr>
+            <w:tcW w:w="3172" w:type="dxa"/>
+            <w:vAlign w:val="center"/>
+          </w:tcPr>
+          <w:p>
+            <w:pPr>
+              <w:spacing w:before="40" w:after="40" w:line="276" w:lineRule="auto"/>
+              <w:rPr>
+                <w:rFonts w:ascii="Arial" w:hAnsi="Arial" w:cs="Arial"/>
+                <w:sz w:val="18"/>
+              </w:rPr>
+            </w:pPr>
+            <w:proofErr w:type="spellStart"/>
+            <w:proofErr w:type="gramStart"/>
+            <w:r>
+              <w:rPr>
+                <w:rFonts w:ascii="Arial" w:hAnsi="Arial" w:cs="Arial"/>
+                <w:sz w:val="18"/>
+                <w:szCs w:val="18"/>
+              </w:rPr>
+              <w:t>Co-desarrollo</w:t>
+            </w:r>
+            <w:proofErr w:type="spellEnd"/>
+            <w:proofErr w:type="gramEnd"/>
+            <w:r>
+              <w:rPr>
+                <w:rFonts w:ascii="Arial" w:hAnsi="Arial" w:cs="Arial"/>
+                <w:sz w:val="18"/>
+                <w:szCs w:val="18"/>
+              </w:rPr>
+              <w:t xml:space="preserve"> del </w:t>
+            </w:r>
+            <w:proofErr w:type="spellStart"/>
+            <w:r>
+              <w:rPr>
+                <w:rFonts w:ascii="Arial" w:hAnsi="Arial" w:cs="Arial"/>
+                <w:sz w:val="18"/>
+                <w:szCs w:val="18"/>
+              </w:rPr>
+              <w:t>frontend</w:t>
+            </w:r>
+            <w:proofErr w:type="spellEnd"/>
+            <w:r>
+              <w:rPr>
+                <w:rFonts w:ascii="Arial" w:hAnsi="Arial" w:cs="Arial"/>
+                <w:sz w:val="18"/>
+                <w:szCs w:val="18"/>
+              </w:rPr>
+              <w:t xml:space="preserve"> PWA en </w:t>
+            </w:r>
+            <w:proofErr w:type="spellStart"/>
+            <w:r>
+              <w:rPr>
+                <w:rFonts w:ascii="Arial" w:hAnsi="Arial" w:cs="Arial"/>
+                <w:sz w:val="18"/>
+                <w:szCs w:val="18"/>
+              </w:rPr>
+              <w:t>React</w:t>
+            </w:r>
+            <w:proofErr w:type="spellEnd"/>
+            <w:r>
+              <w:rPr>
+                <w:rFonts w:ascii="Arial" w:hAnsi="Arial" w:cs="Arial"/>
+                <w:sz w:val="18"/>
+                <w:szCs w:val="18"/>
+              </w:rPr>
+              <w:t>/</w:t>
+            </w:r>
+            <w:proofErr w:type="spellStart"/>
+            <w:r>
+              <w:rPr>
+                <w:rFonts w:ascii="Arial" w:hAnsi="Arial" w:cs="Arial"/>
+                <w:sz w:val="18"/>
+                <w:szCs w:val="18"/>
+              </w:rPr>
+              <w:t>TypeScript</w:t>
+            </w:r>
+            <w:proofErr w:type="spellEnd"/>
+            <w:r>
+              <w:rPr>
+                <w:rFonts w:ascii="Arial" w:hAnsi="Arial" w:cs="Arial"/>
+                <w:sz w:val="18"/>
+                <w:szCs w:val="18"/>
+              </w:rPr>
+              <w:t xml:space="preserve"> y flujos móviles; priorización y refinamiento del </w:t>
+            </w:r>
+            <w:proofErr w:type="spellStart"/>
+            <w:r>
+              <w:rPr>
+                <w:rFonts w:ascii="Arial" w:hAnsi="Arial" w:cs="Arial"/>
+                <w:sz w:val="18"/>
+                <w:szCs w:val="18"/>
+              </w:rPr>
+              <w:t>Product</w:t>
+            </w:r>
+            <w:proofErr w:type="spellEnd"/>
+            <w:r>
+              <w:rPr>
+                <w:rFonts w:ascii="Arial" w:hAnsi="Arial" w:cs="Arial"/>
+                <w:sz w:val="18"/>
+                <w:szCs w:val="18"/>
+              </w:rPr>
+              <w:t xml:space="preserve"> Backlog; diseño de interfaz móvil del POS (HU-15) y validación de criterios de aceptación con usuarios.</w:t>
+            </w:r>
+          </w:p>
+        </w:tc>
+        <w:tc>
+          <w:tcPr>
+            <w:tcW w:w="2498" w:type="dxa"/>
+            <w:vAlign w:val="center"/>
+          </w:tcPr>
+          <w:p>
+            <w:pPr>
+              <w:spacing w:before="40" w:after="40" w:line="276" w:lineRule="auto"/>
+              <w:rPr>
+                <w:rFonts w:ascii="Arial" w:hAnsi="Arial" w:cs="Arial"/>
+                <w:sz w:val="18"/>
+              </w:rPr>
+            </w:pPr>
+            <w:r>
+              <w:rPr>
+                <w:rFonts w:ascii="Arial" w:hAnsi="Arial" w:cs="Arial"/>
+                <w:sz w:val="18"/>
+                <w:szCs w:val="18"/>
+              </w:rPr>
+              <w:t xml:space="preserve">Historial de </w:t>
+            </w:r>
+            <w:proofErr w:type="spellStart"/>
+            <w:r>
+              <w:rPr>
+                <w:rFonts w:ascii="Arial" w:hAnsi="Arial" w:cs="Arial"/>
+                <w:sz w:val="18"/>
+                <w:szCs w:val="18"/>
+              </w:rPr>
+              <w:t>commits</w:t>
+            </w:r>
+            <w:proofErr w:type="spellEnd"/>
+            <w:r>
+              <w:rPr>
+                <w:rFonts w:ascii="Arial" w:hAnsi="Arial" w:cs="Arial"/>
+                <w:sz w:val="18"/>
+                <w:szCs w:val="18"/>
+              </w:rPr>
+              <w:t xml:space="preserve"> y </w:t>
+            </w:r>
+            <w:proofErr w:type="spellStart"/>
+            <w:r>
+              <w:rPr>
+                <w:rFonts w:ascii="Arial" w:hAnsi="Arial" w:cs="Arial"/>
+                <w:sz w:val="18"/>
+                <w:szCs w:val="18"/>
+              </w:rPr>
+              <w:t>PRs</w:t>
+            </w:r>
+            <w:proofErr w:type="spellEnd"/>
+            <w:r>
+              <w:rPr>
+                <w:rFonts w:ascii="Arial" w:hAnsi="Arial" w:cs="Arial"/>
+                <w:sz w:val="18"/>
+                <w:szCs w:val="18"/>
+              </w:rPr>
+              <w:t xml:space="preserve"> en GitHub; tarjetas asignadas en tableros de Trello; interfaz desplegada en </w:t>
+            </w:r>
+            <w:proofErr w:type="spellStart"/>
+            <w:r>
+              <w:rPr>
+                <w:rFonts w:ascii="Arial" w:hAnsi="Arial" w:cs="Arial"/>
+                <w:sz w:val="18"/>
+                <w:szCs w:val="18"/>
+              </w:rPr>
+              <w:t>Vercel</w:t>
+            </w:r>
+            <w:proofErr w:type="spellEnd"/>
+            <w:r>
+              <w:rPr>
+                <w:rFonts w:ascii="Arial" w:hAnsi="Arial" w:cs="Arial"/>
+                <w:sz w:val="18"/>
+                <w:szCs w:val="18"/>
+              </w:rPr>
+              <w:t>.</w:t>
+            </w:r>
+          </w:p>
+        </w:tc>
+      </w:tr>
+      <w:tr>
+        <w:trPr>
+          <w:cantSplit/>
+        </w:trPr>
+        <w:tc>
+          <w:tcPr>
+            <w:tcW w:w="1700" w:type="dxa"/>
+            <w:vAlign w:val="center"/>
+          </w:tcPr>
+          <w:p>
+            <w:pPr>
+              <w:spacing w:before="40" w:after="40" w:line="276" w:lineRule="auto"/>
+              <w:rPr>
+                <w:rFonts w:ascii="Arial" w:hAnsi="Arial" w:cs="Arial"/>
+                <w:sz w:val="18"/>
+              </w:rPr>
+            </w:pPr>
+            <w:r>
+              <w:rPr>
+                <w:rFonts w:ascii="Arial" w:hAnsi="Arial" w:cs="Arial"/>
+                <w:sz w:val="18"/>
+                <w:szCs w:val="18"/>
+              </w:rPr>
+              <w:t>Samuel Solís</w:t>
+            </w:r>
+          </w:p>
+        </w:tc>
+        <w:tc>
+          <w:tcPr>
+            <w:tcW w:w="2128" w:type="dxa"/>
+            <w:vAlign w:val="center"/>
+          </w:tcPr>
+          <w:p>
+            <w:pPr>
+              <w:spacing w:before="40" w:after="40" w:line="276" w:lineRule="auto"/>
+              <w:rPr>
+                <w:rFonts w:ascii="Arial" w:hAnsi="Arial" w:cs="Arial"/>
+                <w:sz w:val="18"/>
+                <w:szCs w:val="18"/>
+              </w:rPr>
+            </w:pPr>
+            <w:proofErr w:type="spellStart"/>
+            <w:r>
+              <w:rPr>
+                <w:rFonts w:ascii="Arial" w:hAnsi="Arial" w:cs="Arial"/>
+                <w:sz w:val="18"/>
+                <w:szCs w:val="18"/>
+              </w:rPr>
+              <w:t>Developer</w:t>
+            </w:r>
+            <w:proofErr w:type="spellEnd"/>
+            <w:r>
+              <w:rPr>
+                <w:rFonts w:ascii="Arial" w:hAnsi="Arial" w:cs="Arial"/>
+                <w:sz w:val="18"/>
+                <w:szCs w:val="18"/>
+              </w:rPr>
+              <w:t xml:space="preserve"> permanente</w:t>
+            </w:r>
+          </w:p>
+          <w:p>
+            <w:pPr>
+              <w:spacing w:before="40" w:after="40" w:line="276" w:lineRule="auto"/>
+              <w:rPr>
+                <w:rFonts w:ascii="Arial" w:hAnsi="Arial" w:cs="Arial"/>
+                <w:sz w:val="18"/>
+                <w:szCs w:val="18"/>
+              </w:rPr>
+            </w:pPr>
+          </w:p>
+          <w:p>
+            <w:pPr>
+              <w:spacing w:before="40" w:after="40" w:line="276" w:lineRule="auto"/>
+              <w:rPr>
+                <w:rFonts w:ascii="Arial" w:hAnsi="Arial" w:cs="Arial"/>
+                <w:sz w:val="18"/>
+              </w:rPr>
+            </w:pPr>
+            <w:proofErr w:type="spellStart"/>
+            <w:r>
+              <w:rPr>
+                <w:rFonts w:ascii="Arial" w:hAnsi="Arial" w:cs="Arial"/>
+                <w:sz w:val="18"/>
+              </w:rPr>
+              <w:t>Product</w:t>
+            </w:r>
+            <w:proofErr w:type="spellEnd"/>
+            <w:r>
+              <w:rPr>
+                <w:rFonts w:ascii="Arial" w:hAnsi="Arial" w:cs="Arial"/>
+                <w:sz w:val="18"/>
+              </w:rPr>
+              <w:t xml:space="preserve"> Owner rotativo (</w:t>
+            </w:r>
+            <w:proofErr w:type="spellStart"/>
+            <w:r>
+              <w:rPr>
+                <w:rFonts w:ascii="Arial" w:hAnsi="Arial" w:cs="Arial"/>
+                <w:sz w:val="18"/>
+              </w:rPr>
+              <w:t>Sprints</w:t>
+            </w:r>
+            <w:proofErr w:type="spellEnd"/>
+            <w:r>
+              <w:rPr>
+                <w:rFonts w:ascii="Arial" w:hAnsi="Arial" w:cs="Arial"/>
+                <w:sz w:val="18"/>
+              </w:rPr>
+              <w:t xml:space="preserve"> 2, 5, 8)</w:t>
+            </w:r>
+          </w:p>
+          <w:p>
+            <w:pPr>
+              <w:spacing w:before="40" w:after="40" w:line="276" w:lineRule="auto"/>
+              <w:rPr>
+                <w:rFonts w:ascii="Arial" w:hAnsi="Arial" w:cs="Arial"/>
+                <w:sz w:val="18"/>
+              </w:rPr>
+            </w:pPr>
+          </w:p>
+          <w:p>
+            <w:pPr>
+              <w:spacing w:before="40" w:after="40" w:line="276" w:lineRule="auto"/>
+              <w:rPr>
+                <w:rFonts w:ascii="Arial" w:hAnsi="Arial" w:cs="Arial"/>
+                <w:sz w:val="18"/>
+              </w:rPr>
+            </w:pPr>
+            <w:r>
+              <w:rPr>
+                <w:rFonts w:ascii="Arial" w:hAnsi="Arial" w:cs="Arial"/>
+                <w:sz w:val="18"/>
+              </w:rPr>
+              <w:t xml:space="preserve">Scrum </w:t>
+            </w:r>
+            <w:proofErr w:type="gramStart"/>
+            <w:r>
+              <w:rPr>
+                <w:rFonts w:ascii="Arial" w:hAnsi="Arial" w:cs="Arial"/>
+                <w:sz w:val="18"/>
+              </w:rPr>
+              <w:t>Master</w:t>
+            </w:r>
+            <w:proofErr w:type="gramEnd"/>
+            <w:r>
+              <w:rPr>
+                <w:rFonts w:ascii="Arial" w:hAnsi="Arial" w:cs="Arial"/>
+                <w:sz w:val="18"/>
+              </w:rPr>
+              <w:t xml:space="preserve"> rotativo (</w:t>
+            </w:r>
+            <w:proofErr w:type="spellStart"/>
+            <w:r>
+              <w:rPr>
+                <w:rFonts w:ascii="Arial" w:hAnsi="Arial" w:cs="Arial"/>
+                <w:sz w:val="18"/>
+              </w:rPr>
+              <w:t>Sprints</w:t>
+            </w:r>
+            <w:proofErr w:type="spellEnd"/>
+            <w:r>
+              <w:rPr>
+                <w:rFonts w:ascii="Arial" w:hAnsi="Arial" w:cs="Arial"/>
+                <w:sz w:val="18"/>
+              </w:rPr>
+              <w:t xml:space="preserve"> 0, 3, 6)</w:t>
+            </w:r>
+          </w:p>
+        </w:tc>
+        <w:tc>
+          <w:tcPr>
+            <w:tcW w:w="3172" w:type="dxa"/>
+            <w:vAlign w:val="center"/>
+          </w:tcPr>
+          <w:p>
+            <w:pPr>
+              <w:spacing w:before="40" w:after="40" w:line="276" w:lineRule="auto"/>
+              <w:rPr>
+                <w:rFonts w:ascii="Arial" w:hAnsi="Arial" w:cs="Arial"/>
+                <w:sz w:val="18"/>
+              </w:rPr>
+            </w:pPr>
+            <w:proofErr w:type="spellStart"/>
+            <w:proofErr w:type="gramStart"/>
+            <w:r>
+              <w:rPr>
+                <w:rFonts w:ascii="Arial" w:hAnsi="Arial" w:cs="Arial"/>
+                <w:sz w:val="18"/>
+                <w:szCs w:val="18"/>
+              </w:rPr>
+              <w:t>Co-desarrollo</w:t>
+            </w:r>
+            <w:proofErr w:type="spellEnd"/>
+            <w:proofErr w:type="gramEnd"/>
+            <w:r>
+              <w:rPr>
+                <w:rFonts w:ascii="Arial" w:hAnsi="Arial" w:cs="Arial"/>
+                <w:sz w:val="18"/>
+                <w:szCs w:val="18"/>
+              </w:rPr>
+              <w:t xml:space="preserve"> de scripts de prueba y validaciones de lógica de negocio; facilitación de ceremonias ágiles; diseño y ejecución de la Matriz de Pruebas de certificación (unitarias, integración y manuales en producción); control de la </w:t>
+            </w:r>
+            <w:proofErr w:type="spellStart"/>
+            <w:r>
+              <w:rPr>
+                <w:rFonts w:ascii="Arial" w:hAnsi="Arial" w:cs="Arial"/>
+                <w:sz w:val="18"/>
+                <w:szCs w:val="18"/>
+              </w:rPr>
+              <w:t>Definition</w:t>
+            </w:r>
+            <w:proofErr w:type="spellEnd"/>
+            <w:r>
+              <w:rPr>
+                <w:rFonts w:ascii="Arial" w:hAnsi="Arial" w:cs="Arial"/>
+                <w:sz w:val="18"/>
+                <w:szCs w:val="18"/>
+              </w:rPr>
+              <w:t xml:space="preserve"> </w:t>
+            </w:r>
+            <w:proofErr w:type="spellStart"/>
+            <w:r>
+              <w:rPr>
+                <w:rFonts w:ascii="Arial" w:hAnsi="Arial" w:cs="Arial"/>
+                <w:sz w:val="18"/>
+                <w:szCs w:val="18"/>
+              </w:rPr>
+              <w:t>of</w:t>
+            </w:r>
+            <w:proofErr w:type="spellEnd"/>
+            <w:r>
+              <w:rPr>
+                <w:rFonts w:ascii="Arial" w:hAnsi="Arial" w:cs="Arial"/>
+                <w:sz w:val="18"/>
+                <w:szCs w:val="18"/>
+              </w:rPr>
+              <w:t xml:space="preserve"> Done v3.1 y trazabilidad documental.</w:t>
+            </w:r>
+          </w:p>
+        </w:tc>
+        <w:tc>
+          <w:tcPr>
+            <w:tcW w:w="2498" w:type="dxa"/>
+            <w:vAlign w:val="center"/>
+          </w:tcPr>
+          <w:p>
+            <w:pPr>
+              <w:spacing w:before="40" w:after="40" w:line="276" w:lineRule="auto"/>
+              <w:rPr>
+                <w:rFonts w:ascii="Arial" w:hAnsi="Arial" w:cs="Arial"/>
+                <w:sz w:val="18"/>
+              </w:rPr>
+            </w:pPr>
+            <w:r>
+              <w:rPr>
+                <w:rFonts w:ascii="Arial" w:hAnsi="Arial" w:cs="Arial"/>
+                <w:sz w:val="18"/>
+                <w:szCs w:val="18"/>
+              </w:rPr>
+              <w:t xml:space="preserve">Plan de Pruebas y registros </w:t>
+            </w:r>
+            <w:proofErr w:type="gramStart"/>
+            <w:r>
+              <w:rPr>
+                <w:rFonts w:ascii="Arial" w:hAnsi="Arial" w:cs="Arial"/>
+                <w:sz w:val="18"/>
+                <w:szCs w:val="18"/>
+              </w:rPr>
+              <w:t>de test</w:t>
+            </w:r>
+            <w:proofErr w:type="gramEnd"/>
+            <w:r>
+              <w:rPr>
+                <w:rFonts w:ascii="Arial" w:hAnsi="Arial" w:cs="Arial"/>
+                <w:sz w:val="18"/>
+                <w:szCs w:val="18"/>
+              </w:rPr>
+              <w:t xml:space="preserve"> runner en GitHub; historial de </w:t>
+            </w:r>
+            <w:proofErr w:type="spellStart"/>
+            <w:r>
+              <w:rPr>
+                <w:rFonts w:ascii="Arial" w:hAnsi="Arial" w:cs="Arial"/>
+                <w:sz w:val="18"/>
+                <w:szCs w:val="18"/>
+              </w:rPr>
+              <w:t>commits</w:t>
+            </w:r>
+            <w:proofErr w:type="spellEnd"/>
+            <w:r>
+              <w:rPr>
+                <w:rFonts w:ascii="Arial" w:hAnsi="Arial" w:cs="Arial"/>
+                <w:sz w:val="18"/>
+                <w:szCs w:val="18"/>
+              </w:rPr>
+              <w:t>/</w:t>
+            </w:r>
+            <w:proofErr w:type="spellStart"/>
+            <w:r>
+              <w:rPr>
+                <w:rFonts w:ascii="Arial" w:hAnsi="Arial" w:cs="Arial"/>
+                <w:sz w:val="18"/>
+                <w:szCs w:val="18"/>
+              </w:rPr>
+              <w:t>PRs</w:t>
+            </w:r>
+            <w:proofErr w:type="spellEnd"/>
+            <w:r>
+              <w:rPr>
+                <w:rFonts w:ascii="Arial" w:hAnsi="Arial" w:cs="Arial"/>
+                <w:sz w:val="18"/>
+                <w:szCs w:val="18"/>
+              </w:rPr>
+              <w:t>; tarjetas de QA y Daily en Trello.</w:t>
+            </w:r>
+          </w:p>
+        </w:tc>
+      </w:tr>
+      <w:tr>
+        <w:trPr>
+          <w:cantSplit/>
+        </w:trPr>
+        <w:tc>
+          <w:tcPr>
+            <w:tcW w:w="1700" w:type="dxa"/>
+            <w:vAlign w:val="center"/>
+          </w:tcPr>
+          <w:p>
+            <w:pPr>
+              <w:spacing w:before="40" w:after="40" w:line="276" w:lineRule="auto"/>
+              <w:rPr>
+                <w:rFonts w:ascii="Arial" w:hAnsi="Arial" w:cs="Arial"/>
+                <w:sz w:val="18"/>
+              </w:rPr>
+            </w:pPr>
+            <w:r>
+              <w:rPr>
+                <w:rFonts w:ascii="Arial" w:hAnsi="Arial" w:cs="Arial"/>
+                <w:sz w:val="18"/>
+                <w:szCs w:val="18"/>
+              </w:rPr>
+              <w:t>Camilo González</w:t>
+            </w:r>
+          </w:p>
+        </w:tc>
+        <w:tc>
+          <w:tcPr>
+            <w:tcW w:w="2128" w:type="dxa"/>
+            <w:vAlign w:val="center"/>
+          </w:tcPr>
+          <w:p>
+            <w:pPr>
+              <w:spacing w:before="40" w:after="40" w:line="276" w:lineRule="auto"/>
+              <w:rPr>
+                <w:rFonts w:ascii="Arial" w:hAnsi="Arial" w:cs="Arial"/>
+                <w:sz w:val="18"/>
+                <w:szCs w:val="18"/>
+              </w:rPr>
+            </w:pPr>
+            <w:proofErr w:type="spellStart"/>
+            <w:r>
+              <w:rPr>
+                <w:rFonts w:ascii="Arial" w:hAnsi="Arial" w:cs="Arial"/>
+                <w:sz w:val="18"/>
+                <w:szCs w:val="18"/>
+              </w:rPr>
+              <w:t>Developer</w:t>
+            </w:r>
+            <w:proofErr w:type="spellEnd"/>
+            <w:r>
+              <w:rPr>
+                <w:rFonts w:ascii="Arial" w:hAnsi="Arial" w:cs="Arial"/>
+                <w:sz w:val="18"/>
+                <w:szCs w:val="18"/>
+              </w:rPr>
+              <w:t xml:space="preserve"> permanente</w:t>
+            </w:r>
+          </w:p>
+          <w:p>
+            <w:pPr>
+              <w:spacing w:before="40" w:after="40" w:line="276" w:lineRule="auto"/>
+              <w:rPr>
+                <w:rFonts w:ascii="Arial" w:hAnsi="Arial" w:cs="Arial"/>
+                <w:sz w:val="18"/>
+                <w:szCs w:val="18"/>
+              </w:rPr>
+            </w:pPr>
+          </w:p>
+          <w:p>
+            <w:pPr>
+              <w:spacing w:before="40" w:after="40" w:line="276" w:lineRule="auto"/>
+              <w:rPr>
+                <w:rFonts w:ascii="Arial" w:hAnsi="Arial" w:cs="Arial"/>
+                <w:sz w:val="18"/>
+              </w:rPr>
+            </w:pPr>
+            <w:proofErr w:type="spellStart"/>
+            <w:r>
+              <w:rPr>
+                <w:rFonts w:ascii="Arial" w:hAnsi="Arial" w:cs="Arial"/>
+                <w:sz w:val="18"/>
+              </w:rPr>
+              <w:t>Product</w:t>
+            </w:r>
+            <w:proofErr w:type="spellEnd"/>
+            <w:r>
+              <w:rPr>
+                <w:rFonts w:ascii="Arial" w:hAnsi="Arial" w:cs="Arial"/>
+                <w:sz w:val="18"/>
+              </w:rPr>
+              <w:t xml:space="preserve"> Owner rotativo (</w:t>
+            </w:r>
+            <w:proofErr w:type="spellStart"/>
+            <w:r>
+              <w:rPr>
+                <w:rFonts w:ascii="Arial" w:hAnsi="Arial" w:cs="Arial"/>
+                <w:sz w:val="18"/>
+              </w:rPr>
+              <w:t>Sprints</w:t>
+            </w:r>
+            <w:proofErr w:type="spellEnd"/>
+            <w:r>
+              <w:rPr>
+                <w:rFonts w:ascii="Arial" w:hAnsi="Arial" w:cs="Arial"/>
+                <w:sz w:val="18"/>
+              </w:rPr>
+              <w:t xml:space="preserve"> 0, 3, 6)</w:t>
+            </w:r>
+          </w:p>
+          <w:p>
+            <w:pPr>
+              <w:spacing w:before="40" w:after="40" w:line="276" w:lineRule="auto"/>
+              <w:rPr>
+                <w:rFonts w:ascii="Arial" w:hAnsi="Arial" w:cs="Arial"/>
+                <w:sz w:val="18"/>
+              </w:rPr>
+            </w:pPr>
+          </w:p>
+          <w:p>
+            <w:pPr>
+              <w:spacing w:before="40" w:after="40" w:line="276" w:lineRule="auto"/>
+              <w:rPr>
+                <w:rFonts w:ascii="Arial" w:hAnsi="Arial" w:cs="Arial"/>
+                <w:sz w:val="18"/>
+              </w:rPr>
+            </w:pPr>
+            <w:r>
+              <w:rPr>
+                <w:rFonts w:ascii="Arial" w:hAnsi="Arial" w:cs="Arial"/>
+                <w:sz w:val="18"/>
+              </w:rPr>
+              <w:t xml:space="preserve">Scrum </w:t>
+            </w:r>
+            <w:proofErr w:type="gramStart"/>
+            <w:r>
+              <w:rPr>
+                <w:rFonts w:ascii="Arial" w:hAnsi="Arial" w:cs="Arial"/>
+                <w:sz w:val="18"/>
+              </w:rPr>
+              <w:t>Master</w:t>
+            </w:r>
+            <w:proofErr w:type="gramEnd"/>
+            <w:r>
+              <w:rPr>
+                <w:rFonts w:ascii="Arial" w:hAnsi="Arial" w:cs="Arial"/>
+                <w:sz w:val="18"/>
+              </w:rPr>
+              <w:t xml:space="preserve"> rotativo (</w:t>
+            </w:r>
+            <w:proofErr w:type="spellStart"/>
+            <w:r>
+              <w:rPr>
+                <w:rFonts w:ascii="Arial" w:hAnsi="Arial" w:cs="Arial"/>
+                <w:sz w:val="18"/>
+              </w:rPr>
+              <w:t>Sprints</w:t>
+            </w:r>
+            <w:proofErr w:type="spellEnd"/>
+            <w:r>
+              <w:rPr>
+                <w:rFonts w:ascii="Arial" w:hAnsi="Arial" w:cs="Arial"/>
+                <w:sz w:val="18"/>
+              </w:rPr>
+              <w:t xml:space="preserve"> 1, 4, 7)</w:t>
+            </w:r>
+          </w:p>
+        </w:tc>
+        <w:tc>
+          <w:tcPr>
+            <w:tcW w:w="3172" w:type="dxa"/>
+            <w:vAlign w:val="center"/>
+          </w:tcPr>
+          <w:p>
+            <w:pPr>
+              <w:spacing w:before="40" w:after="40" w:line="276" w:lineRule="auto"/>
+              <w:rPr>
+                <w:rFonts w:ascii="Arial" w:hAnsi="Arial" w:cs="Arial"/>
+                <w:sz w:val="18"/>
+              </w:rPr>
+            </w:pPr>
+            <w:r>
+              <w:rPr>
+                <w:rFonts w:ascii="Arial" w:hAnsi="Arial" w:cs="Arial"/>
+                <w:sz w:val="18"/>
+                <w:szCs w:val="18"/>
+              </w:rPr>
+              <w:t xml:space="preserve">Diseño arquitectónico desacoplado y modelo relacional </w:t>
+            </w:r>
+            <w:proofErr w:type="spellStart"/>
+            <w:r>
+              <w:rPr>
+                <w:rFonts w:ascii="Arial" w:hAnsi="Arial" w:cs="Arial"/>
+                <w:sz w:val="18"/>
+                <w:szCs w:val="18"/>
+              </w:rPr>
+              <w:t>multi-tenant</w:t>
+            </w:r>
+            <w:proofErr w:type="spellEnd"/>
+            <w:r>
+              <w:rPr>
+                <w:rFonts w:ascii="Arial" w:hAnsi="Arial" w:cs="Arial"/>
+                <w:sz w:val="18"/>
+                <w:szCs w:val="18"/>
+              </w:rPr>
+              <w:t xml:space="preserve">; construcción de API REST en Node.js/Express; configuración de Docker </w:t>
+            </w:r>
+            <w:proofErr w:type="spellStart"/>
+            <w:r>
+              <w:rPr>
+                <w:rFonts w:ascii="Arial" w:hAnsi="Arial" w:cs="Arial"/>
+                <w:sz w:val="18"/>
+                <w:szCs w:val="18"/>
+              </w:rPr>
+              <w:t>Compose</w:t>
+            </w:r>
+            <w:proofErr w:type="spellEnd"/>
+            <w:r>
+              <w:rPr>
+                <w:rFonts w:ascii="Arial" w:hAnsi="Arial" w:cs="Arial"/>
+                <w:sz w:val="18"/>
+                <w:szCs w:val="18"/>
+              </w:rPr>
+              <w:t xml:space="preserve"> y persistencia PostgreSQL; suites automatizadas contra base de datos real y despliegue continuo.</w:t>
+            </w:r>
+          </w:p>
+        </w:tc>
+        <w:tc>
+          <w:tcPr>
+            <w:tcW w:w="2498" w:type="dxa"/>
+            <w:vAlign w:val="center"/>
+          </w:tcPr>
+          <w:p>
+            <w:pPr>
+              <w:spacing w:before="40" w:after="40" w:line="276" w:lineRule="auto"/>
+              <w:rPr>
+                <w:rFonts w:ascii="Arial" w:hAnsi="Arial" w:cs="Arial"/>
+                <w:sz w:val="18"/>
+              </w:rPr>
+            </w:pPr>
+            <w:r>
+              <w:rPr>
+                <w:rFonts w:ascii="Arial" w:hAnsi="Arial" w:cs="Arial"/>
+                <w:sz w:val="18"/>
+                <w:szCs w:val="18"/>
+              </w:rPr>
+              <w:t xml:space="preserve">Historial de </w:t>
+            </w:r>
+            <w:proofErr w:type="spellStart"/>
+            <w:r>
+              <w:rPr>
+                <w:rFonts w:ascii="Arial" w:hAnsi="Arial" w:cs="Arial"/>
+                <w:sz w:val="18"/>
+                <w:szCs w:val="18"/>
+              </w:rPr>
+              <w:t>commits</w:t>
+            </w:r>
+            <w:proofErr w:type="spellEnd"/>
+            <w:r>
+              <w:rPr>
+                <w:rFonts w:ascii="Arial" w:hAnsi="Arial" w:cs="Arial"/>
+                <w:sz w:val="18"/>
+                <w:szCs w:val="18"/>
+              </w:rPr>
+              <w:t xml:space="preserve"> y </w:t>
+            </w:r>
+            <w:proofErr w:type="spellStart"/>
+            <w:r>
+              <w:rPr>
+                <w:rFonts w:ascii="Arial" w:hAnsi="Arial" w:cs="Arial"/>
+                <w:sz w:val="18"/>
+                <w:szCs w:val="18"/>
+              </w:rPr>
+              <w:t>PRs</w:t>
+            </w:r>
+            <w:proofErr w:type="spellEnd"/>
+            <w:r>
+              <w:rPr>
+                <w:rFonts w:ascii="Arial" w:hAnsi="Arial" w:cs="Arial"/>
+                <w:sz w:val="18"/>
+                <w:szCs w:val="18"/>
+              </w:rPr>
+              <w:t xml:space="preserve"> (ej. PR #4) en GitHub; esquema </w:t>
+            </w:r>
+            <w:proofErr w:type="spellStart"/>
+            <w:r>
+              <w:rPr>
+                <w:rFonts w:ascii="Arial" w:hAnsi="Arial" w:cs="Arial"/>
+                <w:sz w:val="18"/>
+                <w:szCs w:val="18"/>
+              </w:rPr>
+              <w:t>db</w:t>
+            </w:r>
+            <w:proofErr w:type="spellEnd"/>
+            <w:r>
+              <w:rPr>
+                <w:rFonts w:ascii="Arial" w:hAnsi="Arial" w:cs="Arial"/>
+                <w:sz w:val="18"/>
+                <w:szCs w:val="18"/>
+              </w:rPr>
+              <w:t>/</w:t>
+            </w:r>
+            <w:proofErr w:type="spellStart"/>
+            <w:r>
+              <w:rPr>
+                <w:rFonts w:ascii="Arial" w:hAnsi="Arial" w:cs="Arial"/>
+                <w:sz w:val="18"/>
+                <w:szCs w:val="18"/>
+              </w:rPr>
+              <w:t>schema.sql</w:t>
+            </w:r>
+            <w:proofErr w:type="spellEnd"/>
+            <w:r>
+              <w:rPr>
+                <w:rFonts w:ascii="Arial" w:hAnsi="Arial" w:cs="Arial"/>
+                <w:sz w:val="18"/>
+                <w:szCs w:val="18"/>
+              </w:rPr>
+              <w:t xml:space="preserve">; </w:t>
+            </w:r>
+            <w:proofErr w:type="spellStart"/>
+            <w:r>
+              <w:rPr>
+                <w:rFonts w:ascii="Arial" w:hAnsi="Arial" w:cs="Arial"/>
+                <w:sz w:val="18"/>
+                <w:szCs w:val="18"/>
+              </w:rPr>
+              <w:t>docker-compose.yml</w:t>
+            </w:r>
+            <w:proofErr w:type="spellEnd"/>
+            <w:r>
+              <w:rPr>
+                <w:rFonts w:ascii="Arial" w:hAnsi="Arial" w:cs="Arial"/>
+                <w:sz w:val="18"/>
+                <w:szCs w:val="18"/>
+              </w:rPr>
+              <w:t>; tarjetas en Trello.</w:t>
+            </w:r>
+          </w:p>
+        </w:tc>
+      </w:tr>
+    </w:tbl>
+    <w:p>
+      <w:pPr>
+        <w:spacing w:after="0" w:line="360" w:lineRule="auto"/>
+        <w:jc w:val="both"/>
+        <w:rPr>
+          <w:rFonts w:ascii="Arial" w:hAnsi="Arial" w:cs="Arial"/>
+        </w:rPr>
+      </w:pPr>
+    </w:p>
+    <w:p>
+      <w:pPr>
+        <w:spacing w:before="200" w:after="80" w:line="360" w:lineRule="auto"/>
+        <w:jc w:val="both"/>
+        <w:rPr>
+          <w:rFonts w:ascii="Arial" w:hAnsi="Arial" w:cs="Arial"/>
+          <w:b/>
+          <w:color w:val="1F3864"/>
+          <w:sz w:val="24"/>
+        </w:rPr>
+      </w:pPr>
+      <w:r>
+        <w:rPr>
+          <w:rFonts w:ascii="Arial" w:hAnsi="Arial" w:cs="Arial"/>
+          <w:b/>
+          <w:color w:val="1F3864"/>
+          <w:sz w:val="24"/>
+        </w:rPr>
+        <w:t>Enlaces de verificación</w:t>
+      </w:r>
+    </w:p>
+    <w:p>
+      <w:pPr>
+        <w:pStyle w:val="Prrafodelista"/>
+        <w:numPr>
+          <w:ilvl w:val="0"/>
+          <w:numId w:val="2"/>
+        </w:numPr>
+        <w:spacing w:after="60" w:line="360" w:lineRule="auto"/>
+        <w:jc w:val="both"/>
+        <w:rPr>
+          <w:rFonts w:ascii="Arial" w:hAnsi="Arial" w:cs="Arial"/>
+        </w:rPr>
+      </w:pPr>
+      <w:r>
+        <w:rPr>
+          <w:rFonts w:ascii="Arial" w:hAnsi="Arial" w:cs="Arial"/>
+        </w:rPr>
+        <w:t>Aplicación: https://localito-saas.vercel.app</w:t>
+      </w:r>
+    </w:p>
+    <w:p>
+      <w:pPr>
+        <w:pStyle w:val="Prrafodelista"/>
+        <w:numPr>
+          <w:ilvl w:val="0"/>
+          <w:numId w:val="2"/>
+        </w:numPr>
+        <w:spacing w:after="60" w:line="360" w:lineRule="auto"/>
+        <w:jc w:val="both"/>
+        <w:rPr>
+          <w:rFonts w:ascii="Arial" w:hAnsi="Arial" w:cs="Arial"/>
+        </w:rPr>
+      </w:pPr>
+      <w:r>
+        <w:rPr>
+          <w:rFonts w:ascii="Arial" w:hAnsi="Arial" w:cs="Arial"/>
+        </w:rPr>
+        <w:t>Repositorio: https://github.com/CamiloGonzalezSt/LocalitoSaaS</w:t>
+      </w:r>
+    </w:p>
+    <w:p>
+      <w:pPr>
+        <w:pStyle w:val="Prrafodelista"/>
+        <w:numPr>
+          <w:ilvl w:val="0"/>
+          <w:numId w:val="2"/>
+        </w:numPr>
+        <w:spacing w:after="60" w:line="360" w:lineRule="auto"/>
+        <w:jc w:val="both"/>
+        <w:rPr>
+          <w:rFonts w:ascii="Arial" w:hAnsi="Arial" w:cs="Arial"/>
+        </w:rPr>
+      </w:pPr>
+      <w:r>
+        <w:rPr>
+          <w:rFonts w:ascii="Arial" w:hAnsi="Arial" w:cs="Arial"/>
+        </w:rPr>
+        <w:t xml:space="preserve">Trello: </w:t>
+      </w:r>
+      <w:proofErr w:type="spellStart"/>
+      <w:r>
+        <w:rPr>
+          <w:rFonts w:ascii="Arial" w:hAnsi="Arial" w:cs="Arial"/>
+        </w:rPr>
+        <w:t>workspace</w:t>
+      </w:r>
+      <w:proofErr w:type="spellEnd"/>
+      <w:r>
+        <w:rPr>
+          <w:rFonts w:ascii="Arial" w:hAnsi="Arial" w:cs="Arial"/>
+        </w:rPr>
+        <w:t xml:space="preserve"> “</w:t>
+      </w:r>
+      <w:proofErr w:type="spellStart"/>
+      <w:r>
+        <w:rPr>
+          <w:rFonts w:ascii="Arial" w:hAnsi="Arial" w:cs="Arial"/>
+        </w:rPr>
+        <w:t>Localito</w:t>
+      </w:r>
+      <w:proofErr w:type="spellEnd"/>
+      <w:r>
+        <w:rPr>
+          <w:rFonts w:ascii="Arial" w:hAnsi="Arial" w:cs="Arial"/>
+        </w:rPr>
+        <w:t xml:space="preserve"> </w:t>
+      </w:r>
+      <w:proofErr w:type="spellStart"/>
+      <w:r>
+        <w:rPr>
+          <w:rFonts w:ascii="Arial" w:hAnsi="Arial" w:cs="Arial"/>
+        </w:rPr>
+        <w:t>Saas</w:t>
+      </w:r>
+      <w:proofErr w:type="spellEnd"/>
+      <w:r>
+        <w:rPr>
+          <w:rFonts w:ascii="Arial" w:hAnsi="Arial" w:cs="Arial"/>
+        </w:rPr>
+        <w:t>” (</w:t>
+      </w:r>
+      <w:proofErr w:type="spellStart"/>
+      <w:r>
+        <w:rPr>
+          <w:rFonts w:ascii="Arial" w:hAnsi="Arial" w:cs="Arial"/>
+        </w:rPr>
+        <w:t>Product</w:t>
+      </w:r>
+      <w:proofErr w:type="spellEnd"/>
+      <w:r>
+        <w:rPr>
+          <w:rFonts w:ascii="Arial" w:hAnsi="Arial" w:cs="Arial"/>
+        </w:rPr>
+        <w:t xml:space="preserve"> Backlog y tableros 01 a 04 de cada sprint)</w:t>
       </w:r>
     </w:p>
     <w:p>
@@ -5022,7 +7927,30 @@
           <w:rFonts w:ascii="Arial" w:hAnsi="Arial" w:cs="Arial"/>
         </w:rPr>
       </w:pPr>
-      <w:hyperlink r:id="rId15" w:history="1">
+      <w:hyperlink r:id="rId18" w:history="1">
+        <w:r>
+          <w:rPr>
+            <w:rStyle w:val="Hipervnculo"/>
+            <w:rFonts w:ascii="Arial" w:hAnsi="Arial" w:cs="Arial"/>
+          </w:rPr>
+          <w:t>https://trello.com/b/ufnRtH1n/00-product-backlog-localito</w:t>
+        </w:r>
+      </w:hyperlink>
+    </w:p>
+    <w:p>
+      <w:pPr>
+        <w:pStyle w:val="Prrafodelista"/>
+        <w:numPr>
+          <w:ilvl w:val="1"/>
+          <w:numId w:val="2"/>
+        </w:numPr>
+        <w:spacing w:after="60" w:line="360" w:lineRule="auto"/>
+        <w:jc w:val="both"/>
+        <w:rPr>
+          <w:rFonts w:ascii="Arial" w:hAnsi="Arial" w:cs="Arial"/>
+        </w:rPr>
+      </w:pPr>
+      <w:hyperlink r:id="rId19" w:history="1">
         <w:r>
           <w:rPr>
             <w:rStyle w:val="Hipervnculo"/>
@@ -5045,7 +7973,7 @@
           <w:rFonts w:ascii="Arial" w:hAnsi="Arial" w:cs="Arial"/>
         </w:rPr>
       </w:pPr>
-      <w:hyperlink r:id="rId16" w:history="1">
+      <w:hyperlink r:id="rId20" w:history="1">
         <w:r>
           <w:rPr>
             <w:rStyle w:val="Hipervnculo"/>
@@ -5068,27 +7996,13 @@
           <w:rFonts w:ascii="Arial" w:hAnsi="Arial" w:cs="Arial"/>
         </w:rPr>
       </w:pPr>
-      <w:hyperlink r:id="rId17" w:history="1">
+      <w:hyperlink r:id="rId21" w:history="1">
         <w:r>
           <w:rPr>
             <w:rStyle w:val="Hipervnculo"/>
             <w:rFonts w:ascii="Arial" w:hAnsi="Arial" w:cs="Arial"/>
           </w:rPr>
-          <w:t>https://trello.com/b/XSwFqTy5/03-sprint-3-</w:t>
-        </w:r>
-        <w:r>
-          <w:rPr>
-            <w:rStyle w:val="Hipervnculo"/>
-            <w:rFonts w:ascii="Arial" w:hAnsi="Arial" w:cs="Arial"/>
-          </w:rPr>
-          <w:t>l</w:t>
-        </w:r>
-        <w:r>
-          <w:rPr>
-            <w:rStyle w:val="Hipervnculo"/>
-            <w:rFonts w:ascii="Arial" w:hAnsi="Arial" w:cs="Arial"/>
-          </w:rPr>
-          <w:t>ocalito</w:t>
+          <w:t>https://trello.com/b/XSwFqTy5/03-sprint-3-localito</w:t>
         </w:r>
       </w:hyperlink>
     </w:p>
@@ -5105,11 +8019,55 @@
           <w:rFonts w:ascii="Arial" w:hAnsi="Arial" w:cs="Arial"/>
         </w:rPr>
       </w:pPr>
-      <w:r>
-        <w:rPr>
-          <w:rFonts w:ascii="Arial" w:hAnsi="Arial" w:cs="Arial"/>
-        </w:rPr>
-        <w:t>https://trello.com/b/QoPV9hLv/04-sprint-4-localito</w:t>
+      <w:hyperlink r:id="rId22" w:history="1">
+        <w:r>
+          <w:rPr>
+            <w:rStyle w:val="Hipervnculo"/>
+            <w:rFonts w:ascii="Arial" w:hAnsi="Arial" w:cs="Arial"/>
+          </w:rPr>
+          <w:t>https://trello.com/b/QoPV9hLv/04-sprint-4-localito</w:t>
+        </w:r>
+      </w:hyperlink>
+    </w:p>
+    <w:p>
+      <w:pPr>
+        <w:pStyle w:val="Prrafodelista"/>
+        <w:numPr>
+          <w:ilvl w:val="0"/>
+          <w:numId w:val="2"/>
+        </w:numPr>
+        <w:spacing w:after="60" w:line="360" w:lineRule="auto"/>
+        <w:jc w:val="both"/>
+        <w:rPr>
+          <w:rFonts w:ascii="Arial" w:hAnsi="Arial" w:cs="Arial"/>
+        </w:rPr>
+      </w:pPr>
+      <w:r>
+        <w:rPr>
+          <w:rFonts w:ascii="Arial" w:hAnsi="Arial" w:cs="Arial"/>
+          <w:b/>
+        </w:rPr>
+        <w:t xml:space="preserve">Registro histórico de Jira: </w:t>
+      </w:r>
+      <w:r>
+        <w:rPr>
+          <w:rFonts w:ascii="Arial" w:hAnsi="Arial" w:cs="Arial"/>
+        </w:rPr>
+        <w:t xml:space="preserve">carpeta </w:t>
+      </w:r>
+      <w:proofErr w:type="spellStart"/>
+      <w:r>
+        <w:rPr>
+          <w:rFonts w:ascii="Arial" w:hAnsi="Arial" w:cs="Arial"/>
+        </w:rPr>
+        <w:t>docs</w:t>
+      </w:r>
+      <w:proofErr w:type="spellEnd"/>
+      <w:r>
+        <w:rPr>
+          <w:rFonts w:ascii="Arial" w:hAnsi="Arial" w:cs="Arial"/>
+        </w:rPr>
+        <w:t>/90_historico_jira del repositorio (backlog exportado antes de la migración a Trello).</w:t>
       </w:r>
     </w:p>
     <w:p>
@@ -5148,13 +8106,536 @@
         </w:rPr>
       </w:pPr>
     </w:p>
+    <w:p>
+      <w:pPr>
+        <w:keepNext/>
+        <w:spacing w:before="200" w:after="80" w:line="360" w:lineRule="auto"/>
+        <w:jc w:val="both"/>
+        <w:rPr>
+          <w:rFonts w:ascii="Arial" w:hAnsi="Arial" w:cs="Arial"/>
+          <w:b/>
+          <w:color w:val="1F3864"/>
+          <w:sz w:val="24"/>
+          <w:lang w:val="en-US"/>
+        </w:rPr>
+      </w:pPr>
+      <w:proofErr w:type="spellStart"/>
+      <w:r>
+        <w:rPr>
+          <w:rFonts w:ascii="Arial" w:hAnsi="Arial" w:cs="Arial"/>
+          <w:b/>
+          <w:color w:val="1F3864"/>
+          <w:sz w:val="24"/>
+          <w:lang w:val="en-US"/>
+        </w:rPr>
+        <w:t>Referencias</w:t>
+      </w:r>
+      <w:proofErr w:type="spellEnd"/>
+    </w:p>
+    <w:p>
+      <w:pPr>
+        <w:spacing w:after="120" w:line="360" w:lineRule="auto"/>
+        <w:ind w:left="709" w:hanging="709"/>
+        <w:jc w:val="both"/>
+        <w:rPr>
+          <w:rFonts w:ascii="Arial" w:hAnsi="Arial" w:cs="Arial"/>
+        </w:rPr>
+      </w:pPr>
+      <w:r>
+        <w:rPr>
+          <w:rFonts w:ascii="Arial" w:hAnsi="Arial" w:cs="Arial"/>
+          <w:lang w:val="en-US"/>
+        </w:rPr>
+        <w:t>MDN Web Docs. (</w:t>
+      </w:r>
+      <w:proofErr w:type="spellStart"/>
+      <w:r>
+        <w:rPr>
+          <w:rFonts w:ascii="Arial" w:hAnsi="Arial" w:cs="Arial"/>
+          <w:lang w:val="en-US"/>
+        </w:rPr>
+        <w:t>s.f.</w:t>
+      </w:r>
+      <w:proofErr w:type="spellEnd"/>
+      <w:r>
+        <w:rPr>
+          <w:rFonts w:ascii="Arial" w:hAnsi="Arial" w:cs="Arial"/>
+          <w:lang w:val="en-US"/>
+        </w:rPr>
+        <w:t xml:space="preserve">). </w:t>
+      </w:r>
+      <w:r>
+        <w:rPr>
+          <w:rFonts w:ascii="Arial" w:hAnsi="Arial" w:cs="Arial"/>
+          <w:i/>
+          <w:lang w:val="en-US"/>
+        </w:rPr>
+        <w:t>Progressive web apps (PWAs)</w:t>
+      </w:r>
+      <w:r>
+        <w:rPr>
+          <w:rFonts w:ascii="Arial" w:hAnsi="Arial" w:cs="Arial"/>
+          <w:lang w:val="en-US"/>
+        </w:rPr>
+        <w:t xml:space="preserve">. </w:t>
+      </w:r>
+      <w:r>
+        <w:rPr>
+          <w:rFonts w:ascii="Arial" w:hAnsi="Arial" w:cs="Arial"/>
+        </w:rPr>
+        <w:t>Mozilla. https://developer.mozilla.org/es/docs/Web/Progressive_web_apps</w:t>
+      </w:r>
+    </w:p>
+    <w:p>
+      <w:pPr>
+        <w:spacing w:after="120" w:line="360" w:lineRule="auto"/>
+        <w:ind w:left="709" w:hanging="709"/>
+        <w:jc w:val="both"/>
+        <w:rPr>
+          <w:rFonts w:ascii="Arial" w:hAnsi="Arial" w:cs="Arial"/>
+          <w:lang w:val="en-US"/>
+        </w:rPr>
+      </w:pPr>
+      <w:r>
+        <w:rPr>
+          <w:rFonts w:ascii="Arial" w:hAnsi="Arial" w:cs="Arial"/>
+          <w:lang w:val="en-US"/>
+        </w:rPr>
+        <w:t>Meta Open Source. (</w:t>
+      </w:r>
+      <w:proofErr w:type="spellStart"/>
+      <w:r>
+        <w:rPr>
+          <w:rFonts w:ascii="Arial" w:hAnsi="Arial" w:cs="Arial"/>
+          <w:lang w:val="en-US"/>
+        </w:rPr>
+        <w:t>s.f.</w:t>
+      </w:r>
+      <w:proofErr w:type="spellEnd"/>
+      <w:r>
+        <w:rPr>
+          <w:rFonts w:ascii="Arial" w:hAnsi="Arial" w:cs="Arial"/>
+          <w:lang w:val="en-US"/>
+        </w:rPr>
+        <w:t xml:space="preserve">). </w:t>
+      </w:r>
+      <w:r>
+        <w:rPr>
+          <w:rFonts w:ascii="Arial" w:hAnsi="Arial" w:cs="Arial"/>
+          <w:i/>
+          <w:lang w:val="en-US"/>
+        </w:rPr>
+        <w:t>React documentation</w:t>
+      </w:r>
+      <w:r>
+        <w:rPr>
+          <w:rFonts w:ascii="Arial" w:hAnsi="Arial" w:cs="Arial"/>
+          <w:lang w:val="en-US"/>
+        </w:rPr>
+        <w:t>. https://react.dev/</w:t>
+      </w:r>
+    </w:p>
+    <w:p>
+      <w:pPr>
+        <w:spacing w:after="120" w:line="360" w:lineRule="auto"/>
+        <w:ind w:left="709" w:hanging="709"/>
+        <w:jc w:val="both"/>
+        <w:rPr>
+          <w:rFonts w:ascii="Arial" w:hAnsi="Arial" w:cs="Arial"/>
+          <w:lang w:val="en-US"/>
+        </w:rPr>
+      </w:pPr>
+      <w:r>
+        <w:rPr>
+          <w:rFonts w:ascii="Arial" w:hAnsi="Arial" w:cs="Arial"/>
+          <w:lang w:val="en-US"/>
+        </w:rPr>
+        <w:t>Microsoft. (</w:t>
+      </w:r>
+      <w:proofErr w:type="spellStart"/>
+      <w:r>
+        <w:rPr>
+          <w:rFonts w:ascii="Arial" w:hAnsi="Arial" w:cs="Arial"/>
+          <w:lang w:val="en-US"/>
+        </w:rPr>
+        <w:t>s.f.</w:t>
+      </w:r>
+      <w:proofErr w:type="spellEnd"/>
+      <w:r>
+        <w:rPr>
+          <w:rFonts w:ascii="Arial" w:hAnsi="Arial" w:cs="Arial"/>
+          <w:lang w:val="en-US"/>
+        </w:rPr>
+        <w:t xml:space="preserve">). </w:t>
+      </w:r>
+      <w:r>
+        <w:rPr>
+          <w:rFonts w:ascii="Arial" w:hAnsi="Arial" w:cs="Arial"/>
+          <w:i/>
+          <w:lang w:val="en-US"/>
+        </w:rPr>
+        <w:t>TypeScript documentation</w:t>
+      </w:r>
+      <w:r>
+        <w:rPr>
+          <w:rFonts w:ascii="Arial" w:hAnsi="Arial" w:cs="Arial"/>
+          <w:lang w:val="en-US"/>
+        </w:rPr>
+        <w:t>. https://www.typescriptlang.org/docs/</w:t>
+      </w:r>
+    </w:p>
+    <w:p>
+      <w:pPr>
+        <w:spacing w:after="120" w:line="360" w:lineRule="auto"/>
+        <w:ind w:left="709" w:hanging="709"/>
+        <w:jc w:val="both"/>
+        <w:rPr>
+          <w:rFonts w:ascii="Arial" w:hAnsi="Arial" w:cs="Arial"/>
+          <w:lang w:val="en-US"/>
+        </w:rPr>
+      </w:pPr>
+      <w:proofErr w:type="spellStart"/>
+      <w:r>
+        <w:rPr>
+          <w:rFonts w:ascii="Arial" w:hAnsi="Arial" w:cs="Arial"/>
+          <w:lang w:val="en-US"/>
+        </w:rPr>
+        <w:t>OpenJS</w:t>
+      </w:r>
+      <w:proofErr w:type="spellEnd"/>
+      <w:r>
+        <w:rPr>
+          <w:rFonts w:ascii="Arial" w:hAnsi="Arial" w:cs="Arial"/>
+          <w:lang w:val="en-US"/>
+        </w:rPr>
+        <w:t xml:space="preserve"> Foundation. (</w:t>
+      </w:r>
+      <w:proofErr w:type="spellStart"/>
+      <w:r>
+        <w:rPr>
+          <w:rFonts w:ascii="Arial" w:hAnsi="Arial" w:cs="Arial"/>
+          <w:lang w:val="en-US"/>
+        </w:rPr>
+        <w:t>s.f.</w:t>
+      </w:r>
+      <w:proofErr w:type="spellEnd"/>
+      <w:r>
+        <w:rPr>
+          <w:rFonts w:ascii="Arial" w:hAnsi="Arial" w:cs="Arial"/>
+          <w:lang w:val="en-US"/>
+        </w:rPr>
+        <w:t xml:space="preserve">). </w:t>
+      </w:r>
+      <w:r>
+        <w:rPr>
+          <w:rFonts w:ascii="Arial" w:hAnsi="Arial" w:cs="Arial"/>
+          <w:i/>
+          <w:lang w:val="en-US"/>
+        </w:rPr>
+        <w:t xml:space="preserve">Express: Framework web </w:t>
+      </w:r>
+      <w:proofErr w:type="spellStart"/>
+      <w:r>
+        <w:rPr>
+          <w:rFonts w:ascii="Arial" w:hAnsi="Arial" w:cs="Arial"/>
+          <w:i/>
+          <w:lang w:val="en-US"/>
+        </w:rPr>
+        <w:t>rápido</w:t>
+      </w:r>
+      <w:proofErr w:type="spellEnd"/>
+      <w:r>
+        <w:rPr>
+          <w:rFonts w:ascii="Arial" w:hAnsi="Arial" w:cs="Arial"/>
+          <w:i/>
+          <w:lang w:val="en-US"/>
+        </w:rPr>
+        <w:t xml:space="preserve">, </w:t>
+      </w:r>
+      <w:proofErr w:type="spellStart"/>
+      <w:r>
+        <w:rPr>
+          <w:rFonts w:ascii="Arial" w:hAnsi="Arial" w:cs="Arial"/>
+          <w:i/>
+          <w:lang w:val="en-US"/>
+        </w:rPr>
+        <w:t>minimalista</w:t>
+      </w:r>
+      <w:proofErr w:type="spellEnd"/>
+      <w:r>
+        <w:rPr>
+          <w:rFonts w:ascii="Arial" w:hAnsi="Arial" w:cs="Arial"/>
+          <w:i/>
+          <w:lang w:val="en-US"/>
+        </w:rPr>
+        <w:t xml:space="preserve"> y flexible para Node.js</w:t>
+      </w:r>
+      <w:r>
+        <w:rPr>
+          <w:rFonts w:ascii="Arial" w:hAnsi="Arial" w:cs="Arial"/>
+          <w:lang w:val="en-US"/>
+        </w:rPr>
+        <w:t>. https://expressjs.com/es/</w:t>
+      </w:r>
+    </w:p>
+    <w:p>
+      <w:pPr>
+        <w:spacing w:after="120" w:line="360" w:lineRule="auto"/>
+        <w:ind w:left="709" w:hanging="709"/>
+        <w:jc w:val="both"/>
+        <w:rPr>
+          <w:rFonts w:ascii="Arial" w:hAnsi="Arial" w:cs="Arial"/>
+          <w:lang w:val="en-US"/>
+        </w:rPr>
+      </w:pPr>
+      <w:r>
+        <w:rPr>
+          <w:rFonts w:ascii="Arial" w:hAnsi="Arial" w:cs="Arial"/>
+          <w:lang w:val="en-US"/>
+        </w:rPr>
+        <w:t>OWASP Foundation. (</w:t>
+      </w:r>
+      <w:proofErr w:type="spellStart"/>
+      <w:r>
+        <w:rPr>
+          <w:rFonts w:ascii="Arial" w:hAnsi="Arial" w:cs="Arial"/>
+          <w:lang w:val="en-US"/>
+        </w:rPr>
+        <w:t>s.f.</w:t>
+      </w:r>
+      <w:proofErr w:type="spellEnd"/>
+      <w:r>
+        <w:rPr>
+          <w:rFonts w:ascii="Arial" w:hAnsi="Arial" w:cs="Arial"/>
+          <w:lang w:val="en-US"/>
+        </w:rPr>
+        <w:t xml:space="preserve">). </w:t>
+      </w:r>
+      <w:r>
+        <w:rPr>
+          <w:rFonts w:ascii="Arial" w:hAnsi="Arial" w:cs="Arial"/>
+          <w:i/>
+          <w:lang w:val="en-US"/>
+        </w:rPr>
+        <w:t>Password storage cheat sheet</w:t>
+      </w:r>
+      <w:r>
+        <w:rPr>
+          <w:rFonts w:ascii="Arial" w:hAnsi="Arial" w:cs="Arial"/>
+          <w:lang w:val="en-US"/>
+        </w:rPr>
+        <w:t>. OWASP Cheat Sheet Series. https://cheatsheetseries.owasp.org/cheatsheets/Password_Storage_Cheat_Sheet.html</w:t>
+      </w:r>
+    </w:p>
+    <w:p>
+      <w:pPr>
+        <w:spacing w:after="120" w:line="360" w:lineRule="auto"/>
+        <w:ind w:left="709" w:hanging="709"/>
+        <w:jc w:val="both"/>
+        <w:rPr>
+          <w:rFonts w:ascii="Arial" w:hAnsi="Arial" w:cs="Arial"/>
+        </w:rPr>
+      </w:pPr>
+      <w:r>
+        <w:rPr>
+          <w:rFonts w:ascii="Arial" w:hAnsi="Arial" w:cs="Arial"/>
+        </w:rPr>
+        <w:t xml:space="preserve">Schwaber, K. y Sutherland, J. (2020). </w:t>
+      </w:r>
+      <w:r>
+        <w:rPr>
+          <w:rFonts w:ascii="Arial" w:hAnsi="Arial" w:cs="Arial"/>
+          <w:i/>
+        </w:rPr>
+        <w:t>La Guía Scrum: La guía definitiva de Scrum: Las reglas del juego</w:t>
+      </w:r>
+      <w:r>
+        <w:rPr>
+          <w:rFonts w:ascii="Arial" w:hAnsi="Arial" w:cs="Arial"/>
+        </w:rPr>
+        <w:t>. https://scrumguides.org/</w:t>
+      </w:r>
+    </w:p>
+    <w:p>
+      <w:pPr>
+        <w:spacing w:after="120" w:line="360" w:lineRule="auto"/>
+        <w:ind w:left="709" w:hanging="709"/>
+        <w:jc w:val="both"/>
+        <w:rPr>
+          <w:rFonts w:ascii="Arial" w:hAnsi="Arial" w:cs="Arial"/>
+        </w:rPr>
+      </w:pPr>
+      <w:r>
+        <w:rPr>
+          <w:rFonts w:ascii="Arial" w:hAnsi="Arial" w:cs="Arial"/>
+          <w:lang w:val="en-US"/>
+        </w:rPr>
+        <w:t xml:space="preserve">The PostgreSQL Global Development Group. </w:t>
+      </w:r>
+      <w:r>
+        <w:rPr>
+          <w:rFonts w:ascii="Arial" w:hAnsi="Arial" w:cs="Arial"/>
+        </w:rPr>
+        <w:t xml:space="preserve">(s.f.). </w:t>
+      </w:r>
+      <w:r>
+        <w:rPr>
+          <w:rFonts w:ascii="Arial" w:hAnsi="Arial" w:cs="Arial"/>
+          <w:i/>
+        </w:rPr>
+        <w:t xml:space="preserve">PostgreSQL </w:t>
+      </w:r>
+      <w:proofErr w:type="spellStart"/>
+      <w:r>
+        <w:rPr>
+          <w:rFonts w:ascii="Arial" w:hAnsi="Arial" w:cs="Arial"/>
+          <w:i/>
+        </w:rPr>
+        <w:t>documentation</w:t>
+      </w:r>
+      <w:proofErr w:type="spellEnd"/>
+      <w:r>
+        <w:rPr>
+          <w:rFonts w:ascii="Arial" w:hAnsi="Arial" w:cs="Arial"/>
+        </w:rPr>
+        <w:t>. https://www.postgresql.org/docs/</w:t>
+      </w:r>
+    </w:p>
+    <w:p>
+      <w:pPr>
+        <w:spacing w:after="120" w:line="360" w:lineRule="auto"/>
+        <w:ind w:left="709" w:hanging="709"/>
+        <w:jc w:val="both"/>
+        <w:rPr>
+          <w:rFonts w:ascii="Arial" w:hAnsi="Arial" w:cs="Arial"/>
+        </w:rPr>
+      </w:pPr>
+      <w:proofErr w:type="spellStart"/>
+      <w:r>
+        <w:rPr>
+          <w:rFonts w:ascii="Arial" w:hAnsi="Arial" w:cs="Arial"/>
+        </w:rPr>
+        <w:t>Vercel</w:t>
+      </w:r>
+      <w:proofErr w:type="spellEnd"/>
+      <w:r>
+        <w:rPr>
+          <w:rFonts w:ascii="Arial" w:hAnsi="Arial" w:cs="Arial"/>
+        </w:rPr>
+        <w:t xml:space="preserve">. (s.f.). </w:t>
+      </w:r>
+      <w:proofErr w:type="spellStart"/>
+      <w:r>
+        <w:rPr>
+          <w:rFonts w:ascii="Arial" w:hAnsi="Arial" w:cs="Arial"/>
+          <w:i/>
+        </w:rPr>
+        <w:t>Vercel</w:t>
+      </w:r>
+      <w:proofErr w:type="spellEnd"/>
+      <w:r>
+        <w:rPr>
+          <w:rFonts w:ascii="Arial" w:hAnsi="Arial" w:cs="Arial"/>
+          <w:i/>
+        </w:rPr>
+        <w:t xml:space="preserve"> </w:t>
+      </w:r>
+      <w:proofErr w:type="spellStart"/>
+      <w:r>
+        <w:rPr>
+          <w:rFonts w:ascii="Arial" w:hAnsi="Arial" w:cs="Arial"/>
+          <w:i/>
+        </w:rPr>
+        <w:t>documentation</w:t>
+      </w:r>
+      <w:proofErr w:type="spellEnd"/>
+      <w:r>
+        <w:rPr>
+          <w:rFonts w:ascii="Arial" w:hAnsi="Arial" w:cs="Arial"/>
+        </w:rPr>
+        <w:t>. https://vercel.com/docs</w:t>
+      </w:r>
+    </w:p>
+    <w:p>
+      <w:pPr>
+        <w:spacing w:after="120" w:line="360" w:lineRule="auto"/>
+        <w:ind w:left="709" w:hanging="709"/>
+        <w:jc w:val="both"/>
+        <w:rPr>
+          <w:rFonts w:ascii="Arial" w:hAnsi="Arial" w:cs="Arial"/>
+        </w:rPr>
+      </w:pPr>
+      <w:proofErr w:type="spellStart"/>
+      <w:r>
+        <w:rPr>
+          <w:rFonts w:ascii="Arial" w:hAnsi="Arial" w:cs="Arial"/>
+          <w:lang w:val="en-US"/>
+        </w:rPr>
+        <w:t>ZXing</w:t>
+      </w:r>
+      <w:proofErr w:type="spellEnd"/>
+      <w:r>
+        <w:rPr>
+          <w:rFonts w:ascii="Arial" w:hAnsi="Arial" w:cs="Arial"/>
+          <w:lang w:val="en-US"/>
+        </w:rPr>
+        <w:t xml:space="preserve"> Project. (</w:t>
+      </w:r>
+      <w:proofErr w:type="spellStart"/>
+      <w:r>
+        <w:rPr>
+          <w:rFonts w:ascii="Arial" w:hAnsi="Arial" w:cs="Arial"/>
+          <w:lang w:val="en-US"/>
+        </w:rPr>
+        <w:t>s.f.</w:t>
+      </w:r>
+      <w:proofErr w:type="spellEnd"/>
+      <w:r>
+        <w:rPr>
+          <w:rFonts w:ascii="Arial" w:hAnsi="Arial" w:cs="Arial"/>
+          <w:lang w:val="en-US"/>
+        </w:rPr>
+        <w:t xml:space="preserve">). </w:t>
+      </w:r>
+      <w:proofErr w:type="spellStart"/>
+      <w:r>
+        <w:rPr>
+          <w:rFonts w:ascii="Arial" w:hAnsi="Arial" w:cs="Arial"/>
+          <w:i/>
+          <w:lang w:val="en-US"/>
+        </w:rPr>
+        <w:t>ZXing-js</w:t>
+      </w:r>
+      <w:proofErr w:type="spellEnd"/>
+      <w:r>
+        <w:rPr>
+          <w:rFonts w:ascii="Arial" w:hAnsi="Arial" w:cs="Arial"/>
+          <w:i/>
+          <w:lang w:val="en-US"/>
+        </w:rPr>
+        <w:t>: Multi-format 1D/2D barcode image processing library</w:t>
+      </w:r>
+      <w:r>
+        <w:rPr>
+          <w:rFonts w:ascii="Arial" w:hAnsi="Arial" w:cs="Arial"/>
+          <w:lang w:val="en-US"/>
+        </w:rPr>
+        <w:t xml:space="preserve">. </w:t>
+      </w:r>
+      <w:r>
+        <w:rPr>
+          <w:rFonts w:ascii="Arial" w:hAnsi="Arial" w:cs="Arial"/>
+        </w:rPr>
+        <w:t>GitHub. https://github.com/zxing-js/library</w:t>
+      </w:r>
+    </w:p>
     <w:sectPr>
-      <w:headerReference w:type="even" r:id="rId18"/>
-      <w:headerReference w:type="default" r:id="rId19"/>
-      <w:footerReference w:type="even" r:id="rId20"/>
-      <w:footerReference w:type="default" r:id="rId21"/>
-      <w:headerReference w:type="first" r:id="rId22"/>
-      <w:footerReference w:type="first" r:id="rId23"/>
+      <w:headerReference w:type="even" r:id="rId23"/>
+      <w:headerReference w:type="default" r:id="rId24"/>
+      <w:footerReference w:type="even" r:id="rId25"/>
+      <w:footerReference w:type="default" r:id="rId26"/>
+      <w:headerReference w:type="first" r:id="rId27"/>
+      <w:footerReference w:type="first" r:id="rId28"/>
       <w:pgSz w:w="11906" w:h="16838"/>
       <w:pgMar w:top="1417" w:right="1701" w:bottom="1417" w:left="1701" w:header="708" w:footer="708" w:gutter="0"/>
       <w:cols w:space="708"/>
@@ -5254,6 +8735,21 @@
           <w:lang w:val="es-CL"/>
         </w:rPr>
       </w:pPr>
+      <w:r>
+        <w:rPr>
+          <w:rStyle w:val="Refdenotaalpie"/>
+        </w:rPr>
+        <w:footnoteRef/>
+      </w:r>
+      <w:r>
+        <w:rPr>
+          <w:rFonts w:ascii="Arial" w:hAnsi="Arial" w:cs="Arial"/>
+          <w:color w:val="595959"/>
+          <w:sz w:val="18"/>
+          <w:lang w:val="es-CL"/>
+        </w:rPr>
+        <w:t xml:space="preserve"> El responsable lidera la actividad y responde por su avance; el resto del equipo colabora en su revisión y en las ceremonias Scrum.</w:t>
+      </w:r>
     </w:p>
   </w:footnote>
 </w:footnotes>
